--- a/Nguon_du_lieu_va_ket_qua_demo_Honeytoken.docx
+++ b/Nguon_du_lieu_va_ket_qua_demo_Honeytoken.docx
@@ -5,25 +5,23 @@
     <w:p>
       <w:pPr>
         <w:pStyle w:val="Title"/>
+        <w:jc w:val="left"/>
       </w:pPr>
       <w:r>
-        <w:t>Nguồn dữ liệu và kết quả demo Honeytoken</w:t>
+        <w:t>Ứng dụng Machine Learning trong cơ chế Honeytoken thích nghi cho bảo vệ cơ sở dữ liệu</w:t>
       </w:r>
     </w:p>
     <w:p>
       <w:pPr>
-        <w:spacing w:after="280"/>
+        <w:spacing w:after="240"/>
       </w:pPr>
       <w:r>
-        <w:t>Demo A là baseline tham chiếu theo bài báo; Demo B là phần nâng cấp chính của đồ án</w:t>
+        <w:t>Phương pháp và kết quả  |  Demo A SDV/HMA làm mốc đánh giá  |  Demo B Random Forest là nội dung chính</w:t>
       </w:r>
     </w:p>
     <w:p>
       <w:r>
-        <w:rPr>
-          <w:i/>
-        </w:rPr>
-        <w:t>Ngày tổng hợp: 26/10/2026  |  Phạm vi: các artefact kết quả đã lưu trong hai thư mục DemoA và DemoB</w:t>
+        <w:t>Đồ án tập trung vào Demo B: ứng dụng Random Forest để chấm điểm rủi ro phòng ban, chọn vị trí honeytoken thích nghi và phân tích cảnh báo hành vi. Demo A dùng SDV/HMA làm phương pháp tham chiếu để đánh giá. Để so sánh vị trí công bằng, A và B dùng chung nội dung honeytoken HMA; khác biệt chính là cách chọn phòng ban. Kết quả hiện có cho thấy B có nhiều phiên truy vấn mục tiêu chạm token hơn trong bộ thử nghiệm lab này, còn phép kiểm tra ID mới nhất bị bão hòa ở cả hai phương pháp.</w:t>
       </w:r>
     </w:p>
     <w:p>
@@ -31,12 +29,33 @@
         <w:pStyle w:val="Heading1"/>
       </w:pPr>
       <w:r>
-        <w:t>Kết luận chính</w:t>
+        <w:t>1. Kết luận chính</w:t>
       </w:r>
     </w:p>
     <w:p>
       <w:r>
-        <w:t>Demo A chỉ là bản tham chiếu paper-inspired để làm baseline so sánh, không phải phần nâng cấp mới của đồ án. Demo B mới là phần nâng cấp và đóng góp chính: bổ sung telemetry truy vấn, Random Forest chấm điểm rủi ro và thử nghiệm bố trí honeytoken thích nghi. Bảng so sánh đặt A và B trên cùng dữ liệu/kịch bản để đánh giá hiệu quả nâng cấp. Cả hai dùng Employee Sample Database; các nhãn tấn công trong kiểm thử do chương trình mô phỏng gán, không phải nhãn sự cố sản xuất.</w:t>
+        <w:t>Demo A là phương pháp đối chứng theo hướng bài báo: SDV HMASynthesizer học cấu trúc/phân bố dữ liệu nhiều bảng và sinh các dòng employee liên kết với salary, dept_emp, dept_manager và title; vị trí phòng ban giữ theo quan hệ HMA sinh ra. Demo B là phần chính của đồ án: dùng cùng candidate HMA để giữ nội dung/budget cố định, nhưng Random Forest học từ telemetry để chấm điểm rủi ro, phân bổ token vào phòng ban rủi ro cao, đồng thời phân loại hành vi truy vấn để phát hiện/cảnh báo. Random Forest không sinh trường dữ liệu nhân viên; HMA vẫn sinh nội dung token.</w:t>
+      </w:r>
+    </w:p>
+    <w:p>
+      <w:r>
+        <w:t>Đánh giá có hai câu hỏi riêng. (1) Placement: với cùng mục tiêu và truy vấn, phân bổ RF của Demo B có làm tăng tỷ lệ phiên/truy vấn trả về token so với vị trí HMA của Demo A không? (2) Cảnh báo hành vi: RF của B phân loại phiên đáng ngờ tốt hơn quy tắc token-hit của A thế nào, xét precision, recall, F1 và báo động giả? Không dùng chỉ số classifier để kết luận hiệu quả placement.</w:t>
+      </w:r>
+    </w:p>
+    <w:p>
+      <w:pPr>
+        <w:pStyle w:val="Heading1"/>
+      </w:pPr>
+      <w:r>
+        <w:t>2. Phương pháp</w:t>
+      </w:r>
+    </w:p>
+    <w:p>
+      <w:pPr>
+        <w:pStyle w:val="Heading2"/>
+      </w:pPr>
+      <w:r>
+        <w:t>2.1 Vai trò từng demo</w:t>
       </w:r>
     </w:p>
     <w:tbl>
@@ -44,8 +63,283 @@
         <w:tblStyle w:val="TableGrid"/>
         <w:tblW w:type="auto" w:w="0"/>
         <w:jc w:val="center"/>
-        <w:tblLayout w:type="fixed"/>
         <w:tblLook w:firstColumn="1" w:firstRow="1" w:lastColumn="0" w:lastRow="0" w:noHBand="0" w:noVBand="1" w:val="04A0"/>
+        <w:tblBorders>
+          <w:top w:val="single" w:sz="4" w:color="D9D9D9"/>
+          <w:left w:val="single" w:sz="4" w:color="D9D9D9"/>
+          <w:bottom w:val="single" w:sz="4" w:color="D9D9D9"/>
+          <w:right w:val="single" w:sz="4" w:color="D9D9D9"/>
+          <w:insideH w:val="single" w:sz="4" w:color="D9D9D9"/>
+          <w:insideV w:val="single" w:sz="4" w:color="D9D9D9"/>
+        </w:tblBorders>
+      </w:tblPr>
+      <w:tblGrid>
+        <w:gridCol w:w="3389"/>
+        <w:gridCol w:w="3389"/>
+        <w:gridCol w:w="3389"/>
+      </w:tblGrid>
+      <w:tr>
+        <w:tc>
+          <w:tcPr>
+            <w:tcW w:type="dxa" w:w="1728"/>
+            <w:shd w:fill="1F4E78"/>
+            <w:vAlign w:val="center"/>
+          </w:tcPr>
+          <w:p>
+            <w:pPr>
+              <w:spacing w:after="20"/>
+            </w:pPr>
+            <w:r>
+              <w:rPr>
+                <w:b/>
+                <w:color w:val="FFFFFF"/>
+                <w:sz w:val="18"/>
+              </w:rPr>
+              <w:t>Thành phần</w:t>
+            </w:r>
+          </w:p>
+        </w:tc>
+        <w:tc>
+          <w:tcPr>
+            <w:tcW w:type="dxa" w:w="3888"/>
+            <w:shd w:fill="1F4E78"/>
+            <w:vAlign w:val="center"/>
+          </w:tcPr>
+          <w:p>
+            <w:r>
+              <w:t>Demo A — SDV/HMA đối chứng</w:t>
+            </w:r>
+          </w:p>
+        </w:tc>
+        <w:tc>
+          <w:tcPr>
+            <w:tcW w:type="dxa" w:w="4176"/>
+            <w:shd w:fill="1F4E78"/>
+            <w:vAlign w:val="center"/>
+          </w:tcPr>
+          <w:p>
+            <w:r>
+              <w:t>Demo B — Random Forest trọng tâm</w:t>
+            </w:r>
+          </w:p>
+        </w:tc>
+      </w:tr>
+      <w:tr>
+        <w:tc>
+          <w:tcPr>
+            <w:tcW w:type="dxa" w:w="1728"/>
+            <w:vAlign w:val="center"/>
+          </w:tcPr>
+          <w:p>
+            <w:pPr>
+              <w:spacing w:after="20"/>
+            </w:pPr>
+            <w:r>
+              <w:rPr>
+                <w:sz w:val="18"/>
+              </w:rPr>
+              <w:t>Sinh nội dung</w:t>
+            </w:r>
+          </w:p>
+        </w:tc>
+        <w:tc>
+          <w:tcPr>
+            <w:tcW w:type="dxa" w:w="3888"/>
+            <w:vAlign w:val="center"/>
+          </w:tcPr>
+          <w:p>
+            <w:r>
+              <w:t>HMA sinh candidate quan hệ nhiều bảng; giữ department assignment HMA làm vị trí đối chứng. Cảnh báo khi token-hit.</w:t>
+            </w:r>
+          </w:p>
+        </w:tc>
+        <w:tc>
+          <w:tcPr>
+            <w:tcW w:type="dxa" w:w="4176"/>
+            <w:vAlign w:val="center"/>
+          </w:tcPr>
+          <w:p>
+            <w:r>
+              <w:t>Dùng candidate HMA chung; RF chấm rủi ro để chọn vị trí, đồng thời phân loại hành vi để phát hiện/cảnh báo.</w:t>
+            </w:r>
+          </w:p>
+        </w:tc>
+      </w:tr>
+      <w:tr>
+        <w:tc>
+          <w:tcPr>
+            <w:tcW w:type="dxa" w:w="1728"/>
+            <w:vAlign w:val="center"/>
+          </w:tcPr>
+          <w:p>
+            <w:pPr>
+              <w:spacing w:after="20"/>
+            </w:pPr>
+            <w:r>
+              <w:rPr>
+                <w:sz w:val="18"/>
+              </w:rPr>
+              <w:t>Chọn vị trí</w:t>
+            </w:r>
+          </w:p>
+        </w:tc>
+        <w:tc>
+          <w:tcPr>
+            <w:tcW w:type="dxa" w:w="3888"/>
+            <w:vAlign w:val="center"/>
+          </w:tcPr>
+          <w:p>
+            <w:pPr>
+              <w:spacing w:after="20"/>
+            </w:pPr>
+            <w:r>
+              <w:rPr>
+                <w:sz w:val="18"/>
+              </w:rPr>
+              <w:t>Giữ department assignment do HMA sinh.</w:t>
+            </w:r>
+          </w:p>
+        </w:tc>
+        <w:tc>
+          <w:tcPr>
+            <w:tcW w:type="dxa" w:w="4176"/>
+            <w:vAlign w:val="center"/>
+          </w:tcPr>
+          <w:p>
+            <w:pPr>
+              <w:spacing w:after="20"/>
+            </w:pPr>
+            <w:r>
+              <w:rPr>
+                <w:sz w:val="18"/>
+              </w:rPr>
+              <w:t>Random Forest chấm telemetry; điểm rủi ro trung bình mỗi department dùng để chia ngân sách token.</w:t>
+            </w:r>
+          </w:p>
+        </w:tc>
+      </w:tr>
+      <w:tr>
+        <w:tc>
+          <w:tcPr>
+            <w:tcW w:type="dxa" w:w="1728"/>
+            <w:vAlign w:val="center"/>
+          </w:tcPr>
+          <w:p>
+            <w:pPr>
+              <w:spacing w:after="20"/>
+            </w:pPr>
+            <w:r>
+              <w:rPr>
+                <w:sz w:val="18"/>
+              </w:rPr>
+              <w:t>Registry</w:t>
+            </w:r>
+          </w:p>
+        </w:tc>
+        <w:tc>
+          <w:tcPr>
+            <w:tcW w:type="dxa" w:w="3888"/>
+            <w:vAlign w:val="center"/>
+          </w:tcPr>
+          <w:p>
+            <w:pPr>
+              <w:spacing w:after="20"/>
+            </w:pPr>
+            <w:r>
+              <w:rPr>
+                <w:sz w:val="18"/>
+              </w:rPr>
+              <w:t>honeytoken_security, ID mặc định 910051–910100.</w:t>
+            </w:r>
+          </w:p>
+        </w:tc>
+        <w:tc>
+          <w:tcPr>
+            <w:tcW w:type="dxa" w:w="4176"/>
+            <w:vAlign w:val="center"/>
+          </w:tcPr>
+          <w:p>
+            <w:pPr>
+              <w:spacing w:after="20"/>
+            </w:pPr>
+            <w:r>
+              <w:rPr>
+                <w:sz w:val="18"/>
+              </w:rPr>
+              <w:t>honeytoken_security_b, ID mặc định 910001–910050.</w:t>
+            </w:r>
+          </w:p>
+        </w:tc>
+      </w:tr>
+      <w:tr>
+        <w:tc>
+          <w:tcPr>
+            <w:tcW w:type="dxa" w:w="1728"/>
+            <w:vAlign w:val="center"/>
+          </w:tcPr>
+          <w:p>
+            <w:pPr>
+              <w:spacing w:after="20"/>
+            </w:pPr>
+            <w:r>
+              <w:rPr>
+                <w:sz w:val="18"/>
+              </w:rPr>
+              <w:t>Ý nghĩa</w:t>
+            </w:r>
+          </w:p>
+        </w:tc>
+        <w:tc>
+          <w:tcPr>
+            <w:tcW w:type="dxa" w:w="3888"/>
+            <w:vAlign w:val="center"/>
+          </w:tcPr>
+          <w:p>
+            <w:r>
+              <w:t>Phương pháp tham chiếu theo hướng bài báo; chưa tái hiện human evaluation hoặc xác nhận mọi deployment strategy.</w:t>
+            </w:r>
+          </w:p>
+        </w:tc>
+        <w:tc>
+          <w:tcPr>
+            <w:tcW w:type="dxa" w:w="4176"/>
+            <w:vAlign w:val="center"/>
+          </w:tcPr>
+          <w:p>
+            <w:r>
+              <w:t>Đóng góp chính của đồ án: chọn vị trí thích nghi và phân tích cảnh báo bằng Random Forest.</w:t>
+            </w:r>
+          </w:p>
+        </w:tc>
+      </w:tr>
+    </w:tbl>
+    <w:p>
+      <w:pPr>
+        <w:spacing w:after="40"/>
+      </w:pPr>
+    </w:p>
+    <w:p>
+      <w:pPr>
+        <w:pStyle w:val="Heading2"/>
+      </w:pPr>
+      <w:r>
+        <w:t>2.2 Dữ liệu model và nguồn nhãn</w:t>
+      </w:r>
+    </w:p>
+    <w:tbl>
+      <w:tblPr>
+        <w:tblStyle w:val="TableGrid"/>
+        <w:tblW w:type="auto" w:w="0"/>
+        <w:jc w:val="center"/>
+        <w:tblLook w:firstColumn="1" w:firstRow="1" w:lastColumn="0" w:lastRow="0" w:noHBand="0" w:noVBand="1" w:val="04A0"/>
+        <w:tblBorders>
+          <w:top w:val="single" w:sz="4" w:color="D9D9D9"/>
+          <w:left w:val="single" w:sz="4" w:color="D9D9D9"/>
+          <w:bottom w:val="single" w:sz="4" w:color="D9D9D9"/>
+          <w:right w:val="single" w:sz="4" w:color="D9D9D9"/>
+          <w:insideH w:val="single" w:sz="4" w:color="D9D9D9"/>
+          <w:insideV w:val="single" w:sz="4" w:color="D9D9D9"/>
+        </w:tblBorders>
       </w:tblPr>
       <w:tblGrid>
         <w:gridCol w:w="3389"/>
@@ -56,81 +350,60 @@
         <w:tc>
           <w:tcPr>
             <w:tcW w:type="dxa" w:w="1944"/>
+            <w:shd w:fill="1F4E78"/>
             <w:vAlign w:val="center"/>
-            <w:tcMar>
-              <w:top w:w="90" w:type="dxa"/>
-              <w:start w:w="100" w:type="dxa"/>
-              <w:bottom w:w="90" w:type="dxa"/>
-              <w:end w:w="100" w:type="dxa"/>
-            </w:tcMar>
-            <w:shd w:fill="17365D"/>
           </w:tcPr>
           <w:p>
             <w:pPr>
-              <w:spacing w:after="20" w:before="20"/>
+              <w:spacing w:after="20"/>
             </w:pPr>
             <w:r>
               <w:rPr>
-                <w:rFonts w:ascii="Arial" w:hAnsi="Arial"/>
                 <w:b/>
                 <w:color w:val="FFFFFF"/>
-                <w:sz w:val="16"/>
+                <w:sz w:val="18"/>
               </w:rPr>
-              <w:t>Phần</w:t>
+              <w:t>Nguồn</w:t>
+            </w:r>
+          </w:p>
+        </w:tc>
+        <w:tc>
+          <w:tcPr>
+            <w:tcW w:type="dxa" w:w="4320"/>
+            <w:shd w:fill="1F4E78"/>
+            <w:vAlign w:val="center"/>
+          </w:tcPr>
+          <w:p>
+            <w:pPr>
+              <w:spacing w:after="20"/>
+            </w:pPr>
+            <w:r>
+              <w:rPr>
+                <w:b/>
+                <w:color w:val="FFFFFF"/>
+                <w:sz w:val="18"/>
+              </w:rPr>
+              <w:t>Dữ liệu sử dụng</w:t>
             </w:r>
           </w:p>
         </w:tc>
         <w:tc>
           <w:tcPr>
             <w:tcW w:type="dxa" w:w="3528"/>
+            <w:shd w:fill="1F4E78"/>
             <w:vAlign w:val="center"/>
-            <w:tcMar>
-              <w:top w:w="90" w:type="dxa"/>
-              <w:start w:w="100" w:type="dxa"/>
-              <w:bottom w:w="90" w:type="dxa"/>
-              <w:end w:w="100" w:type="dxa"/>
-            </w:tcMar>
-            <w:shd w:fill="17365D"/>
           </w:tcPr>
           <w:p>
             <w:pPr>
-              <w:spacing w:after="20" w:before="20"/>
+              <w:spacing w:after="20"/>
             </w:pPr>
             <w:r>
               <w:rPr>
-                <w:rFonts w:ascii="Arial" w:hAnsi="Arial"/>
                 <w:b/>
                 <w:color w:val="FFFFFF"/>
-                <w:sz w:val="16"/>
+                <w:sz w:val="18"/>
               </w:rPr>
-              <w:t>Dữ liệu dùng</w:t>
-            </w:r>
-          </w:p>
-        </w:tc>
-        <w:tc>
-          <w:tcPr>
-            <w:tcW w:type="dxa" w:w="4392"/>
-            <w:vAlign w:val="center"/>
-            <w:tcMar>
-              <w:top w:w="90" w:type="dxa"/>
-              <w:start w:w="100" w:type="dxa"/>
-              <w:bottom w:w="90" w:type="dxa"/>
-              <w:end w:w="100" w:type="dxa"/>
-            </w:tcMar>
-            <w:shd w:fill="17365D"/>
-          </w:tcPr>
-          <w:p>
-            <w:pPr>
-              <w:spacing w:after="20" w:before="20"/>
-            </w:pPr>
-            <w:r>
-              <w:rPr>
-                <w:rFonts w:ascii="Arial" w:hAnsi="Arial"/>
-                <w:b/>
-                <w:color w:val="FFFFFF"/>
-                <w:sz w:val="16"/>
-              </w:rPr>
-              <w:t>Điều cần hiểu</w:t>
+              <w:t>Giới hạn diễn giải</w:t>
             </w:r>
           </w:p>
         </w:tc>
@@ -140,23 +413,33 @@
           <w:tcPr>
             <w:tcW w:type="dxa" w:w="1944"/>
             <w:vAlign w:val="center"/>
-            <w:tcMar>
-              <w:top w:w="90" w:type="dxa"/>
-              <w:start w:w="100" w:type="dxa"/>
-              <w:bottom w:w="90" w:type="dxa"/>
-              <w:end w:w="100" w:type="dxa"/>
-            </w:tcMar>
           </w:tcPr>
           <w:p>
             <w:pPr>
-              <w:spacing w:after="20" w:before="20"/>
+              <w:spacing w:after="20"/>
             </w:pPr>
             <w:r>
               <w:rPr>
-                <w:rFonts w:ascii="Arial" w:hAnsi="Arial"/>
-                <w:sz w:val="16"/>
+                <w:sz w:val="18"/>
               </w:rPr>
-              <w:t>Demo A HMA</w:t>
+              <w:t>Employee Sample Database</w:t>
+            </w:r>
+          </w:p>
+        </w:tc>
+        <w:tc>
+          <w:tcPr>
+            <w:tcW w:type="dxa" w:w="4320"/>
+            <w:vAlign w:val="center"/>
+          </w:tcPr>
+          <w:p>
+            <w:pPr>
+              <w:spacing w:after="20"/>
+            </w:pPr>
+            <w:r>
+              <w:rPr>
+                <w:sz w:val="18"/>
+              </w:rPr>
+              <w:t>Bytebase dataset_large, dùng làm database mục tiêu và dữ liệu nguồn cho HMA; khoảng 10.000 nhân viên cùng các bảng quan hệ.</w:t>
             </w:r>
           </w:p>
         </w:tc>
@@ -164,47 +447,16 @@
           <w:tcPr>
             <w:tcW w:type="dxa" w:w="3528"/>
             <w:vAlign w:val="center"/>
-            <w:tcMar>
-              <w:top w:w="90" w:type="dxa"/>
-              <w:start w:w="100" w:type="dxa"/>
-              <w:bottom w:w="90" w:type="dxa"/>
-              <w:end w:w="100" w:type="dxa"/>
-            </w:tcMar>
           </w:tcPr>
           <w:p>
             <w:pPr>
-              <w:spacing w:after="20" w:before="20"/>
+              <w:spacing w:after="20"/>
             </w:pPr>
             <w:r>
               <w:rPr>
-                <w:rFonts w:ascii="Arial" w:hAnsi="Arial"/>
-                <w:sz w:val="16"/>
+                <w:sz w:val="18"/>
               </w:rPr>
-              <w:t>Các bảng nhân viên mẫu và quan hệ giữa bảng</w:t>
-            </w:r>
-          </w:p>
-        </w:tc>
-        <w:tc>
-          <w:tcPr>
-            <w:tcW w:type="dxa" w:w="4392"/>
-            <w:vAlign w:val="center"/>
-            <w:tcMar>
-              <w:top w:w="90" w:type="dxa"/>
-              <w:start w:w="100" w:type="dxa"/>
-              <w:bottom w:w="90" w:type="dxa"/>
-              <w:end w:w="100" w:type="dxa"/>
-            </w:tcMar>
-          </w:tcPr>
-          <w:p>
-            <w:pPr>
-              <w:spacing w:after="20" w:before="20"/>
-            </w:pPr>
-            <w:r>
-              <w:rPr>
-                <w:rFonts w:ascii="Arial" w:hAnsi="Arial"/>
-                <w:sz w:val="16"/>
-              </w:rPr>
-              <w:t>ML sinh dữ liệu honeytoken, không phân loại tấn công.</w:t>
+              <w:t>Dữ liệu mẫu, không có truy vấn người dùng hay nhãn tấn công.</w:t>
             </w:r>
           </w:p>
         </w:tc>
@@ -214,24 +466,33 @@
           <w:tcPr>
             <w:tcW w:type="dxa" w:w="1944"/>
             <w:vAlign w:val="center"/>
-            <w:tcMar>
-              <w:top w:w="90" w:type="dxa"/>
-              <w:start w:w="100" w:type="dxa"/>
-              <w:bottom w:w="90" w:type="dxa"/>
-              <w:end w:w="100" w:type="dxa"/>
-            </w:tcMar>
-            <w:shd w:fill="F3F7FA"/>
           </w:tcPr>
           <w:p>
             <w:pPr>
-              <w:spacing w:after="20" w:before="20"/>
+              <w:spacing w:after="20"/>
             </w:pPr>
             <w:r>
               <w:rPr>
-                <w:rFonts w:ascii="Arial" w:hAnsi="Arial"/>
-                <w:sz w:val="16"/>
+                <w:sz w:val="18"/>
               </w:rPr>
-              <w:t>Demo B benchmark</w:t>
+              <w:t>HMA/SDV</w:t>
+            </w:r>
+          </w:p>
+        </w:tc>
+        <w:tc>
+          <w:tcPr>
+            <w:tcW w:type="dxa" w:w="4320"/>
+            <w:vAlign w:val="center"/>
+          </w:tcPr>
+          <w:p>
+            <w:pPr>
+              <w:spacing w:after="20"/>
+            </w:pPr>
+            <w:r>
+              <w:rPr>
+                <w:sz w:val="18"/>
+              </w:rPr>
+              <w:t>employee, dept_emp, dept_manager, salary, title; department dùng làm danh mục tham chiếu.</w:t>
             </w:r>
           </w:p>
         </w:tc>
@@ -239,49 +500,16 @@
           <w:tcPr>
             <w:tcW w:type="dxa" w:w="3528"/>
             <w:vAlign w:val="center"/>
-            <w:tcMar>
-              <w:top w:w="90" w:type="dxa"/>
-              <w:start w:w="100" w:type="dxa"/>
-              <w:bottom w:w="90" w:type="dxa"/>
-              <w:end w:w="100" w:type="dxa"/>
-            </w:tcMar>
-            <w:shd w:fill="F3F7FA"/>
           </w:tcPr>
           <w:p>
             <w:pPr>
-              <w:spacing w:after="20" w:before="20"/>
+              <w:spacing w:after="20"/>
             </w:pPr>
             <w:r>
               <w:rPr>
-                <w:rFonts w:ascii="Arial" w:hAnsi="Arial"/>
-                <w:sz w:val="16"/>
+                <w:sz w:val="18"/>
               </w:rPr>
-              <w:t>4.000 dòng hành vi tổng hợp bằng NumPy</w:t>
-            </w:r>
-          </w:p>
-        </w:tc>
-        <w:tc>
-          <w:tcPr>
-            <w:tcW w:type="dxa" w:w="4392"/>
-            <w:vAlign w:val="center"/>
-            <w:tcMar>
-              <w:top w:w="90" w:type="dxa"/>
-              <w:start w:w="100" w:type="dxa"/>
-              <w:bottom w:w="90" w:type="dxa"/>
-              <w:end w:w="100" w:type="dxa"/>
-            </w:tcMar>
-            <w:shd w:fill="F3F7FA"/>
-          </w:tcPr>
-          <w:p>
-            <w:pPr>
-              <w:spacing w:after="20" w:before="20"/>
-            </w:pPr>
-            <w:r>
-              <w:rPr>
-                <w:rFonts w:ascii="Arial" w:hAnsi="Arial"/>
-                <w:sz w:val="16"/>
-              </w:rPr>
-              <w:t>Dùng để so sánh thuật toán trong kịch bản mô phỏng.</w:t>
+              <w:t>Sinh dữ liệu tổng hợp; không học nhãn attack.</w:t>
             </w:r>
           </w:p>
         </w:tc>
@@ -291,23 +519,33 @@
           <w:tcPr>
             <w:tcW w:type="dxa" w:w="1944"/>
             <w:vAlign w:val="center"/>
-            <w:tcMar>
-              <w:top w:w="90" w:type="dxa"/>
-              <w:start w:w="100" w:type="dxa"/>
-              <w:bottom w:w="90" w:type="dxa"/>
-              <w:end w:w="100" w:type="dxa"/>
-            </w:tcMar>
           </w:tcPr>
           <w:p>
             <w:pPr>
-              <w:spacing w:after="20" w:before="20"/>
+              <w:spacing w:after="20"/>
             </w:pPr>
             <w:r>
               <w:rPr>
-                <w:rFonts w:ascii="Arial" w:hAnsi="Arial"/>
-                <w:sz w:val="16"/>
+                <w:sz w:val="18"/>
               </w:rPr>
-              <w:t>Demo B live</w:t>
+              <w:t>Random Forest live</w:t>
+            </w:r>
+          </w:p>
+        </w:tc>
+        <w:tc>
+          <w:tcPr>
+            <w:tcW w:type="dxa" w:w="4320"/>
+            <w:vAlign w:val="center"/>
+          </w:tcPr>
+          <w:p>
+            <w:pPr>
+              <w:spacing w:after="20"/>
+            </w:pPr>
+            <w:r>
+              <w:rPr>
+                <w:sz w:val="18"/>
+              </w:rPr>
+              <w:t>Đặc trưng quan sát từ SELECT trong MySQL lab: số dòng, giờ, số bảng, tần suất, thời lượng, cờ department query.</w:t>
             </w:r>
           </w:p>
         </w:tc>
@@ -315,47 +553,122 @@
           <w:tcPr>
             <w:tcW w:type="dxa" w:w="3528"/>
             <w:vAlign w:val="center"/>
-            <w:tcMar>
-              <w:top w:w="90" w:type="dxa"/>
-              <w:start w:w="100" w:type="dxa"/>
-              <w:bottom w:w="90" w:type="dxa"/>
-              <w:end w:w="100" w:type="dxa"/>
-            </w:tcMar>
           </w:tcPr>
           <w:p>
             <w:pPr>
-              <w:spacing w:after="20" w:before="20"/>
+              <w:spacing w:after="20"/>
             </w:pPr>
             <w:r>
               <w:rPr>
-                <w:rFonts w:ascii="Arial" w:hAnsi="Arial"/>
-                <w:sz w:val="16"/>
+                <w:sz w:val="18"/>
               </w:rPr>
-              <w:t>980 truy vấn SELECT đo được trên MySQL cho mỗi demo</w:t>
+              <w:t>Đặc trưng đo thật trong lab; nhãn bình thường/đáng ngờ được simulator gán, không phải nhãn sự cố thật.</w:t>
+            </w:r>
+          </w:p>
+        </w:tc>
+      </w:tr>
+      <w:tr>
+        <w:tc>
+          <w:tcPr>
+            <w:tcW w:type="dxa" w:w="1944"/>
+            <w:vAlign w:val="center"/>
+          </w:tcPr>
+          <w:p>
+            <w:pPr>
+              <w:spacing w:after="20"/>
+            </w:pPr>
+            <w:r>
+              <w:rPr>
+                <w:sz w:val="18"/>
+              </w:rPr>
+              <w:t>Risk theo department</w:t>
             </w:r>
           </w:p>
         </w:tc>
         <w:tc>
           <w:tcPr>
-            <w:tcW w:type="dxa" w:w="4392"/>
+            <w:tcW w:type="dxa" w:w="4320"/>
             <w:vAlign w:val="center"/>
-            <w:tcMar>
-              <w:top w:w="90" w:type="dxa"/>
-              <w:start w:w="100" w:type="dxa"/>
-              <w:bottom w:w="90" w:type="dxa"/>
-              <w:end w:w="100" w:type="dxa"/>
-            </w:tcMar>
           </w:tcPr>
           <w:p>
             <w:pPr>
-              <w:spacing w:after="20" w:before="20"/>
+              <w:spacing w:after="20"/>
             </w:pPr>
             <w:r>
               <w:rPr>
-                <w:rFonts w:ascii="Arial" w:hAnsi="Arial"/>
-                <w:sz w:val="16"/>
+                <w:sz w:val="18"/>
               </w:rPr>
-              <w:t>Telemetry là quan sát thật trong lab; nhãn vẫn do script gán.</w:t>
+              <w:t>Điểm RF đã ghi trong behavior_events.sqlite3 từ truy vấn qua gateway; lấy trung bình theo department để phân bổ 50 token.</w:t>
+            </w:r>
+          </w:p>
+        </w:tc>
+        <w:tc>
+          <w:tcPr>
+            <w:tcW w:type="dxa" w:w="3528"/>
+            <w:vAlign w:val="center"/>
+          </w:tcPr>
+          <w:p>
+            <w:pPr>
+              <w:spacing w:after="20"/>
+            </w:pPr>
+            <w:r>
+              <w:rPr>
+                <w:sz w:val="18"/>
+              </w:rPr>
+              <w:t>Kết quả phụ thuộc vào truy vấn đã chạy và dữ liệu risk history hiện có.</w:t>
+            </w:r>
+          </w:p>
+        </w:tc>
+      </w:tr>
+      <w:tr>
+        <w:tc>
+          <w:tcPr>
+            <w:tcW w:type="dxa" w:w="1944"/>
+            <w:vAlign w:val="center"/>
+          </w:tcPr>
+          <w:p>
+            <w:pPr>
+              <w:spacing w:after="20"/>
+            </w:pPr>
+            <w:r>
+              <w:rPr>
+                <w:sz w:val="18"/>
+              </w:rPr>
+              <w:t>Benchmark NumPy cũ</w:t>
+            </w:r>
+          </w:p>
+        </w:tc>
+        <w:tc>
+          <w:tcPr>
+            <w:tcW w:type="dxa" w:w="4320"/>
+            <w:vAlign w:val="center"/>
+          </w:tcPr>
+          <w:p>
+            <w:pPr>
+              <w:spacing w:after="20"/>
+            </w:pPr>
+            <w:r>
+              <w:rPr>
+                <w:sz w:val="18"/>
+              </w:rPr>
+              <w:t>4.000 dòng đặc trưng/nhãn tổng hợp, seed 9001.</w:t>
+            </w:r>
+          </w:p>
+        </w:tc>
+        <w:tc>
+          <w:tcPr>
+            <w:tcW w:type="dxa" w:w="3528"/>
+            <w:vAlign w:val="center"/>
+          </w:tcPr>
+          <w:p>
+            <w:pPr>
+              <w:spacing w:after="20"/>
+            </w:pPr>
+            <w:r>
+              <w:rPr>
+                <w:sz w:val="18"/>
+              </w:rPr>
+              <w:t>Chỉ là benchmark phân loại tổng hợp; không phải bằng chứng placement.</w:t>
             </w:r>
           </w:p>
         </w:tc>
@@ -363,15 +676,25 @@
     </w:tbl>
     <w:p>
       <w:pPr>
-        <w:spacing w:after="0"/>
+        <w:spacing w:after="40"/>
       </w:pPr>
     </w:p>
     <w:p>
       <w:pPr>
-        <w:pStyle w:val="Heading1"/>
+        <w:pStyle w:val="Heading2"/>
       </w:pPr>
       <w:r>
-        <w:t>1. Nguồn dữ liệu đã dùng</w:t>
+        <w:t>2.3 Kịch bản attacker có mục tiêu</w:t>
+      </w:r>
+    </w:p>
+    <w:p>
+      <w:r>
+        <w:t>Attacker có thể nhắm phòng ban cụ thể và dùng nhiều kiểu trích xuất. Capture hiện có kiểm tra tất cả 9 phòng ban và lặp 20 lần theo cặp A/B. Mỗi phòng ban có ba truy vấn giống nhau trên hai demo: (1) lấy 250 emp_no cao nhất, dùng làm chẩn đoán bão hòa; (2) lấy mẫu giả ngẫu nhiên có seed, tối đa 25 dòng; (3) lấy 25 nhân viên có ngày tuyển dụng sớm nhất. Hai kiểu sau là phép đo placement chính. Cùng danh sách mục tiêu, seed và truy vấn được áp dụng cho A/B.</w:t>
+      </w:r>
+    </w:p>
+    <w:p>
+      <w:r>
+        <w:t>Kịch bản đánh giá cảnh báo gồm tra cứu bình thường, báo cáo hợp lệ, bảo trì, dò ID nhanh, quét phòng ban, thu thập rộng, low-and-slow, các truy vấn mục tiêu và canary validation. Canary biết trước ID token nên chỉ xác nhận đường cảnh báo; không dùng làm bằng chứng hiệu quả placement. Nhãn hành vi do script gán trong phòng lab, không phải nhãn sự cố ngoài đời.</w:t>
       </w:r>
     </w:p>
     <w:p>
@@ -379,38 +702,7 @@
         <w:pStyle w:val="Heading2"/>
       </w:pPr>
       <w:r>
-        <w:t>1.1 Employee Sample Database</w:t>
-      </w:r>
-    </w:p>
-    <w:p>
-      <w:r>
-        <w:t>Nguồn trực tiếp của database mục tiêu là Bytebase Employee Sample Database, bản dataset_large. Đây là bộ dữ liệu minh họa có cấu trúc nhiều bảng, dựa trên Employee sample database; không phải dữ liệu vận hành của một doanh nghiệp. Bản trong workspace gồm 10.000 nhân viên, 94.917 dòng lương, 11.051 dòng phân công phòng ban, 9 phòng ban, 24 dòng quản lý và 14.782 chức danh. Dataset cung cấp các thực thể để truy vấn và làm dữ liệu nguồn cho HMA; nó không cung cấp log truy cập, hành vi người dùng hay nhãn tấn công.</w:t>
-      </w:r>
-    </w:p>
-    <w:p>
-      <w:pPr>
-        <w:pStyle w:val="Heading2"/>
-      </w:pPr>
-      <w:r>
-        <w:t>1.2 Dữ liệu huấn luyện HMA của Demo A</w:t>
-      </w:r>
-    </w:p>
-    <w:p>
-      <w:r>
-        <w:t>Pipeline Demo A đọc employee, salary, dept_emp, dept_manager và title; department được giữ làm danh mục tham chiếu. HMA học phân bố và quan hệ cha–con giữa các bảng rồi sinh ứng viên. Manifest hiện ghi 50 employee, 467 salary, 55 dept_emp, 1 dept_manager và 74 title. Dải token của A là 910051–910100 để tách khỏi dải B 910001–910050.</w:t>
-      </w:r>
-    </w:p>
-    <w:p>
-      <w:r>
-        <w:t>HMA ở đây là mô hình sinh dữ liệu tổng hợp. Nó không học nhãn tấn công, không phải Random Forest hành vi, và việc sinh bản ghi có cấu trúc hợp lệ không tự chứng minh rằng bản ghi khó bị phân biệt.</w:t>
-      </w:r>
-    </w:p>
-    <w:p>
-      <w:pPr>
-        <w:pStyle w:val="Heading2"/>
-      </w:pPr>
-      <w:r>
-        <w:t>1.3 Hai nguồn cho model hành vi Demo B</w:t>
+        <w:t>2.4 Chỉ số so sánh vị trí</w:t>
       </w:r>
     </w:p>
     <w:tbl>
@@ -418,449 +710,15 @@
         <w:tblStyle w:val="TableGrid"/>
         <w:tblW w:type="auto" w:w="0"/>
         <w:jc w:val="center"/>
-        <w:tblLayout w:type="fixed"/>
         <w:tblLook w:firstColumn="1" w:firstRow="1" w:lastColumn="0" w:lastRow="0" w:noHBand="0" w:noVBand="1" w:val="04A0"/>
-      </w:tblPr>
-      <w:tblGrid>
-        <w:gridCol w:w="2541"/>
-        <w:gridCol w:w="2541"/>
-        <w:gridCol w:w="2541"/>
-        <w:gridCol w:w="2541"/>
-      </w:tblGrid>
-      <w:tr>
-        <w:tc>
-          <w:tcPr>
-            <w:tcW w:type="dxa" w:w="1800"/>
-            <w:vAlign w:val="center"/>
-            <w:tcMar>
-              <w:top w:w="90" w:type="dxa"/>
-              <w:start w:w="100" w:type="dxa"/>
-              <w:bottom w:w="90" w:type="dxa"/>
-              <w:end w:w="100" w:type="dxa"/>
-            </w:tcMar>
-            <w:shd w:fill="17365D"/>
-          </w:tcPr>
-          <w:p>
-            <w:pPr>
-              <w:spacing w:after="20" w:before="20"/>
-            </w:pPr>
-            <w:r>
-              <w:rPr>
-                <w:rFonts w:ascii="Arial" w:hAnsi="Arial"/>
-                <w:b/>
-                <w:color w:val="FFFFFF"/>
-                <w:sz w:val="15"/>
-              </w:rPr>
-              <w:t>Nguồn</w:t>
-            </w:r>
-          </w:p>
-        </w:tc>
-        <w:tc>
-          <w:tcPr>
-            <w:tcW w:type="dxa" w:w="3456"/>
-            <w:vAlign w:val="center"/>
-            <w:tcMar>
-              <w:top w:w="90" w:type="dxa"/>
-              <w:start w:w="100" w:type="dxa"/>
-              <w:bottom w:w="90" w:type="dxa"/>
-              <w:end w:w="100" w:type="dxa"/>
-            </w:tcMar>
-            <w:shd w:fill="17365D"/>
-          </w:tcPr>
-          <w:p>
-            <w:pPr>
-              <w:spacing w:after="20" w:before="20"/>
-            </w:pPr>
-            <w:r>
-              <w:rPr>
-                <w:rFonts w:ascii="Arial" w:hAnsi="Arial"/>
-                <w:b/>
-                <w:color w:val="FFFFFF"/>
-                <w:sz w:val="15"/>
-              </w:rPr>
-              <w:t>Cách tạo/thu</w:t>
-            </w:r>
-          </w:p>
-        </w:tc>
-        <w:tc>
-          <w:tcPr>
-            <w:tcW w:type="dxa" w:w="2520"/>
-            <w:vAlign w:val="center"/>
-            <w:tcMar>
-              <w:top w:w="90" w:type="dxa"/>
-              <w:start w:w="100" w:type="dxa"/>
-              <w:bottom w:w="90" w:type="dxa"/>
-              <w:end w:w="100" w:type="dxa"/>
-            </w:tcMar>
-            <w:shd w:fill="17365D"/>
-          </w:tcPr>
-          <w:p>
-            <w:pPr>
-              <w:spacing w:after="20" w:before="20"/>
-            </w:pPr>
-            <w:r>
-              <w:rPr>
-                <w:rFonts w:ascii="Arial" w:hAnsi="Arial"/>
-                <w:b/>
-                <w:color w:val="FFFFFF"/>
-                <w:sz w:val="15"/>
-              </w:rPr>
-              <w:t>Dùng cho model</w:t>
-            </w:r>
-          </w:p>
-        </w:tc>
-        <w:tc>
-          <w:tcPr>
-            <w:tcW w:type="dxa" w:w="2232"/>
-            <w:vAlign w:val="center"/>
-            <w:tcMar>
-              <w:top w:w="90" w:type="dxa"/>
-              <w:start w:w="100" w:type="dxa"/>
-              <w:bottom w:w="90" w:type="dxa"/>
-              <w:end w:w="100" w:type="dxa"/>
-            </w:tcMar>
-            <w:shd w:fill="17365D"/>
-          </w:tcPr>
-          <w:p>
-            <w:pPr>
-              <w:spacing w:after="20" w:before="20"/>
-            </w:pPr>
-            <w:r>
-              <w:rPr>
-                <w:rFonts w:ascii="Arial" w:hAnsi="Arial"/>
-                <w:b/>
-                <w:color w:val="FFFFFF"/>
-                <w:sz w:val="15"/>
-              </w:rPr>
-              <w:t>Giới hạn</w:t>
-            </w:r>
-          </w:p>
-        </w:tc>
-      </w:tr>
-      <w:tr>
-        <w:tc>
-          <w:tcPr>
-            <w:tcW w:type="dxa" w:w="1800"/>
-            <w:vAlign w:val="center"/>
-            <w:tcMar>
-              <w:top w:w="90" w:type="dxa"/>
-              <w:start w:w="100" w:type="dxa"/>
-              <w:bottom w:w="90" w:type="dxa"/>
-              <w:end w:w="100" w:type="dxa"/>
-            </w:tcMar>
-          </w:tcPr>
-          <w:p>
-            <w:pPr>
-              <w:spacing w:after="20" w:before="20"/>
-            </w:pPr>
-            <w:r>
-              <w:rPr>
-                <w:rFonts w:ascii="Arial" w:hAnsi="Arial"/>
-                <w:sz w:val="15"/>
-              </w:rPr>
-              <w:t>Benchmark tổng hợp</w:t>
-            </w:r>
-          </w:p>
-        </w:tc>
-        <w:tc>
-          <w:tcPr>
-            <w:tcW w:type="dxa" w:w="3456"/>
-            <w:vAlign w:val="center"/>
-            <w:tcMar>
-              <w:top w:w="90" w:type="dxa"/>
-              <w:start w:w="100" w:type="dxa"/>
-              <w:bottom w:w="90" w:type="dxa"/>
-              <w:end w:w="100" w:type="dxa"/>
-            </w:tcMar>
-          </w:tcPr>
-          <w:p>
-            <w:pPr>
-              <w:spacing w:after="20" w:before="20"/>
-            </w:pPr>
-            <w:r>
-              <w:rPr>
-                <w:rFonts w:ascii="Arial" w:hAnsi="Arial"/>
-                <w:sz w:val="15"/>
-              </w:rPr>
-              <w:t>NumPy sinh 4.000 dòng; seed 9001; 7 nhóm kịch bản.</w:t>
-            </w:r>
-          </w:p>
-        </w:tc>
-        <w:tc>
-          <w:tcPr>
-            <w:tcW w:type="dxa" w:w="2520"/>
-            <w:vAlign w:val="center"/>
-            <w:tcMar>
-              <w:top w:w="90" w:type="dxa"/>
-              <w:start w:w="100" w:type="dxa"/>
-              <w:bottom w:w="90" w:type="dxa"/>
-              <w:end w:w="100" w:type="dxa"/>
-            </w:tcMar>
-          </w:tcPr>
-          <w:p>
-            <w:pPr>
-              <w:spacing w:after="20" w:before="20"/>
-            </w:pPr>
-            <w:r>
-              <w:rPr>
-                <w:rFonts w:ascii="Arial" w:hAnsi="Arial"/>
-                <w:sz w:val="15"/>
-              </w:rPr>
-              <w:t>Model random_forest_synthetic.joblib và so sánh thuật toán.</w:t>
-            </w:r>
-          </w:p>
-        </w:tc>
-        <w:tc>
-          <w:tcPr>
-            <w:tcW w:type="dxa" w:w="2232"/>
-            <w:vAlign w:val="center"/>
-            <w:tcMar>
-              <w:top w:w="90" w:type="dxa"/>
-              <w:start w:w="100" w:type="dxa"/>
-              <w:bottom w:w="90" w:type="dxa"/>
-              <w:end w:w="100" w:type="dxa"/>
-            </w:tcMar>
-          </w:tcPr>
-          <w:p>
-            <w:pPr>
-              <w:spacing w:after="20" w:before="20"/>
-            </w:pPr>
-            <w:r>
-              <w:rPr>
-                <w:rFonts w:ascii="Arial" w:hAnsi="Arial"/>
-                <w:sz w:val="15"/>
-              </w:rPr>
-              <w:t>Không lấy hành vi từ database; nhãn và đặc trưng do code đặt.</w:t>
-            </w:r>
-          </w:p>
-        </w:tc>
-      </w:tr>
-      <w:tr>
-        <w:tc>
-          <w:tcPr>
-            <w:tcW w:type="dxa" w:w="1800"/>
-            <w:vAlign w:val="center"/>
-            <w:tcMar>
-              <w:top w:w="90" w:type="dxa"/>
-              <w:start w:w="100" w:type="dxa"/>
-              <w:bottom w:w="90" w:type="dxa"/>
-              <w:end w:w="100" w:type="dxa"/>
-            </w:tcMar>
-            <w:shd w:fill="F3F7FA"/>
-          </w:tcPr>
-          <w:p>
-            <w:pPr>
-              <w:spacing w:after="20" w:before="20"/>
-            </w:pPr>
-            <w:r>
-              <w:rPr>
-                <w:rFonts w:ascii="Arial" w:hAnsi="Arial"/>
-                <w:sz w:val="15"/>
-              </w:rPr>
-              <w:t>Telemetry MySQL lab</w:t>
-            </w:r>
-          </w:p>
-        </w:tc>
-        <w:tc>
-          <w:tcPr>
-            <w:tcW w:type="dxa" w:w="3456"/>
-            <w:vAlign w:val="center"/>
-            <w:tcMar>
-              <w:top w:w="90" w:type="dxa"/>
-              <w:start w:w="100" w:type="dxa"/>
-              <w:bottom w:w="90" w:type="dxa"/>
-              <w:end w:w="100" w:type="dxa"/>
-            </w:tcMar>
-            <w:shd w:fill="F3F7FA"/>
-          </w:tcPr>
-          <w:p>
-            <w:pPr>
-              <w:spacing w:after="20" w:before="20"/>
-            </w:pPr>
-            <w:r>
-              <w:rPr>
-                <w:rFonts w:ascii="Arial" w:hAnsi="Arial"/>
-                <w:sz w:val="15"/>
-              </w:rPr>
-              <w:t>5 lượt × 8 kịch bản; 40 session, 980 SELECT mỗi demo.</w:t>
-            </w:r>
-          </w:p>
-        </w:tc>
-        <w:tc>
-          <w:tcPr>
-            <w:tcW w:type="dxa" w:w="2520"/>
-            <w:vAlign w:val="center"/>
-            <w:tcMar>
-              <w:top w:w="90" w:type="dxa"/>
-              <w:start w:w="100" w:type="dxa"/>
-              <w:bottom w:w="90" w:type="dxa"/>
-              <w:end w:w="100" w:type="dxa"/>
-            </w:tcMar>
-            <w:shd w:fill="F3F7FA"/>
-          </w:tcPr>
-          <w:p>
-            <w:pPr>
-              <w:spacing w:after="20" w:before="20"/>
-            </w:pPr>
-            <w:r>
-              <w:rPr>
-                <w:rFonts w:ascii="Arial" w:hAnsi="Arial"/>
-                <w:sz w:val="15"/>
-              </w:rPr>
-              <w:t>Random Forest live của B; 6 đặc trưng đo từ truy vấn.</w:t>
-            </w:r>
-          </w:p>
-        </w:tc>
-        <w:tc>
-          <w:tcPr>
-            <w:tcW w:type="dxa" w:w="2232"/>
-            <w:vAlign w:val="center"/>
-            <w:tcMar>
-              <w:top w:w="90" w:type="dxa"/>
-              <w:start w:w="100" w:type="dxa"/>
-              <w:bottom w:w="90" w:type="dxa"/>
-              <w:end w:w="100" w:type="dxa"/>
-            </w:tcMar>
-            <w:shd w:fill="F3F7FA"/>
-          </w:tcPr>
-          <w:p>
-            <w:pPr>
-              <w:spacing w:after="20" w:before="20"/>
-            </w:pPr>
-            <w:r>
-              <w:rPr>
-                <w:rFonts w:ascii="Arial" w:hAnsi="Arial"/>
-                <w:sz w:val="15"/>
-              </w:rPr>
-              <w:t>Nhãn do simulator gán; không phải log sự cố thực tế.</w:t>
-            </w:r>
-          </w:p>
-        </w:tc>
-      </w:tr>
-      <w:tr>
-        <w:tc>
-          <w:tcPr>
-            <w:tcW w:type="dxa" w:w="1800"/>
-            <w:vAlign w:val="center"/>
-            <w:tcMar>
-              <w:top w:w="90" w:type="dxa"/>
-              <w:start w:w="100" w:type="dxa"/>
-              <w:bottom w:w="90" w:type="dxa"/>
-              <w:end w:w="100" w:type="dxa"/>
-            </w:tcMar>
-          </w:tcPr>
-          <w:p>
-            <w:pPr>
-              <w:spacing w:after="20" w:before="20"/>
-            </w:pPr>
-            <w:r>
-              <w:rPr>
-                <w:rFonts w:ascii="Arial" w:hAnsi="Arial"/>
-                <w:sz w:val="15"/>
-              </w:rPr>
-              <w:t>Token Demo B</w:t>
-            </w:r>
-          </w:p>
-        </w:tc>
-        <w:tc>
-          <w:tcPr>
-            <w:tcW w:type="dxa" w:w="3456"/>
-            <w:vAlign w:val="center"/>
-            <w:tcMar>
-              <w:top w:w="90" w:type="dxa"/>
-              <w:start w:w="100" w:type="dxa"/>
-              <w:bottom w:w="90" w:type="dxa"/>
-              <w:end w:w="100" w:type="dxa"/>
-            </w:tcMar>
-          </w:tcPr>
-          <w:p>
-            <w:pPr>
-              <w:spacing w:after="20" w:before="20"/>
-            </w:pPr>
-            <w:r>
-              <w:rPr>
-                <w:rFonts w:ascii="Arial" w:hAnsi="Arial"/>
-                <w:sz w:val="15"/>
-              </w:rPr>
-              <w:t>Seeder Faker tạo 50 bản ghi mồi IDs 910001–910050.</w:t>
-            </w:r>
-          </w:p>
-        </w:tc>
-        <w:tc>
-          <w:tcPr>
-            <w:tcW w:type="dxa" w:w="2520"/>
-            <w:vAlign w:val="center"/>
-            <w:tcMar>
-              <w:top w:w="90" w:type="dxa"/>
-              <w:start w:w="100" w:type="dxa"/>
-              <w:bottom w:w="90" w:type="dxa"/>
-              <w:end w:w="100" w:type="dxa"/>
-            </w:tcMar>
-          </w:tcPr>
-          <w:p>
-            <w:pPr>
-              <w:spacing w:after="20" w:before="20"/>
-            </w:pPr>
-            <w:r>
-              <w:rPr>
-                <w:rFonts w:ascii="Arial" w:hAnsi="Arial"/>
-                <w:sz w:val="15"/>
-              </w:rPr>
-              <w:t>Registry/hit kiểm thử, không phải tập train hành vi.</w:t>
-            </w:r>
-          </w:p>
-        </w:tc>
-        <w:tc>
-          <w:tcPr>
-            <w:tcW w:type="dxa" w:w="2232"/>
-            <w:vAlign w:val="center"/>
-            <w:tcMar>
-              <w:top w:w="90" w:type="dxa"/>
-              <w:start w:w="100" w:type="dxa"/>
-              <w:bottom w:w="90" w:type="dxa"/>
-              <w:end w:w="100" w:type="dxa"/>
-            </w:tcMar>
-          </w:tcPr>
-          <w:p>
-            <w:pPr>
-              <w:spacing w:after="20" w:before="20"/>
-            </w:pPr>
-            <w:r>
-              <w:rPr>
-                <w:rFonts w:ascii="Arial" w:hAnsi="Arial"/>
-                <w:sz w:val="15"/>
-              </w:rPr>
-              <w:t>Bản ghi tổng hợp, không sinh bằng ML.</w:t>
-            </w:r>
-          </w:p>
-        </w:tc>
-      </w:tr>
-    </w:tbl>
-    <w:p>
-      <w:pPr>
-        <w:spacing w:after="0"/>
-      </w:pPr>
-    </w:p>
-    <w:p>
-      <w:r>
-        <w:t>Sáu đặc trưng live của B: số dòng trả về, giờ tại máy, số bảng mục tiêu, tần suất truy vấn trong session, thời lượng truy vấn và cờ truy vấn phòng ban. Random Forest có 200 cây, max_depth=8, class_weight=balanced, random_state=401. Ngưỡng lưu trong metadata là 0,9865.</w:t>
-      </w:r>
-    </w:p>
-    <w:p>
-      <w:pPr>
-        <w:pStyle w:val="Heading1"/>
-      </w:pPr>
-      <w:r>
-        <w:t>2. Nguồn tham khảo có thể dùng để mở rộng</w:t>
-      </w:r>
-    </w:p>
-    <w:tbl>
-      <w:tblPr>
-        <w:tblStyle w:val="TableGrid"/>
-        <w:tblW w:type="auto" w:w="0"/>
-        <w:jc w:val="center"/>
-        <w:tblLayout w:type="fixed"/>
-        <w:tblLook w:firstColumn="1" w:firstRow="1" w:lastColumn="0" w:lastRow="0" w:noHBand="0" w:noVBand="1" w:val="04A0"/>
+        <w:tblBorders>
+          <w:top w:val="single" w:sz="4" w:color="D9D9D9"/>
+          <w:left w:val="single" w:sz="4" w:color="D9D9D9"/>
+          <w:bottom w:val="single" w:sz="4" w:color="D9D9D9"/>
+          <w:right w:val="single" w:sz="4" w:color="D9D9D9"/>
+          <w:insideH w:val="single" w:sz="4" w:color="D9D9D9"/>
+          <w:insideV w:val="single" w:sz="4" w:color="D9D9D9"/>
+        </w:tblBorders>
       </w:tblPr>
       <w:tblGrid>
         <w:gridCol w:w="3389"/>
@@ -870,82 +728,61 @@
       <w:tr>
         <w:tc>
           <w:tcPr>
-            <w:tcW w:type="dxa" w:w="2520"/>
+            <w:tcW w:type="dxa" w:w="2160"/>
+            <w:shd w:fill="1F4E78"/>
             <w:vAlign w:val="center"/>
-            <w:tcMar>
-              <w:top w:w="90" w:type="dxa"/>
-              <w:start w:w="100" w:type="dxa"/>
-              <w:bottom w:w="90" w:type="dxa"/>
-              <w:end w:w="100" w:type="dxa"/>
-            </w:tcMar>
-            <w:shd w:fill="17365D"/>
           </w:tcPr>
           <w:p>
             <w:pPr>
-              <w:spacing w:after="20" w:before="20"/>
+              <w:spacing w:after="20"/>
             </w:pPr>
             <w:r>
               <w:rPr>
-                <w:rFonts w:ascii="Arial" w:hAnsi="Arial"/>
                 <w:b/>
                 <w:color w:val="FFFFFF"/>
-                <w:sz w:val="15"/>
+                <w:sz w:val="18"/>
               </w:rPr>
-              <w:t>Nguồn</w:t>
+              <w:t>Chỉ số</w:t>
             </w:r>
           </w:p>
         </w:tc>
         <w:tc>
           <w:tcPr>
-            <w:tcW w:type="dxa" w:w="4392"/>
+            <w:tcW w:type="dxa" w:w="5904"/>
+            <w:shd w:fill="1F4E78"/>
             <w:vAlign w:val="center"/>
-            <w:tcMar>
-              <w:top w:w="90" w:type="dxa"/>
-              <w:start w:w="100" w:type="dxa"/>
-              <w:bottom w:w="90" w:type="dxa"/>
-              <w:end w:w="100" w:type="dxa"/>
-            </w:tcMar>
-            <w:shd w:fill="17365D"/>
           </w:tcPr>
           <w:p>
             <w:pPr>
-              <w:spacing w:after="20" w:before="20"/>
+              <w:spacing w:after="20"/>
             </w:pPr>
             <w:r>
               <w:rPr>
-                <w:rFonts w:ascii="Arial" w:hAnsi="Arial"/>
                 <w:b/>
                 <w:color w:val="FFFFFF"/>
-                <w:sz w:val="15"/>
+                <w:sz w:val="18"/>
               </w:rPr>
-              <w:t>Nội dung được ghi nhận</w:t>
+              <w:t>Cách tính</w:t>
             </w:r>
           </w:p>
         </w:tc>
         <w:tc>
           <w:tcPr>
-            <w:tcW w:type="dxa" w:w="3096"/>
+            <w:tcW w:type="dxa" w:w="1728"/>
+            <w:shd w:fill="1F4E78"/>
             <w:vAlign w:val="center"/>
-            <w:tcMar>
-              <w:top w:w="90" w:type="dxa"/>
-              <w:start w:w="100" w:type="dxa"/>
-              <w:bottom w:w="90" w:type="dxa"/>
-              <w:end w:w="100" w:type="dxa"/>
-            </w:tcMar>
-            <w:shd w:fill="17365D"/>
           </w:tcPr>
           <w:p>
             <w:pPr>
-              <w:spacing w:after="20" w:before="20"/>
+              <w:spacing w:after="20"/>
             </w:pPr>
             <w:r>
               <w:rPr>
-                <w:rFonts w:ascii="Arial" w:hAnsi="Arial"/>
                 <w:b/>
                 <w:color w:val="FFFFFF"/>
-                <w:sz w:val="15"/>
+                <w:sz w:val="18"/>
               </w:rPr>
-              <w:t>Khả năng áp dụng</w:t>
+              <w:t>Đơn vị</w:t>
             </w:r>
           </w:p>
         </w:tc>
@@ -953,73 +790,52 @@
       <w:tr>
         <w:tc>
           <w:tcPr>
-            <w:tcW w:type="dxa" w:w="2520"/>
+            <w:tcW w:type="dxa" w:w="2160"/>
             <w:vAlign w:val="center"/>
-            <w:tcMar>
-              <w:top w:w="90" w:type="dxa"/>
-              <w:start w:w="100" w:type="dxa"/>
-              <w:bottom w:w="90" w:type="dxa"/>
-              <w:end w:w="100" w:type="dxa"/>
-            </w:tcMar>
           </w:tcPr>
           <w:p>
             <w:pPr>
-              <w:spacing w:after="20" w:before="20"/>
+              <w:spacing w:after="20"/>
             </w:pPr>
             <w:r>
               <w:rPr>
-                <w:rFonts w:ascii="Arial" w:hAnsi="Arial"/>
-                <w:sz w:val="15"/>
+                <w:sz w:val="18"/>
               </w:rPr>
-              <w:t>PhoneLab SQL trace</w:t>
+              <w:t>Phiên có token hit</w:t>
             </w:r>
           </w:p>
         </w:tc>
         <w:tc>
           <w:tcPr>
-            <w:tcW w:type="dxa" w:w="4392"/>
+            <w:tcW w:type="dxa" w:w="5904"/>
             <w:vAlign w:val="center"/>
-            <w:tcMar>
-              <w:top w:w="90" w:type="dxa"/>
-              <w:start w:w="100" w:type="dxa"/>
-              <w:bottom w:w="90" w:type="dxa"/>
-              <w:end w:w="100" w:type="dxa"/>
-            </w:tcMar>
           </w:tcPr>
           <w:p>
             <w:pPr>
-              <w:spacing w:after="20" w:before="20"/>
+              <w:spacing w:after="20"/>
             </w:pPr>
             <w:r>
               <w:rPr>
-                <w:rFonts w:ascii="Arial" w:hAnsi="Arial"/>
-                <w:sz w:val="15"/>
+                <w:sz w:val="18"/>
               </w:rPr>
-              <w:t>Khoảng 45,4 triệu câu lệnh SQLite từ 11 thiết bị Android trong một tháng; có thời gian chạy và số dòng trả về.</w:t>
+              <w:t>Số phiên mục tiêu có ít nhất một truy vấn trả về token / tổng phiên mục tiêu.</w:t>
             </w:r>
           </w:p>
         </w:tc>
         <w:tc>
           <w:tcPr>
-            <w:tcW w:type="dxa" w:w="3096"/>
+            <w:tcW w:type="dxa" w:w="1728"/>
             <w:vAlign w:val="center"/>
-            <w:tcMar>
-              <w:top w:w="90" w:type="dxa"/>
-              <w:start w:w="100" w:type="dxa"/>
-              <w:bottom w:w="90" w:type="dxa"/>
-              <w:end w:w="100" w:type="dxa"/>
-            </w:tcMar>
           </w:tcPr>
           <w:p>
             <w:pPr>
-              <w:spacing w:after="20" w:before="20"/>
+              <w:spacing w:after="20"/>
             </w:pPr>
             <w:r>
               <w:rPr>
-                <w:rFonts w:ascii="Arial" w:hAnsi="Arial"/>
-                <w:sz w:val="15"/>
+                <w:sz w:val="18"/>
               </w:rPr>
-              <w:t>Workload SQL thật nhưng không có nhãn tấn công, khác SQLite di động với MySQL doanh nghiệp.</w:t>
+              <w:t>phiên; %</w:t>
             </w:r>
           </w:p>
         </w:tc>
@@ -1027,76 +843,52 @@
       <w:tr>
         <w:tc>
           <w:tcPr>
-            <w:tcW w:type="dxa" w:w="2520"/>
+            <w:tcW w:type="dxa" w:w="2160"/>
             <w:vAlign w:val="center"/>
-            <w:tcMar>
-              <w:top w:w="90" w:type="dxa"/>
-              <w:start w:w="100" w:type="dxa"/>
-              <w:bottom w:w="90" w:type="dxa"/>
-              <w:end w:w="100" w:type="dxa"/>
-            </w:tcMar>
-            <w:shd w:fill="F3F7FA"/>
           </w:tcPr>
           <w:p>
             <w:pPr>
-              <w:spacing w:after="20" w:before="20"/>
+              <w:spacing w:after="20"/>
             </w:pPr>
             <w:r>
               <w:rPr>
-                <w:rFonts w:ascii="Arial" w:hAnsi="Arial"/>
-                <w:sz w:val="15"/>
+                <w:sz w:val="18"/>
               </w:rPr>
-              <w:t>LANL Comprehensive Cyber-Security Events</w:t>
+              <w:t>Truy vấn có token hit</w:t>
             </w:r>
           </w:p>
         </w:tc>
         <w:tc>
           <w:tcPr>
-            <w:tcW w:type="dxa" w:w="4392"/>
+            <w:tcW w:type="dxa" w:w="5904"/>
             <w:vAlign w:val="center"/>
-            <w:tcMar>
-              <w:top w:w="90" w:type="dxa"/>
-              <w:start w:w="100" w:type="dxa"/>
-              <w:bottom w:w="90" w:type="dxa"/>
-              <w:end w:w="100" w:type="dxa"/>
-            </w:tcMar>
-            <w:shd w:fill="F3F7FA"/>
           </w:tcPr>
           <w:p>
             <w:pPr>
-              <w:spacing w:after="20" w:before="20"/>
+              <w:spacing w:after="20"/>
             </w:pPr>
             <w:r>
               <w:rPr>
-                <w:rFonts w:ascii="Arial" w:hAnsi="Arial"/>
-                <w:sz w:val="15"/>
+                <w:sz w:val="18"/>
               </w:rPr>
-              <w:t>58 ngày log đã ẩn danh: xác thực, tiến trình, DNS, network flow và các sự kiện Red Team.</w:t>
+              <w:t>Số truy vấn mục tiêu trả về ít nhất một token / tổng truy vấn mục tiêu.</w:t>
             </w:r>
           </w:p>
         </w:tc>
         <w:tc>
           <w:tcPr>
-            <w:tcW w:type="dxa" w:w="3096"/>
+            <w:tcW w:type="dxa" w:w="1728"/>
             <w:vAlign w:val="center"/>
-            <w:tcMar>
-              <w:top w:w="90" w:type="dxa"/>
-              <w:start w:w="100" w:type="dxa"/>
-              <w:bottom w:w="90" w:type="dxa"/>
-              <w:end w:w="100" w:type="dxa"/>
-            </w:tcMar>
-            <w:shd w:fill="F3F7FA"/>
           </w:tcPr>
           <w:p>
             <w:pPr>
-              <w:spacing w:after="20" w:before="20"/>
+              <w:spacing w:after="20"/>
             </w:pPr>
             <w:r>
               <w:rPr>
-                <w:rFonts w:ascii="Arial" w:hAnsi="Arial"/>
-                <w:sz w:val="15"/>
+                <w:sz w:val="18"/>
               </w:rPr>
-              <w:t>Có mốc hành vi xấu nhưng không có SQL/database query; không đưa thẳng vào model feature hiện tại.</w:t>
+              <w:t>truy vấn; %</w:t>
             </w:r>
           </w:p>
         </w:tc>
@@ -1104,73 +896,93 @@
       <w:tr>
         <w:tc>
           <w:tcPr>
-            <w:tcW w:type="dxa" w:w="2520"/>
+            <w:tcW w:type="dxa" w:w="2160"/>
             <w:vAlign w:val="center"/>
-            <w:tcMar>
-              <w:top w:w="90" w:type="dxa"/>
-              <w:start w:w="100" w:type="dxa"/>
-              <w:bottom w:w="90" w:type="dxa"/>
-              <w:end w:w="100" w:type="dxa"/>
-            </w:tcMar>
           </w:tcPr>
           <w:p>
             <w:pPr>
-              <w:spacing w:after="20" w:before="20"/>
+              <w:spacing w:after="20"/>
             </w:pPr>
             <w:r>
               <w:rPr>
-                <w:rFonts w:ascii="Arial" w:hAnsi="Arial"/>
-                <w:sz w:val="15"/>
+                <w:sz w:val="18"/>
               </w:rPr>
-              <w:t>LANL Unified Host and Network</w:t>
+              <w:t>Theo mục tiêu</w:t>
             </w:r>
           </w:p>
         </w:tc>
         <w:tc>
           <w:tcPr>
-            <w:tcW w:type="dxa" w:w="4392"/>
+            <w:tcW w:type="dxa" w:w="5904"/>
             <w:vAlign w:val="center"/>
-            <w:tcMar>
-              <w:top w:w="90" w:type="dxa"/>
-              <w:start w:w="100" w:type="dxa"/>
-              <w:bottom w:w="90" w:type="dxa"/>
-              <w:end w:w="100" w:type="dxa"/>
-            </w:tcMar>
           </w:tcPr>
           <w:p>
-            <w:pPr>
-              <w:spacing w:after="20" w:before="20"/>
-            </w:pPr>
             <w:r>
-              <w:rPr>
-                <w:rFonts w:ascii="Arial" w:hAnsi="Arial"/>
-                <w:sz w:val="15"/>
-              </w:rPr>
-              <w:t>Tập con sự kiện host và mạng của LANL.</w:t>
+              <w:t>Tính riêng từng phòng ban và cách truy vấn; lấy mẫu 25 dòng và 25 ngày tuyển dụng sớm là chính, latest-250 là chẩn đoán.</w:t>
             </w:r>
           </w:p>
         </w:tc>
         <w:tc>
           <w:tcPr>
-            <w:tcW w:type="dxa" w:w="3096"/>
+            <w:tcW w:type="dxa" w:w="1728"/>
             <w:vAlign w:val="center"/>
-            <w:tcMar>
-              <w:top w:w="90" w:type="dxa"/>
-              <w:start w:w="100" w:type="dxa"/>
-              <w:bottom w:w="90" w:type="dxa"/>
-              <w:end w:w="100" w:type="dxa"/>
-            </w:tcMar>
+          </w:tcPr>
+          <w:p>
+            <w:r>
+              <w:t>phòng ban × cách truy vấn</w:t>
+            </w:r>
+          </w:p>
+        </w:tc>
+      </w:tr>
+      <w:tr>
+        <w:tc>
+          <w:tcPr>
+            <w:tcW w:type="dxa" w:w="2160"/>
+            <w:vAlign w:val="center"/>
           </w:tcPr>
           <w:p>
             <w:pPr>
-              <w:spacing w:after="20" w:before="20"/>
+              <w:spacing w:after="20"/>
             </w:pPr>
             <w:r>
               <w:rPr>
-                <w:rFonts w:ascii="Arial" w:hAnsi="Arial"/>
-                <w:sz w:val="15"/>
+                <w:sz w:val="18"/>
               </w:rPr>
-              <w:t>Dùng cho bối cảnh an ninh doanh nghiệp, không thay thế database audit log.</w:t>
+              <w:t>RF classifier metrics</w:t>
+            </w:r>
+          </w:p>
+        </w:tc>
+        <w:tc>
+          <w:tcPr>
+            <w:tcW w:type="dxa" w:w="5904"/>
+            <w:vAlign w:val="center"/>
+          </w:tcPr>
+          <w:p>
+            <w:pPr>
+              <w:spacing w:after="20"/>
+            </w:pPr>
+            <w:r>
+              <w:rPr>
+                <w:sz w:val="18"/>
+              </w:rPr>
+              <w:t>Accuracy, precision, recall, F1, FPR được báo ở tab riêng.</w:t>
+            </w:r>
+          </w:p>
+        </w:tc>
+        <w:tc>
+          <w:tcPr>
+            <w:tcW w:type="dxa" w:w="1728"/>
+            <w:vAlign w:val="center"/>
+          </w:tcPr>
+          <w:p>
+            <w:pPr>
+              <w:spacing w:after="20"/>
+            </w:pPr>
+            <w:r>
+              <w:rPr>
+                <w:sz w:val="18"/>
+              </w:rPr>
+              <w:t>% hoặc điểm F1</w:t>
             </w:r>
           </w:p>
         </w:tc>
@@ -1178,12 +990,12 @@
     </w:tbl>
     <w:p>
       <w:pPr>
-        <w:spacing w:after="0"/>
+        <w:spacing w:after="40"/>
       </w:pPr>
     </w:p>
     <w:p>
       <w:r>
-        <w:t>Chưa có nguồn công khai phù hợp kết hợp đồng thời log truy vấn MySQL thực, bối cảnh người dùng/nhân viên và nhãn insider attack có kiểm chứng. Vì vậy, hướng phù hợp nhất cho B là thu log gateway thật trong môi trường được phép, bổ sung nhãn được rà soát độc lập, rồi đánh giá trên người dùng hoặc giai đoạn thời gian chưa xuất hiện trong tập train.</w:t>
+        <w:t>Để công bằng, A/B dùng chung database employee, cùng nội dung HMA, ngân sách 50 token, mục tiêu, truy vấn và số lượt. Phép đo placement chính gồm 9 phòng ban × 2 kiểu truy vấn × 20 lượt = 360 phiên mỗi demo. Báo tỷ lệ phiên có hit, tỷ lệ truy vấn có hit và số lượt dòng token trả về. Nhóm cảnh báo ML được đánh giá riêng trên 700 phiên mỗi demo.</w:t>
       </w:r>
     </w:p>
     <w:p>
@@ -1191,12 +1003,20 @@
         <w:pStyle w:val="Heading1"/>
       </w:pPr>
       <w:r>
-        <w:t>3. Baseline tham chiếu Demo A (phương pháp bài báo)</w:t>
+        <w:t>3. Kết quả hiện có</w:t>
+      </w:r>
+    </w:p>
+    <w:p>
+      <w:pPr>
+        <w:pStyle w:val="Heading2"/>
+      </w:pPr>
+      <w:r>
+        <w:t>3.1 Kiểm thử chức năng Demo A</w:t>
       </w:r>
     </w:p>
     <w:p>
       <w:r>
-        <w:t>File nguồn: DemoA/results/static_baseline_metrics.json và static_baseline_results.csv. Đây là 100 truy vấn chức năng với 50 kết quả dương và 50 âm; các ID được xác định trước.</w:t>
+        <w:t>Artifacts: DemoA/results/static_baseline_metrics.json và static_baseline_results.csv. Thử nghiệm gồm 100 truy vấn ID đã biết trước, 50 dương và 50 âm.</w:t>
       </w:r>
     </w:p>
     <w:tbl>
@@ -1204,939 +1024,15 @@
         <w:tblStyle w:val="TableGrid"/>
         <w:tblW w:type="auto" w:w="0"/>
         <w:jc w:val="center"/>
-        <w:tblLayout w:type="fixed"/>
         <w:tblLook w:firstColumn="1" w:firstRow="1" w:lastColumn="0" w:lastRow="0" w:noHBand="0" w:noVBand="1" w:val="04A0"/>
-      </w:tblPr>
-      <w:tblGrid>
-        <w:gridCol w:w="5083"/>
-        <w:gridCol w:w="5083"/>
-      </w:tblGrid>
-      <w:tr>
-        <w:tc>
-          <w:tcPr>
-            <w:tcW w:type="dxa" w:w="5040"/>
-            <w:vAlign w:val="center"/>
-            <w:tcMar>
-              <w:top w:w="90" w:type="dxa"/>
-              <w:start w:w="100" w:type="dxa"/>
-              <w:bottom w:w="90" w:type="dxa"/>
-              <w:end w:w="100" w:type="dxa"/>
-            </w:tcMar>
-            <w:shd w:fill="17365D"/>
-          </w:tcPr>
-          <w:p>
-            <w:pPr>
-              <w:spacing w:after="20" w:before="20"/>
-            </w:pPr>
-            <w:r>
-              <w:rPr>
-                <w:rFonts w:ascii="Arial" w:hAnsi="Arial"/>
-                <w:b/>
-                <w:color w:val="FFFFFF"/>
-                <w:sz w:val="16"/>
-              </w:rPr>
-              <w:t>Chỉ số</w:t>
-            </w:r>
-          </w:p>
-        </w:tc>
-        <w:tc>
-          <w:tcPr>
-            <w:tcW w:type="dxa" w:w="4896"/>
-            <w:vAlign w:val="center"/>
-            <w:tcMar>
-              <w:top w:w="90" w:type="dxa"/>
-              <w:start w:w="100" w:type="dxa"/>
-              <w:bottom w:w="90" w:type="dxa"/>
-              <w:end w:w="100" w:type="dxa"/>
-            </w:tcMar>
-            <w:shd w:fill="17365D"/>
-          </w:tcPr>
-          <w:p>
-            <w:pPr>
-              <w:spacing w:after="20" w:before="20"/>
-            </w:pPr>
-            <w:r>
-              <w:rPr>
-                <w:rFonts w:ascii="Arial" w:hAnsi="Arial"/>
-                <w:b/>
-                <w:color w:val="FFFFFF"/>
-                <w:sz w:val="16"/>
-              </w:rPr>
-              <w:t>Kết quả</w:t>
-            </w:r>
-          </w:p>
-        </w:tc>
-      </w:tr>
-      <w:tr>
-        <w:tc>
-          <w:tcPr>
-            <w:tcW w:type="dxa" w:w="5040"/>
-            <w:vAlign w:val="center"/>
-            <w:tcMar>
-              <w:top w:w="90" w:type="dxa"/>
-              <w:start w:w="100" w:type="dxa"/>
-              <w:bottom w:w="90" w:type="dxa"/>
-              <w:end w:w="100" w:type="dxa"/>
-            </w:tcMar>
-          </w:tcPr>
-          <w:p>
-            <w:pPr>
-              <w:spacing w:after="20" w:before="20"/>
-            </w:pPr>
-            <w:r>
-              <w:rPr>
-                <w:rFonts w:ascii="Arial" w:hAnsi="Arial"/>
-                <w:sz w:val="16"/>
-              </w:rPr>
-              <w:t>TP / TN / FP / FN</w:t>
-            </w:r>
-          </w:p>
-        </w:tc>
-        <w:tc>
-          <w:tcPr>
-            <w:tcW w:type="dxa" w:w="4896"/>
-            <w:vAlign w:val="center"/>
-            <w:tcMar>
-              <w:top w:w="90" w:type="dxa"/>
-              <w:start w:w="100" w:type="dxa"/>
-              <w:bottom w:w="90" w:type="dxa"/>
-              <w:end w:w="100" w:type="dxa"/>
-            </w:tcMar>
-          </w:tcPr>
-          <w:p>
-            <w:pPr>
-              <w:spacing w:after="20" w:before="20"/>
-            </w:pPr>
-            <w:r>
-              <w:rPr>
-                <w:rFonts w:ascii="Arial" w:hAnsi="Arial"/>
-                <w:sz w:val="16"/>
-              </w:rPr>
-              <w:t>50 / 50 / 0 / 0</w:t>
-            </w:r>
-          </w:p>
-        </w:tc>
-      </w:tr>
-      <w:tr>
-        <w:tc>
-          <w:tcPr>
-            <w:tcW w:type="dxa" w:w="5040"/>
-            <w:vAlign w:val="center"/>
-            <w:tcMar>
-              <w:top w:w="90" w:type="dxa"/>
-              <w:start w:w="100" w:type="dxa"/>
-              <w:bottom w:w="90" w:type="dxa"/>
-              <w:end w:w="100" w:type="dxa"/>
-            </w:tcMar>
-            <w:shd w:fill="F3F7FA"/>
-          </w:tcPr>
-          <w:p>
-            <w:pPr>
-              <w:spacing w:after="20" w:before="20"/>
-            </w:pPr>
-            <w:r>
-              <w:rPr>
-                <w:rFonts w:ascii="Arial" w:hAnsi="Arial"/>
-                <w:sz w:val="16"/>
-              </w:rPr>
-              <w:t>Accuracy / Precision / Recall / F1</w:t>
-            </w:r>
-          </w:p>
-        </w:tc>
-        <w:tc>
-          <w:tcPr>
-            <w:tcW w:type="dxa" w:w="4896"/>
-            <w:vAlign w:val="center"/>
-            <w:tcMar>
-              <w:top w:w="90" w:type="dxa"/>
-              <w:start w:w="100" w:type="dxa"/>
-              <w:bottom w:w="90" w:type="dxa"/>
-              <w:end w:w="100" w:type="dxa"/>
-            </w:tcMar>
-            <w:shd w:fill="F3F7FA"/>
-          </w:tcPr>
-          <w:p>
-            <w:pPr>
-              <w:spacing w:after="20" w:before="20"/>
-            </w:pPr>
-            <w:r>
-              <w:rPr>
-                <w:rFonts w:ascii="Arial" w:hAnsi="Arial"/>
-                <w:sz w:val="16"/>
-              </w:rPr>
-              <w:t>100% / 100% / 100% / 1,000</w:t>
-            </w:r>
-          </w:p>
-        </w:tc>
-      </w:tr>
-      <w:tr>
-        <w:tc>
-          <w:tcPr>
-            <w:tcW w:type="dxa" w:w="5040"/>
-            <w:vAlign w:val="center"/>
-            <w:tcMar>
-              <w:top w:w="90" w:type="dxa"/>
-              <w:start w:w="100" w:type="dxa"/>
-              <w:bottom w:w="90" w:type="dxa"/>
-              <w:end w:w="100" w:type="dxa"/>
-            </w:tcMar>
-          </w:tcPr>
-          <w:p>
-            <w:pPr>
-              <w:spacing w:after="20" w:before="20"/>
-            </w:pPr>
-            <w:r>
-              <w:rPr>
-                <w:rFonts w:ascii="Arial" w:hAnsi="Arial"/>
-                <w:sz w:val="16"/>
-              </w:rPr>
-              <w:t>FPR</w:t>
-            </w:r>
-          </w:p>
-        </w:tc>
-        <w:tc>
-          <w:tcPr>
-            <w:tcW w:type="dxa" w:w="4896"/>
-            <w:vAlign w:val="center"/>
-            <w:tcMar>
-              <w:top w:w="90" w:type="dxa"/>
-              <w:start w:w="100" w:type="dxa"/>
-              <w:bottom w:w="90" w:type="dxa"/>
-              <w:end w:w="100" w:type="dxa"/>
-            </w:tcMar>
-          </w:tcPr>
-          <w:p>
-            <w:pPr>
-              <w:spacing w:after="20" w:before="20"/>
-            </w:pPr>
-            <w:r>
-              <w:rPr>
-                <w:rFonts w:ascii="Arial" w:hAnsi="Arial"/>
-                <w:sz w:val="16"/>
-              </w:rPr>
-              <w:t>0%</w:t>
-            </w:r>
-          </w:p>
-        </w:tc>
-      </w:tr>
-      <w:tr>
-        <w:tc>
-          <w:tcPr>
-            <w:tcW w:type="dxa" w:w="5040"/>
-            <w:vAlign w:val="center"/>
-            <w:tcMar>
-              <w:top w:w="90" w:type="dxa"/>
-              <w:start w:w="100" w:type="dxa"/>
-              <w:bottom w:w="90" w:type="dxa"/>
-              <w:end w:w="100" w:type="dxa"/>
-            </w:tcMar>
-            <w:shd w:fill="F3F7FA"/>
-          </w:tcPr>
-          <w:p>
-            <w:pPr>
-              <w:spacing w:after="20" w:before="20"/>
-            </w:pPr>
-            <w:r>
-              <w:rPr>
-                <w:rFonts w:ascii="Arial" w:hAnsi="Arial"/>
-                <w:sz w:val="16"/>
-              </w:rPr>
-              <w:t>Độ trễ trung bình / trung vị / P95</w:t>
-            </w:r>
-          </w:p>
-        </w:tc>
-        <w:tc>
-          <w:tcPr>
-            <w:tcW w:type="dxa" w:w="4896"/>
-            <w:vAlign w:val="center"/>
-            <w:tcMar>
-              <w:top w:w="90" w:type="dxa"/>
-              <w:start w:w="100" w:type="dxa"/>
-              <w:bottom w:w="90" w:type="dxa"/>
-              <w:end w:w="100" w:type="dxa"/>
-            </w:tcMar>
-            <w:shd w:fill="F3F7FA"/>
-          </w:tcPr>
-          <w:p>
-            <w:pPr>
-              <w:spacing w:after="20" w:before="20"/>
-            </w:pPr>
-            <w:r>
-              <w:rPr>
-                <w:rFonts w:ascii="Arial" w:hAnsi="Arial"/>
-                <w:sz w:val="16"/>
-              </w:rPr>
-              <w:t>218,63 / 217,27 / 235,59 ms</w:t>
-            </w:r>
-          </w:p>
-        </w:tc>
-      </w:tr>
-    </w:tbl>
-    <w:p>
-      <w:pPr>
-        <w:spacing w:after="0"/>
-      </w:pPr>
-    </w:p>
-    <w:p>
-      <w:r>
-        <w:t>Kết quả này xác nhận luồng tra cứu và phát hiện trên các ID đã định trước. Nó không phải đánh giá khả năng phát hiện các hành vi tấn công đa dạng.</w:t>
-      </w:r>
-    </w:p>
-    <w:p>
-      <w:pPr>
-        <w:pStyle w:val="Heading1"/>
-      </w:pPr>
-      <w:r>
-        <w:t>4. Kết quả phần nâng cấp Demo B của đồ án</w:t>
-      </w:r>
-    </w:p>
-    <w:p>
-      <w:pPr>
-        <w:pStyle w:val="Heading2"/>
-      </w:pPr>
-      <w:r>
-        <w:t>4.1 Benchmark tổng hợp</w:t>
-      </w:r>
-    </w:p>
-    <w:p>
-      <w:r>
-        <w:t>File nguồn: DemoB/results/ab_metrics.csv và ab_metrics.json. Bộ benchmark chạy năm lần chia train/test trên các mẫu hành vi được tạo bằng chương trình.</w:t>
-      </w:r>
-    </w:p>
-    <w:tbl>
-      <w:tblPr>
-        <w:tblStyle w:val="TableGrid"/>
-        <w:tblW w:type="auto" w:w="0"/>
-        <w:jc w:val="center"/>
-        <w:tblLayout w:type="fixed"/>
-        <w:tblLook w:firstColumn="1" w:firstRow="1" w:lastColumn="0" w:lastRow="0" w:noHBand="0" w:noVBand="1" w:val="04A0"/>
-      </w:tblPr>
-      <w:tblGrid>
-        <w:gridCol w:w="1694"/>
-        <w:gridCol w:w="1694"/>
-        <w:gridCol w:w="1694"/>
-        <w:gridCol w:w="1694"/>
-        <w:gridCol w:w="1694"/>
-        <w:gridCol w:w="1694"/>
-      </w:tblGrid>
-      <w:tr>
-        <w:tc>
-          <w:tcPr>
-            <w:tcW w:type="dxa" w:w="3024"/>
-            <w:vAlign w:val="center"/>
-            <w:tcMar>
-              <w:top w:w="90" w:type="dxa"/>
-              <w:start w:w="100" w:type="dxa"/>
-              <w:bottom w:w="90" w:type="dxa"/>
-              <w:end w:w="100" w:type="dxa"/>
-            </w:tcMar>
-            <w:shd w:fill="17365D"/>
-          </w:tcPr>
-          <w:p>
-            <w:pPr>
-              <w:spacing w:after="20" w:before="20"/>
-            </w:pPr>
-            <w:r>
-              <w:rPr>
-                <w:rFonts w:ascii="Arial" w:hAnsi="Arial"/>
-                <w:b/>
-                <w:color w:val="FFFFFF"/>
-                <w:sz w:val="15"/>
-              </w:rPr>
-              <w:t>Phương pháp</w:t>
-            </w:r>
-          </w:p>
-        </w:tc>
-        <w:tc>
-          <w:tcPr>
-            <w:tcW w:type="dxa" w:w="1296"/>
-            <w:vAlign w:val="center"/>
-            <w:tcMar>
-              <w:top w:w="90" w:type="dxa"/>
-              <w:start w:w="100" w:type="dxa"/>
-              <w:bottom w:w="90" w:type="dxa"/>
-              <w:end w:w="100" w:type="dxa"/>
-            </w:tcMar>
-            <w:shd w:fill="17365D"/>
-          </w:tcPr>
-          <w:p>
-            <w:pPr>
-              <w:spacing w:after="20" w:before="20"/>
-            </w:pPr>
-            <w:r>
-              <w:rPr>
-                <w:rFonts w:ascii="Arial" w:hAnsi="Arial"/>
-                <w:b/>
-                <w:color w:val="FFFFFF"/>
-                <w:sz w:val="15"/>
-              </w:rPr>
-              <w:t>Accuracy</w:t>
-            </w:r>
-          </w:p>
-        </w:tc>
-        <w:tc>
-          <w:tcPr>
-            <w:tcW w:type="dxa" w:w="1296"/>
-            <w:vAlign w:val="center"/>
-            <w:tcMar>
-              <w:top w:w="90" w:type="dxa"/>
-              <w:start w:w="100" w:type="dxa"/>
-              <w:bottom w:w="90" w:type="dxa"/>
-              <w:end w:w="100" w:type="dxa"/>
-            </w:tcMar>
-            <w:shd w:fill="17365D"/>
-          </w:tcPr>
-          <w:p>
-            <w:pPr>
-              <w:spacing w:after="20" w:before="20"/>
-            </w:pPr>
-            <w:r>
-              <w:rPr>
-                <w:rFonts w:ascii="Arial" w:hAnsi="Arial"/>
-                <w:b/>
-                <w:color w:val="FFFFFF"/>
-                <w:sz w:val="15"/>
-              </w:rPr>
-              <w:t>Precision</w:t>
-            </w:r>
-          </w:p>
-        </w:tc>
-        <w:tc>
-          <w:tcPr>
-            <w:tcW w:type="dxa" w:w="1296"/>
-            <w:vAlign w:val="center"/>
-            <w:tcMar>
-              <w:top w:w="90" w:type="dxa"/>
-              <w:start w:w="100" w:type="dxa"/>
-              <w:bottom w:w="90" w:type="dxa"/>
-              <w:end w:w="100" w:type="dxa"/>
-            </w:tcMar>
-            <w:shd w:fill="17365D"/>
-          </w:tcPr>
-          <w:p>
-            <w:pPr>
-              <w:spacing w:after="20" w:before="20"/>
-            </w:pPr>
-            <w:r>
-              <w:rPr>
-                <w:rFonts w:ascii="Arial" w:hAnsi="Arial"/>
-                <w:b/>
-                <w:color w:val="FFFFFF"/>
-                <w:sz w:val="15"/>
-              </w:rPr>
-              <w:t>Recall</w:t>
-            </w:r>
-          </w:p>
-        </w:tc>
-        <w:tc>
-          <w:tcPr>
-            <w:tcW w:type="dxa" w:w="1152"/>
-            <w:vAlign w:val="center"/>
-            <w:tcMar>
-              <w:top w:w="90" w:type="dxa"/>
-              <w:start w:w="100" w:type="dxa"/>
-              <w:bottom w:w="90" w:type="dxa"/>
-              <w:end w:w="100" w:type="dxa"/>
-            </w:tcMar>
-            <w:shd w:fill="17365D"/>
-          </w:tcPr>
-          <w:p>
-            <w:pPr>
-              <w:spacing w:after="20" w:before="20"/>
-            </w:pPr>
-            <w:r>
-              <w:rPr>
-                <w:rFonts w:ascii="Arial" w:hAnsi="Arial"/>
-                <w:b/>
-                <w:color w:val="FFFFFF"/>
-                <w:sz w:val="15"/>
-              </w:rPr>
-              <w:t>F1</w:t>
-            </w:r>
-          </w:p>
-        </w:tc>
-        <w:tc>
-          <w:tcPr>
-            <w:tcW w:type="dxa" w:w="1008"/>
-            <w:vAlign w:val="center"/>
-            <w:tcMar>
-              <w:top w:w="90" w:type="dxa"/>
-              <w:start w:w="100" w:type="dxa"/>
-              <w:bottom w:w="90" w:type="dxa"/>
-              <w:end w:w="100" w:type="dxa"/>
-            </w:tcMar>
-            <w:shd w:fill="17365D"/>
-          </w:tcPr>
-          <w:p>
-            <w:pPr>
-              <w:spacing w:after="20" w:before="20"/>
-            </w:pPr>
-            <w:r>
-              <w:rPr>
-                <w:rFonts w:ascii="Arial" w:hAnsi="Arial"/>
-                <w:b/>
-                <w:color w:val="FFFFFF"/>
-                <w:sz w:val="15"/>
-              </w:rPr>
-              <w:t>FPR</w:t>
-            </w:r>
-          </w:p>
-        </w:tc>
-      </w:tr>
-      <w:tr>
-        <w:tc>
-          <w:tcPr>
-            <w:tcW w:type="dxa" w:w="3024"/>
-            <w:vAlign w:val="center"/>
-            <w:tcMar>
-              <w:top w:w="90" w:type="dxa"/>
-              <w:start w:w="100" w:type="dxa"/>
-              <w:bottom w:w="90" w:type="dxa"/>
-              <w:end w:w="100" w:type="dxa"/>
-            </w:tcMar>
-          </w:tcPr>
-          <w:p>
-            <w:r>
-              <w:t>Demo A — baseline bài báo (token tĩnh)</w:t>
-            </w:r>
-          </w:p>
-        </w:tc>
-        <w:tc>
-          <w:tcPr>
-            <w:tcW w:type="dxa" w:w="1296"/>
-            <w:vAlign w:val="center"/>
-            <w:tcMar>
-              <w:top w:w="90" w:type="dxa"/>
-              <w:start w:w="100" w:type="dxa"/>
-              <w:bottom w:w="90" w:type="dxa"/>
-              <w:end w:w="100" w:type="dxa"/>
-            </w:tcMar>
-          </w:tcPr>
-          <w:p>
-            <w:pPr>
-              <w:spacing w:after="20" w:before="20"/>
-            </w:pPr>
-            <w:r>
-              <w:rPr>
-                <w:rFonts w:ascii="Arial" w:hAnsi="Arial"/>
-                <w:sz w:val="15"/>
-              </w:rPr>
-              <w:t>58,3%</w:t>
-            </w:r>
-          </w:p>
-        </w:tc>
-        <w:tc>
-          <w:tcPr>
-            <w:tcW w:type="dxa" w:w="1296"/>
-            <w:vAlign w:val="center"/>
-            <w:tcMar>
-              <w:top w:w="90" w:type="dxa"/>
-              <w:start w:w="100" w:type="dxa"/>
-              <w:bottom w:w="90" w:type="dxa"/>
-              <w:end w:w="100" w:type="dxa"/>
-            </w:tcMar>
-          </w:tcPr>
-          <w:p>
-            <w:pPr>
-              <w:spacing w:after="20" w:before="20"/>
-            </w:pPr>
-            <w:r>
-              <w:rPr>
-                <w:rFonts w:ascii="Arial" w:hAnsi="Arial"/>
-                <w:sz w:val="15"/>
-              </w:rPr>
-              <w:t>90,3%</w:t>
-            </w:r>
-          </w:p>
-        </w:tc>
-        <w:tc>
-          <w:tcPr>
-            <w:tcW w:type="dxa" w:w="1296"/>
-            <w:vAlign w:val="center"/>
-            <w:tcMar>
-              <w:top w:w="90" w:type="dxa"/>
-              <w:start w:w="100" w:type="dxa"/>
-              <w:bottom w:w="90" w:type="dxa"/>
-              <w:end w:w="100" w:type="dxa"/>
-            </w:tcMar>
-          </w:tcPr>
-          <w:p>
-            <w:pPr>
-              <w:spacing w:after="20" w:before="20"/>
-            </w:pPr>
-            <w:r>
-              <w:rPr>
-                <w:rFonts w:ascii="Arial" w:hAnsi="Arial"/>
-                <w:sz w:val="15"/>
-              </w:rPr>
-              <w:t>18,5%</w:t>
-            </w:r>
-          </w:p>
-        </w:tc>
-        <w:tc>
-          <w:tcPr>
-            <w:tcW w:type="dxa" w:w="1152"/>
-            <w:vAlign w:val="center"/>
-            <w:tcMar>
-              <w:top w:w="90" w:type="dxa"/>
-              <w:start w:w="100" w:type="dxa"/>
-              <w:bottom w:w="90" w:type="dxa"/>
-              <w:end w:w="100" w:type="dxa"/>
-            </w:tcMar>
-          </w:tcPr>
-          <w:p>
-            <w:pPr>
-              <w:spacing w:after="20" w:before="20"/>
-            </w:pPr>
-            <w:r>
-              <w:rPr>
-                <w:rFonts w:ascii="Arial" w:hAnsi="Arial"/>
-                <w:sz w:val="15"/>
-              </w:rPr>
-              <w:t>0,307</w:t>
-            </w:r>
-          </w:p>
-        </w:tc>
-        <w:tc>
-          <w:tcPr>
-            <w:tcW w:type="dxa" w:w="1008"/>
-            <w:vAlign w:val="center"/>
-            <w:tcMar>
-              <w:top w:w="90" w:type="dxa"/>
-              <w:start w:w="100" w:type="dxa"/>
-              <w:bottom w:w="90" w:type="dxa"/>
-              <w:end w:w="100" w:type="dxa"/>
-            </w:tcMar>
-          </w:tcPr>
-          <w:p>
-            <w:pPr>
-              <w:spacing w:after="20" w:before="20"/>
-            </w:pPr>
-            <w:r>
-              <w:rPr>
-                <w:rFonts w:ascii="Arial" w:hAnsi="Arial"/>
-                <w:sz w:val="15"/>
-              </w:rPr>
-              <w:t>2,0%</w:t>
-            </w:r>
-          </w:p>
-        </w:tc>
-      </w:tr>
-      <w:tr>
-        <w:tc>
-          <w:tcPr>
-            <w:tcW w:type="dxa" w:w="3024"/>
-            <w:vAlign w:val="center"/>
-            <w:tcMar>
-              <w:top w:w="90" w:type="dxa"/>
-              <w:start w:w="100" w:type="dxa"/>
-              <w:bottom w:w="90" w:type="dxa"/>
-              <w:end w:w="100" w:type="dxa"/>
-            </w:tcMar>
-            <w:shd w:fill="F3F7FA"/>
-          </w:tcPr>
-          <w:p>
-            <w:r>
-              <w:t>Demo B — nâng cấp Random Forest</w:t>
-            </w:r>
-          </w:p>
-        </w:tc>
-        <w:tc>
-          <w:tcPr>
-            <w:tcW w:type="dxa" w:w="1296"/>
-            <w:vAlign w:val="center"/>
-            <w:tcMar>
-              <w:top w:w="90" w:type="dxa"/>
-              <w:start w:w="100" w:type="dxa"/>
-              <w:bottom w:w="90" w:type="dxa"/>
-              <w:end w:w="100" w:type="dxa"/>
-            </w:tcMar>
-            <w:shd w:fill="F3F7FA"/>
-          </w:tcPr>
-          <w:p>
-            <w:pPr>
-              <w:spacing w:after="20" w:before="20"/>
-            </w:pPr>
-            <w:r>
-              <w:rPr>
-                <w:rFonts w:ascii="Arial" w:hAnsi="Arial"/>
-                <w:sz w:val="15"/>
-              </w:rPr>
-              <w:t>89,7%</w:t>
-            </w:r>
-          </w:p>
-        </w:tc>
-        <w:tc>
-          <w:tcPr>
-            <w:tcW w:type="dxa" w:w="1296"/>
-            <w:vAlign w:val="center"/>
-            <w:tcMar>
-              <w:top w:w="90" w:type="dxa"/>
-              <w:start w:w="100" w:type="dxa"/>
-              <w:bottom w:w="90" w:type="dxa"/>
-              <w:end w:w="100" w:type="dxa"/>
-            </w:tcMar>
-            <w:shd w:fill="F3F7FA"/>
-          </w:tcPr>
-          <w:p>
-            <w:pPr>
-              <w:spacing w:after="20" w:before="20"/>
-            </w:pPr>
-            <w:r>
-              <w:rPr>
-                <w:rFonts w:ascii="Arial" w:hAnsi="Arial"/>
-                <w:sz w:val="15"/>
-              </w:rPr>
-              <w:t>99,3%</w:t>
-            </w:r>
-          </w:p>
-        </w:tc>
-        <w:tc>
-          <w:tcPr>
-            <w:tcW w:type="dxa" w:w="1296"/>
-            <w:vAlign w:val="center"/>
-            <w:tcMar>
-              <w:top w:w="90" w:type="dxa"/>
-              <w:start w:w="100" w:type="dxa"/>
-              <w:bottom w:w="90" w:type="dxa"/>
-              <w:end w:w="100" w:type="dxa"/>
-            </w:tcMar>
-            <w:shd w:fill="F3F7FA"/>
-          </w:tcPr>
-          <w:p>
-            <w:pPr>
-              <w:spacing w:after="20" w:before="20"/>
-            </w:pPr>
-            <w:r>
-              <w:rPr>
-                <w:rFonts w:ascii="Arial" w:hAnsi="Arial"/>
-                <w:sz w:val="15"/>
-              </w:rPr>
-              <w:t>80,0%</w:t>
-            </w:r>
-          </w:p>
-        </w:tc>
-        <w:tc>
-          <w:tcPr>
-            <w:tcW w:type="dxa" w:w="1152"/>
-            <w:vAlign w:val="center"/>
-            <w:tcMar>
-              <w:top w:w="90" w:type="dxa"/>
-              <w:start w:w="100" w:type="dxa"/>
-              <w:bottom w:w="90" w:type="dxa"/>
-              <w:end w:w="100" w:type="dxa"/>
-            </w:tcMar>
-            <w:shd w:fill="F3F7FA"/>
-          </w:tcPr>
-          <w:p>
-            <w:pPr>
-              <w:spacing w:after="20" w:before="20"/>
-            </w:pPr>
-            <w:r>
-              <w:rPr>
-                <w:rFonts w:ascii="Arial" w:hAnsi="Arial"/>
-                <w:sz w:val="15"/>
-              </w:rPr>
-              <w:t>0,886</w:t>
-            </w:r>
-          </w:p>
-        </w:tc>
-        <w:tc>
-          <w:tcPr>
-            <w:tcW w:type="dxa" w:w="1008"/>
-            <w:vAlign w:val="center"/>
-            <w:tcMar>
-              <w:top w:w="90" w:type="dxa"/>
-              <w:start w:w="100" w:type="dxa"/>
-              <w:bottom w:w="90" w:type="dxa"/>
-              <w:end w:w="100" w:type="dxa"/>
-            </w:tcMar>
-            <w:shd w:fill="F3F7FA"/>
-          </w:tcPr>
-          <w:p>
-            <w:pPr>
-              <w:spacing w:after="20" w:before="20"/>
-            </w:pPr>
-            <w:r>
-              <w:rPr>
-                <w:rFonts w:ascii="Arial" w:hAnsi="Arial"/>
-                <w:sz w:val="15"/>
-              </w:rPr>
-              <w:t>0,6%</w:t>
-            </w:r>
-          </w:p>
-        </w:tc>
-      </w:tr>
-      <w:tr>
-        <w:tc>
-          <w:tcPr>
-            <w:tcW w:type="dxa" w:w="3024"/>
-            <w:vAlign w:val="center"/>
-            <w:tcMar>
-              <w:top w:w="90" w:type="dxa"/>
-              <w:start w:w="100" w:type="dxa"/>
-              <w:bottom w:w="90" w:type="dxa"/>
-              <w:end w:w="100" w:type="dxa"/>
-            </w:tcMar>
-          </w:tcPr>
-          <w:p>
-            <w:r>
-              <w:t>Demo B — nâng cấp Random Forest + token</w:t>
-            </w:r>
-          </w:p>
-        </w:tc>
-        <w:tc>
-          <w:tcPr>
-            <w:tcW w:type="dxa" w:w="1296"/>
-            <w:vAlign w:val="center"/>
-            <w:tcMar>
-              <w:top w:w="90" w:type="dxa"/>
-              <w:start w:w="100" w:type="dxa"/>
-              <w:bottom w:w="90" w:type="dxa"/>
-              <w:end w:w="100" w:type="dxa"/>
-            </w:tcMar>
-          </w:tcPr>
-          <w:p>
-            <w:pPr>
-              <w:spacing w:after="20" w:before="20"/>
-            </w:pPr>
-            <w:r>
-              <w:rPr>
-                <w:rFonts w:ascii="Arial" w:hAnsi="Arial"/>
-                <w:sz w:val="15"/>
-              </w:rPr>
-              <w:t>88,8%</w:t>
-            </w:r>
-          </w:p>
-        </w:tc>
-        <w:tc>
-          <w:tcPr>
-            <w:tcW w:type="dxa" w:w="1296"/>
-            <w:vAlign w:val="center"/>
-            <w:tcMar>
-              <w:top w:w="90" w:type="dxa"/>
-              <w:start w:w="100" w:type="dxa"/>
-              <w:bottom w:w="90" w:type="dxa"/>
-              <w:end w:w="100" w:type="dxa"/>
-            </w:tcMar>
-          </w:tcPr>
-          <w:p>
-            <w:pPr>
-              <w:spacing w:after="20" w:before="20"/>
-            </w:pPr>
-            <w:r>
-              <w:rPr>
-                <w:rFonts w:ascii="Arial" w:hAnsi="Arial"/>
-                <w:sz w:val="15"/>
-              </w:rPr>
-              <w:t>96,9%</w:t>
-            </w:r>
-          </w:p>
-        </w:tc>
-        <w:tc>
-          <w:tcPr>
-            <w:tcW w:type="dxa" w:w="1296"/>
-            <w:vAlign w:val="center"/>
-            <w:tcMar>
-              <w:top w:w="90" w:type="dxa"/>
-              <w:start w:w="100" w:type="dxa"/>
-              <w:bottom w:w="90" w:type="dxa"/>
-              <w:end w:w="100" w:type="dxa"/>
-            </w:tcMar>
-          </w:tcPr>
-          <w:p>
-            <w:pPr>
-              <w:spacing w:after="20" w:before="20"/>
-            </w:pPr>
-            <w:r>
-              <w:rPr>
-                <w:rFonts w:ascii="Arial" w:hAnsi="Arial"/>
-                <w:sz w:val="15"/>
-              </w:rPr>
-              <w:t>80,1%</w:t>
-            </w:r>
-          </w:p>
-        </w:tc>
-        <w:tc>
-          <w:tcPr>
-            <w:tcW w:type="dxa" w:w="1152"/>
-            <w:vAlign w:val="center"/>
-            <w:tcMar>
-              <w:top w:w="90" w:type="dxa"/>
-              <w:start w:w="100" w:type="dxa"/>
-              <w:bottom w:w="90" w:type="dxa"/>
-              <w:end w:w="100" w:type="dxa"/>
-            </w:tcMar>
-          </w:tcPr>
-          <w:p>
-            <w:pPr>
-              <w:spacing w:after="20" w:before="20"/>
-            </w:pPr>
-            <w:r>
-              <w:rPr>
-                <w:rFonts w:ascii="Arial" w:hAnsi="Arial"/>
-                <w:sz w:val="15"/>
-              </w:rPr>
-              <w:t>0,877</w:t>
-            </w:r>
-          </w:p>
-        </w:tc>
-        <w:tc>
-          <w:tcPr>
-            <w:tcW w:type="dxa" w:w="1008"/>
-            <w:vAlign w:val="center"/>
-            <w:tcMar>
-              <w:top w:w="90" w:type="dxa"/>
-              <w:start w:w="100" w:type="dxa"/>
-              <w:bottom w:w="90" w:type="dxa"/>
-              <w:end w:w="100" w:type="dxa"/>
-            </w:tcMar>
-          </w:tcPr>
-          <w:p>
-            <w:pPr>
-              <w:spacing w:after="20" w:before="20"/>
-            </w:pPr>
-            <w:r>
-              <w:rPr>
-                <w:rFonts w:ascii="Arial" w:hAnsi="Arial"/>
-                <w:sz w:val="15"/>
-              </w:rPr>
-              <w:t>2,6%</w:t>
-            </w:r>
-          </w:p>
-        </w:tc>
-      </w:tr>
-    </w:tbl>
-    <w:p>
-      <w:pPr>
-        <w:spacing w:after="0"/>
-      </w:pPr>
-    </w:p>
-    <w:p>
-      <w:r>
-        <w:t>Các chỉ số này so sánh thuật toán trên cùng các mẫu tổng hợp, không phải hiệu quả trên log MySQL thực.</w:t>
-      </w:r>
-    </w:p>
-    <w:p>
-      <w:pPr>
-        <w:pStyle w:val="Heading2"/>
-      </w:pPr>
-      <w:r>
-        <w:t>4.2 Capture MySQL có kiểm soát</w:t>
-      </w:r>
-    </w:p>
-    <w:p>
-      <w:r>
-        <w:t>File nguồn: DemoB/results/live_attack_metrics.json, live_attack_session_results.csv và live_attack_scenario_metrics.csv. Mỗi demo có 40 session, gồm 25 session kịch bản gán nhãn đáng ngờ và 15 session bình thường. Model B được đánh giá bằng cách hiệu chỉnh ngưỡng trên bốn lượt và đánh giá trên lượt thứ năm chưa dùng, xoay vòng năm lượt.</w:t>
-      </w:r>
-    </w:p>
-    <w:tbl>
-      <w:tblPr>
-        <w:tblStyle w:val="TableGrid"/>
-        <w:tblW w:type="auto" w:w="0"/>
-        <w:jc w:val="center"/>
-        <w:tblLayout w:type="fixed"/>
-        <w:tblLook w:firstColumn="1" w:firstRow="1" w:lastColumn="0" w:lastRow="0" w:noHBand="0" w:noVBand="1" w:val="04A0"/>
+        <w:tblBorders>
+          <w:top w:val="single" w:sz="4" w:color="D9D9D9"/>
+          <w:left w:val="single" w:sz="4" w:color="D9D9D9"/>
+          <w:bottom w:val="single" w:sz="4" w:color="D9D9D9"/>
+          <w:right w:val="single" w:sz="4" w:color="D9D9D9"/>
+          <w:insideH w:val="single" w:sz="4" w:color="D9D9D9"/>
+          <w:insideV w:val="single" w:sz="4" w:color="D9D9D9"/>
+        </w:tblBorders>
       </w:tblPr>
       <w:tblGrid>
         <w:gridCol w:w="1130"/>
@@ -2152,53 +1048,39 @@
       <w:tr>
         <w:tc>
           <w:tcPr>
-            <w:tcW w:type="dxa" w:w="2808"/>
+            <w:tcW w:type="dxa" w:w="1152"/>
+            <w:shd w:fill="1F4E78"/>
             <w:vAlign w:val="center"/>
-            <w:tcMar>
-              <w:top w:w="90" w:type="dxa"/>
-              <w:start w:w="100" w:type="dxa"/>
-              <w:bottom w:w="90" w:type="dxa"/>
-              <w:end w:w="100" w:type="dxa"/>
-            </w:tcMar>
-            <w:shd w:fill="17365D"/>
           </w:tcPr>
           <w:p>
             <w:pPr>
-              <w:spacing w:after="20" w:before="20"/>
+              <w:spacing w:after="20"/>
             </w:pPr>
             <w:r>
               <w:rPr>
-                <w:rFonts w:ascii="Arial" w:hAnsi="Arial"/>
                 <w:b/>
                 <w:color w:val="FFFFFF"/>
-                <w:sz w:val="14"/>
+                <w:sz w:val="18"/>
               </w:rPr>
-              <w:t>Phương pháp</w:t>
+              <w:t>Số truy vấn</w:t>
             </w:r>
           </w:p>
         </w:tc>
         <w:tc>
           <w:tcPr>
-            <w:tcW w:type="dxa" w:w="576"/>
+            <w:tcW w:type="dxa" w:w="792"/>
+            <w:shd w:fill="1F4E78"/>
             <w:vAlign w:val="center"/>
-            <w:tcMar>
-              <w:top w:w="90" w:type="dxa"/>
-              <w:start w:w="100" w:type="dxa"/>
-              <w:bottom w:w="90" w:type="dxa"/>
-              <w:end w:w="100" w:type="dxa"/>
-            </w:tcMar>
-            <w:shd w:fill="17365D"/>
           </w:tcPr>
           <w:p>
             <w:pPr>
-              <w:spacing w:after="20" w:before="20"/>
+              <w:spacing w:after="20"/>
             </w:pPr>
             <w:r>
               <w:rPr>
-                <w:rFonts w:ascii="Arial" w:hAnsi="Arial"/>
                 <w:b/>
                 <w:color w:val="FFFFFF"/>
-                <w:sz w:val="14"/>
+                <w:sz w:val="18"/>
               </w:rPr>
               <w:t>TP</w:t>
             </w:r>
@@ -2206,26 +1088,19 @@
         </w:tc>
         <w:tc>
           <w:tcPr>
-            <w:tcW w:type="dxa" w:w="576"/>
+            <w:tcW w:type="dxa" w:w="792"/>
+            <w:shd w:fill="1F4E78"/>
             <w:vAlign w:val="center"/>
-            <w:tcMar>
-              <w:top w:w="90" w:type="dxa"/>
-              <w:start w:w="100" w:type="dxa"/>
-              <w:bottom w:w="90" w:type="dxa"/>
-              <w:end w:w="100" w:type="dxa"/>
-            </w:tcMar>
-            <w:shd w:fill="17365D"/>
           </w:tcPr>
           <w:p>
             <w:pPr>
-              <w:spacing w:after="20" w:before="20"/>
+              <w:spacing w:after="20"/>
             </w:pPr>
             <w:r>
               <w:rPr>
-                <w:rFonts w:ascii="Arial" w:hAnsi="Arial"/>
                 <w:b/>
                 <w:color w:val="FFFFFF"/>
-                <w:sz w:val="14"/>
+                <w:sz w:val="18"/>
               </w:rPr>
               <w:t>TN</w:t>
             </w:r>
@@ -2233,26 +1108,19 @@
         </w:tc>
         <w:tc>
           <w:tcPr>
-            <w:tcW w:type="dxa" w:w="576"/>
+            <w:tcW w:type="dxa" w:w="792"/>
+            <w:shd w:fill="1F4E78"/>
             <w:vAlign w:val="center"/>
-            <w:tcMar>
-              <w:top w:w="90" w:type="dxa"/>
-              <w:start w:w="100" w:type="dxa"/>
-              <w:bottom w:w="90" w:type="dxa"/>
-              <w:end w:w="100" w:type="dxa"/>
-            </w:tcMar>
-            <w:shd w:fill="17365D"/>
           </w:tcPr>
           <w:p>
             <w:pPr>
-              <w:spacing w:after="20" w:before="20"/>
+              <w:spacing w:after="20"/>
             </w:pPr>
             <w:r>
               <w:rPr>
-                <w:rFonts w:ascii="Arial" w:hAnsi="Arial"/>
                 <w:b/>
                 <w:color w:val="FFFFFF"/>
-                <w:sz w:val="14"/>
+                <w:sz w:val="18"/>
               </w:rPr>
               <w:t>FP</w:t>
             </w:r>
@@ -2260,26 +1128,19 @@
         </w:tc>
         <w:tc>
           <w:tcPr>
-            <w:tcW w:type="dxa" w:w="576"/>
+            <w:tcW w:type="dxa" w:w="792"/>
+            <w:shd w:fill="1F4E78"/>
             <w:vAlign w:val="center"/>
-            <w:tcMar>
-              <w:top w:w="90" w:type="dxa"/>
-              <w:start w:w="100" w:type="dxa"/>
-              <w:bottom w:w="90" w:type="dxa"/>
-              <w:end w:w="100" w:type="dxa"/>
-            </w:tcMar>
-            <w:shd w:fill="17365D"/>
           </w:tcPr>
           <w:p>
             <w:pPr>
-              <w:spacing w:after="20" w:before="20"/>
+              <w:spacing w:after="20"/>
             </w:pPr>
             <w:r>
               <w:rPr>
-                <w:rFonts w:ascii="Arial" w:hAnsi="Arial"/>
                 <w:b/>
                 <w:color w:val="FFFFFF"/>
-                <w:sz w:val="14"/>
+                <w:sz w:val="18"/>
               </w:rPr>
               <w:t>FN</w:t>
             </w:r>
@@ -2287,26 +1148,19 @@
         </w:tc>
         <w:tc>
           <w:tcPr>
-            <w:tcW w:type="dxa" w:w="1224"/>
+            <w:tcW w:type="dxa" w:w="1152"/>
+            <w:shd w:fill="1F4E78"/>
             <w:vAlign w:val="center"/>
-            <w:tcMar>
-              <w:top w:w="90" w:type="dxa"/>
-              <w:start w:w="100" w:type="dxa"/>
-              <w:bottom w:w="90" w:type="dxa"/>
-              <w:end w:w="100" w:type="dxa"/>
-            </w:tcMar>
-            <w:shd w:fill="17365D"/>
           </w:tcPr>
           <w:p>
             <w:pPr>
-              <w:spacing w:after="20" w:before="20"/>
+              <w:spacing w:after="20"/>
             </w:pPr>
             <w:r>
               <w:rPr>
-                <w:rFonts w:ascii="Arial" w:hAnsi="Arial"/>
                 <w:b/>
                 <w:color w:val="FFFFFF"/>
-                <w:sz w:val="14"/>
+                <w:sz w:val="18"/>
               </w:rPr>
               <w:t>Accuracy</w:t>
             </w:r>
@@ -2315,25 +1169,18 @@
         <w:tc>
           <w:tcPr>
             <w:tcW w:type="dxa" w:w="1008"/>
+            <w:shd w:fill="1F4E78"/>
             <w:vAlign w:val="center"/>
-            <w:tcMar>
-              <w:top w:w="90" w:type="dxa"/>
-              <w:start w:w="100" w:type="dxa"/>
-              <w:bottom w:w="90" w:type="dxa"/>
-              <w:end w:w="100" w:type="dxa"/>
-            </w:tcMar>
-            <w:shd w:fill="17365D"/>
           </w:tcPr>
           <w:p>
             <w:pPr>
-              <w:spacing w:after="20" w:before="20"/>
+              <w:spacing w:after="20"/>
             </w:pPr>
             <w:r>
               <w:rPr>
-                <w:rFonts w:ascii="Arial" w:hAnsi="Arial"/>
                 <w:b/>
                 <w:color w:val="FFFFFF"/>
-                <w:sz w:val="14"/>
+                <w:sz w:val="18"/>
               </w:rPr>
               <w:t>Recall</w:t>
             </w:r>
@@ -2341,26 +1188,19 @@
         </w:tc>
         <w:tc>
           <w:tcPr>
-            <w:tcW w:type="dxa" w:w="936"/>
+            <w:tcW w:type="dxa" w:w="864"/>
+            <w:shd w:fill="1F4E78"/>
             <w:vAlign w:val="center"/>
-            <w:tcMar>
-              <w:top w:w="90" w:type="dxa"/>
-              <w:start w:w="100" w:type="dxa"/>
-              <w:bottom w:w="90" w:type="dxa"/>
-              <w:end w:w="100" w:type="dxa"/>
-            </w:tcMar>
-            <w:shd w:fill="17365D"/>
           </w:tcPr>
           <w:p>
             <w:pPr>
-              <w:spacing w:after="20" w:before="20"/>
+              <w:spacing w:after="20"/>
             </w:pPr>
             <w:r>
               <w:rPr>
-                <w:rFonts w:ascii="Arial" w:hAnsi="Arial"/>
                 <w:b/>
                 <w:color w:val="FFFFFF"/>
-                <w:sz w:val="14"/>
+                <w:sz w:val="18"/>
               </w:rPr>
               <w:t>F1</w:t>
             </w:r>
@@ -2368,26 +1208,19 @@
         </w:tc>
         <w:tc>
           <w:tcPr>
-            <w:tcW w:type="dxa" w:w="792"/>
+            <w:tcW w:type="dxa" w:w="864"/>
+            <w:shd w:fill="1F4E78"/>
             <w:vAlign w:val="center"/>
-            <w:tcMar>
-              <w:top w:w="90" w:type="dxa"/>
-              <w:start w:w="100" w:type="dxa"/>
-              <w:bottom w:w="90" w:type="dxa"/>
-              <w:end w:w="100" w:type="dxa"/>
-            </w:tcMar>
-            <w:shd w:fill="17365D"/>
           </w:tcPr>
           <w:p>
             <w:pPr>
-              <w:spacing w:after="20" w:before="20"/>
+              <w:spacing w:after="20"/>
             </w:pPr>
             <w:r>
               <w:rPr>
-                <w:rFonts w:ascii="Arial" w:hAnsi="Arial"/>
                 <w:b/>
                 <w:color w:val="FFFFFF"/>
-                <w:sz w:val="14"/>
+                <w:sz w:val="18"/>
               </w:rPr>
               <w:t>FPR</w:t>
             </w:r>
@@ -2397,88 +1230,67 @@
       <w:tr>
         <w:tc>
           <w:tcPr>
-            <w:tcW w:type="dxa" w:w="2808"/>
+            <w:tcW w:type="dxa" w:w="1152"/>
             <w:vAlign w:val="center"/>
-            <w:tcMar>
-              <w:top w:w="90" w:type="dxa"/>
-              <w:start w:w="100" w:type="dxa"/>
-              <w:bottom w:w="90" w:type="dxa"/>
-              <w:end w:w="100" w:type="dxa"/>
-            </w:tcMar>
           </w:tcPr>
           <w:p>
+            <w:pPr>
+              <w:spacing w:after="20"/>
+            </w:pPr>
             <w:r>
-              <w:t>Demo A baseline token tĩnh</w:t>
+              <w:rPr>
+                <w:sz w:val="18"/>
+              </w:rPr>
+              <w:t>100</w:t>
             </w:r>
           </w:p>
         </w:tc>
         <w:tc>
           <w:tcPr>
-            <w:tcW w:type="dxa" w:w="576"/>
+            <w:tcW w:type="dxa" w:w="792"/>
             <w:vAlign w:val="center"/>
-            <w:tcMar>
-              <w:top w:w="90" w:type="dxa"/>
-              <w:start w:w="100" w:type="dxa"/>
-              <w:bottom w:w="90" w:type="dxa"/>
-              <w:end w:w="100" w:type="dxa"/>
-            </w:tcMar>
           </w:tcPr>
           <w:p>
             <w:pPr>
-              <w:spacing w:after="20" w:before="20"/>
+              <w:spacing w:after="20"/>
             </w:pPr>
             <w:r>
               <w:rPr>
-                <w:rFonts w:ascii="Arial" w:hAnsi="Arial"/>
-                <w:sz w:val="14"/>
+                <w:sz w:val="18"/>
               </w:rPr>
-              <w:t>10</w:t>
+              <w:t>50</w:t>
             </w:r>
           </w:p>
         </w:tc>
         <w:tc>
           <w:tcPr>
-            <w:tcW w:type="dxa" w:w="576"/>
+            <w:tcW w:type="dxa" w:w="792"/>
             <w:vAlign w:val="center"/>
-            <w:tcMar>
-              <w:top w:w="90" w:type="dxa"/>
-              <w:start w:w="100" w:type="dxa"/>
-              <w:bottom w:w="90" w:type="dxa"/>
-              <w:end w:w="100" w:type="dxa"/>
-            </w:tcMar>
           </w:tcPr>
           <w:p>
             <w:pPr>
-              <w:spacing w:after="20" w:before="20"/>
+              <w:spacing w:after="20"/>
             </w:pPr>
             <w:r>
               <w:rPr>
-                <w:rFonts w:ascii="Arial" w:hAnsi="Arial"/>
-                <w:sz w:val="14"/>
+                <w:sz w:val="18"/>
               </w:rPr>
-              <w:t>15</w:t>
+              <w:t>50</w:t>
             </w:r>
           </w:p>
         </w:tc>
         <w:tc>
           <w:tcPr>
-            <w:tcW w:type="dxa" w:w="576"/>
+            <w:tcW w:type="dxa" w:w="792"/>
             <w:vAlign w:val="center"/>
-            <w:tcMar>
-              <w:top w:w="90" w:type="dxa"/>
-              <w:start w:w="100" w:type="dxa"/>
-              <w:bottom w:w="90" w:type="dxa"/>
-              <w:end w:w="100" w:type="dxa"/>
-            </w:tcMar>
           </w:tcPr>
           <w:p>
             <w:pPr>
-              <w:spacing w:after="20" w:before="20"/>
+              <w:spacing w:after="20"/>
             </w:pPr>
             <w:r>
               <w:rPr>
-                <w:rFonts w:ascii="Arial" w:hAnsi="Arial"/>
-                <w:sz w:val="14"/>
+                <w:sz w:val="18"/>
               </w:rPr>
               <w:t>0</w:t>
             </w:r>
@@ -2486,214 +1298,16 @@
         </w:tc>
         <w:tc>
           <w:tcPr>
-            <w:tcW w:type="dxa" w:w="576"/>
+            <w:tcW w:type="dxa" w:w="792"/>
             <w:vAlign w:val="center"/>
-            <w:tcMar>
-              <w:top w:w="90" w:type="dxa"/>
-              <w:start w:w="100" w:type="dxa"/>
-              <w:bottom w:w="90" w:type="dxa"/>
-              <w:end w:w="100" w:type="dxa"/>
-            </w:tcMar>
           </w:tcPr>
           <w:p>
             <w:pPr>
-              <w:spacing w:after="20" w:before="20"/>
+              <w:spacing w:after="20"/>
             </w:pPr>
             <w:r>
               <w:rPr>
-                <w:rFonts w:ascii="Arial" w:hAnsi="Arial"/>
-                <w:sz w:val="14"/>
-              </w:rPr>
-              <w:t>15</w:t>
-            </w:r>
-          </w:p>
-        </w:tc>
-        <w:tc>
-          <w:tcPr>
-            <w:tcW w:type="dxa" w:w="1224"/>
-            <w:vAlign w:val="center"/>
-            <w:tcMar>
-              <w:top w:w="90" w:type="dxa"/>
-              <w:start w:w="100" w:type="dxa"/>
-              <w:bottom w:w="90" w:type="dxa"/>
-              <w:end w:w="100" w:type="dxa"/>
-            </w:tcMar>
-          </w:tcPr>
-          <w:p>
-            <w:pPr>
-              <w:spacing w:after="20" w:before="20"/>
-            </w:pPr>
-            <w:r>
-              <w:rPr>
-                <w:rFonts w:ascii="Arial" w:hAnsi="Arial"/>
-                <w:sz w:val="14"/>
-              </w:rPr>
-              <w:t>62,5%</w:t>
-            </w:r>
-          </w:p>
-        </w:tc>
-        <w:tc>
-          <w:tcPr>
-            <w:tcW w:type="dxa" w:w="1008"/>
-            <w:vAlign w:val="center"/>
-            <w:tcMar>
-              <w:top w:w="90" w:type="dxa"/>
-              <w:start w:w="100" w:type="dxa"/>
-              <w:bottom w:w="90" w:type="dxa"/>
-              <w:end w:w="100" w:type="dxa"/>
-            </w:tcMar>
-          </w:tcPr>
-          <w:p>
-            <w:pPr>
-              <w:spacing w:after="20" w:before="20"/>
-            </w:pPr>
-            <w:r>
-              <w:rPr>
-                <w:rFonts w:ascii="Arial" w:hAnsi="Arial"/>
-                <w:sz w:val="14"/>
-              </w:rPr>
-              <w:t>40%</w:t>
-            </w:r>
-          </w:p>
-        </w:tc>
-        <w:tc>
-          <w:tcPr>
-            <w:tcW w:type="dxa" w:w="936"/>
-            <w:vAlign w:val="center"/>
-            <w:tcMar>
-              <w:top w:w="90" w:type="dxa"/>
-              <w:start w:w="100" w:type="dxa"/>
-              <w:bottom w:w="90" w:type="dxa"/>
-              <w:end w:w="100" w:type="dxa"/>
-            </w:tcMar>
-          </w:tcPr>
-          <w:p>
-            <w:pPr>
-              <w:spacing w:after="20" w:before="20"/>
-            </w:pPr>
-            <w:r>
-              <w:rPr>
-                <w:rFonts w:ascii="Arial" w:hAnsi="Arial"/>
-                <w:sz w:val="14"/>
-              </w:rPr>
-              <w:t>0,571</w:t>
-            </w:r>
-          </w:p>
-        </w:tc>
-        <w:tc>
-          <w:tcPr>
-            <w:tcW w:type="dxa" w:w="792"/>
-            <w:vAlign w:val="center"/>
-            <w:tcMar>
-              <w:top w:w="90" w:type="dxa"/>
-              <w:start w:w="100" w:type="dxa"/>
-              <w:bottom w:w="90" w:type="dxa"/>
-              <w:end w:w="100" w:type="dxa"/>
-            </w:tcMar>
-          </w:tcPr>
-          <w:p>
-            <w:pPr>
-              <w:spacing w:after="20" w:before="20"/>
-            </w:pPr>
-            <w:r>
-              <w:rPr>
-                <w:rFonts w:ascii="Arial" w:hAnsi="Arial"/>
-                <w:sz w:val="14"/>
-              </w:rPr>
-              <w:t>0%</w:t>
-            </w:r>
-          </w:p>
-        </w:tc>
-      </w:tr>
-      <w:tr>
-        <w:tc>
-          <w:tcPr>
-            <w:tcW w:type="dxa" w:w="2808"/>
-            <w:vAlign w:val="center"/>
-            <w:tcMar>
-              <w:top w:w="90" w:type="dxa"/>
-              <w:start w:w="100" w:type="dxa"/>
-              <w:bottom w:w="90" w:type="dxa"/>
-              <w:end w:w="100" w:type="dxa"/>
-            </w:tcMar>
-            <w:shd w:fill="F3F7FA"/>
-          </w:tcPr>
-          <w:p>
-            <w:r>
-              <w:t>Demo B nâng cấp Random Forest hiệu chỉnh</w:t>
-            </w:r>
-          </w:p>
-        </w:tc>
-        <w:tc>
-          <w:tcPr>
-            <w:tcW w:type="dxa" w:w="576"/>
-            <w:vAlign w:val="center"/>
-            <w:tcMar>
-              <w:top w:w="90" w:type="dxa"/>
-              <w:start w:w="100" w:type="dxa"/>
-              <w:bottom w:w="90" w:type="dxa"/>
-              <w:end w:w="100" w:type="dxa"/>
-            </w:tcMar>
-            <w:shd w:fill="F3F7FA"/>
-          </w:tcPr>
-          <w:p>
-            <w:pPr>
-              <w:spacing w:after="20" w:before="20"/>
-            </w:pPr>
-            <w:r>
-              <w:rPr>
-                <w:rFonts w:ascii="Arial" w:hAnsi="Arial"/>
-                <w:sz w:val="14"/>
-              </w:rPr>
-              <w:t>25</w:t>
-            </w:r>
-          </w:p>
-        </w:tc>
-        <w:tc>
-          <w:tcPr>
-            <w:tcW w:type="dxa" w:w="576"/>
-            <w:vAlign w:val="center"/>
-            <w:tcMar>
-              <w:top w:w="90" w:type="dxa"/>
-              <w:start w:w="100" w:type="dxa"/>
-              <w:bottom w:w="90" w:type="dxa"/>
-              <w:end w:w="100" w:type="dxa"/>
-            </w:tcMar>
-            <w:shd w:fill="F3F7FA"/>
-          </w:tcPr>
-          <w:p>
-            <w:pPr>
-              <w:spacing w:after="20" w:before="20"/>
-            </w:pPr>
-            <w:r>
-              <w:rPr>
-                <w:rFonts w:ascii="Arial" w:hAnsi="Arial"/>
-                <w:sz w:val="14"/>
-              </w:rPr>
-              <w:t>15</w:t>
-            </w:r>
-          </w:p>
-        </w:tc>
-        <w:tc>
-          <w:tcPr>
-            <w:tcW w:type="dxa" w:w="576"/>
-            <w:vAlign w:val="center"/>
-            <w:tcMar>
-              <w:top w:w="90" w:type="dxa"/>
-              <w:start w:w="100" w:type="dxa"/>
-              <w:bottom w:w="90" w:type="dxa"/>
-              <w:end w:w="100" w:type="dxa"/>
-            </w:tcMar>
-            <w:shd w:fill="F3F7FA"/>
-          </w:tcPr>
-          <w:p>
-            <w:pPr>
-              <w:spacing w:after="20" w:before="20"/>
-            </w:pPr>
-            <w:r>
-              <w:rPr>
-                <w:rFonts w:ascii="Arial" w:hAnsi="Arial"/>
-                <w:sz w:val="14"/>
+                <w:sz w:val="18"/>
               </w:rPr>
               <w:t>0</w:t>
             </w:r>
@@ -2701,49 +1315,16 @@
         </w:tc>
         <w:tc>
           <w:tcPr>
-            <w:tcW w:type="dxa" w:w="576"/>
+            <w:tcW w:type="dxa" w:w="1152"/>
             <w:vAlign w:val="center"/>
-            <w:tcMar>
-              <w:top w:w="90" w:type="dxa"/>
-              <w:start w:w="100" w:type="dxa"/>
-              <w:bottom w:w="90" w:type="dxa"/>
-              <w:end w:w="100" w:type="dxa"/>
-            </w:tcMar>
-            <w:shd w:fill="F3F7FA"/>
           </w:tcPr>
           <w:p>
             <w:pPr>
-              <w:spacing w:after="20" w:before="20"/>
+              <w:spacing w:after="20"/>
             </w:pPr>
             <w:r>
               <w:rPr>
-                <w:rFonts w:ascii="Arial" w:hAnsi="Arial"/>
-                <w:sz w:val="14"/>
-              </w:rPr>
-              <w:t>0</w:t>
-            </w:r>
-          </w:p>
-        </w:tc>
-        <w:tc>
-          <w:tcPr>
-            <w:tcW w:type="dxa" w:w="1224"/>
-            <w:vAlign w:val="center"/>
-            <w:tcMar>
-              <w:top w:w="90" w:type="dxa"/>
-              <w:start w:w="100" w:type="dxa"/>
-              <w:bottom w:w="90" w:type="dxa"/>
-              <w:end w:w="100" w:type="dxa"/>
-            </w:tcMar>
-            <w:shd w:fill="F3F7FA"/>
-          </w:tcPr>
-          <w:p>
-            <w:pPr>
-              <w:spacing w:after="20" w:before="20"/>
-            </w:pPr>
-            <w:r>
-              <w:rPr>
-                <w:rFonts w:ascii="Arial" w:hAnsi="Arial"/>
-                <w:sz w:val="14"/>
+                <w:sz w:val="18"/>
               </w:rPr>
               <w:t>100%</w:t>
             </w:r>
@@ -2753,22 +1334,14 @@
           <w:tcPr>
             <w:tcW w:type="dxa" w:w="1008"/>
             <w:vAlign w:val="center"/>
-            <w:tcMar>
-              <w:top w:w="90" w:type="dxa"/>
-              <w:start w:w="100" w:type="dxa"/>
-              <w:bottom w:w="90" w:type="dxa"/>
-              <w:end w:w="100" w:type="dxa"/>
-            </w:tcMar>
-            <w:shd w:fill="F3F7FA"/>
           </w:tcPr>
           <w:p>
             <w:pPr>
-              <w:spacing w:after="20" w:before="20"/>
+              <w:spacing w:after="20"/>
             </w:pPr>
             <w:r>
               <w:rPr>
-                <w:rFonts w:ascii="Arial" w:hAnsi="Arial"/>
-                <w:sz w:val="14"/>
+                <w:sz w:val="18"/>
               </w:rPr>
               <w:t>100%</w:t>
             </w:r>
@@ -2776,24 +1349,16 @@
         </w:tc>
         <w:tc>
           <w:tcPr>
-            <w:tcW w:type="dxa" w:w="936"/>
+            <w:tcW w:type="dxa" w:w="864"/>
             <w:vAlign w:val="center"/>
-            <w:tcMar>
-              <w:top w:w="90" w:type="dxa"/>
-              <w:start w:w="100" w:type="dxa"/>
-              <w:bottom w:w="90" w:type="dxa"/>
-              <w:end w:w="100" w:type="dxa"/>
-            </w:tcMar>
-            <w:shd w:fill="F3F7FA"/>
           </w:tcPr>
           <w:p>
             <w:pPr>
-              <w:spacing w:after="20" w:before="20"/>
+              <w:spacing w:after="20"/>
             </w:pPr>
             <w:r>
               <w:rPr>
-                <w:rFonts w:ascii="Arial" w:hAnsi="Arial"/>
-                <w:sz w:val="14"/>
+                <w:sz w:val="18"/>
               </w:rPr>
               <w:t>1,000</w:t>
             </w:r>
@@ -2801,235 +1366,16 @@
         </w:tc>
         <w:tc>
           <w:tcPr>
-            <w:tcW w:type="dxa" w:w="792"/>
+            <w:tcW w:type="dxa" w:w="864"/>
             <w:vAlign w:val="center"/>
-            <w:tcMar>
-              <w:top w:w="90" w:type="dxa"/>
-              <w:start w:w="100" w:type="dxa"/>
-              <w:bottom w:w="90" w:type="dxa"/>
-              <w:end w:w="100" w:type="dxa"/>
-            </w:tcMar>
-            <w:shd w:fill="F3F7FA"/>
           </w:tcPr>
           <w:p>
             <w:pPr>
-              <w:spacing w:after="20" w:before="20"/>
+              <w:spacing w:after="20"/>
             </w:pPr>
             <w:r>
               <w:rPr>
-                <w:rFonts w:ascii="Arial" w:hAnsi="Arial"/>
-                <w:sz w:val="14"/>
-              </w:rPr>
-              <w:t>0%</w:t>
-            </w:r>
-          </w:p>
-        </w:tc>
-      </w:tr>
-      <w:tr>
-        <w:tc>
-          <w:tcPr>
-            <w:tcW w:type="dxa" w:w="2808"/>
-            <w:vAlign w:val="center"/>
-            <w:tcMar>
-              <w:top w:w="90" w:type="dxa"/>
-              <w:start w:w="100" w:type="dxa"/>
-              <w:bottom w:w="90" w:type="dxa"/>
-              <w:end w:w="100" w:type="dxa"/>
-            </w:tcMar>
-          </w:tcPr>
-          <w:p>
-            <w:r>
-              <w:t>Demo B nâng cấp Random Forest hoặc token hit</w:t>
-            </w:r>
-          </w:p>
-        </w:tc>
-        <w:tc>
-          <w:tcPr>
-            <w:tcW w:type="dxa" w:w="576"/>
-            <w:vAlign w:val="center"/>
-            <w:tcMar>
-              <w:top w:w="90" w:type="dxa"/>
-              <w:start w:w="100" w:type="dxa"/>
-              <w:bottom w:w="90" w:type="dxa"/>
-              <w:end w:w="100" w:type="dxa"/>
-            </w:tcMar>
-          </w:tcPr>
-          <w:p>
-            <w:pPr>
-              <w:spacing w:after="20" w:before="20"/>
-            </w:pPr>
-            <w:r>
-              <w:rPr>
-                <w:rFonts w:ascii="Arial" w:hAnsi="Arial"/>
-                <w:sz w:val="14"/>
-              </w:rPr>
-              <w:t>25</w:t>
-            </w:r>
-          </w:p>
-        </w:tc>
-        <w:tc>
-          <w:tcPr>
-            <w:tcW w:type="dxa" w:w="576"/>
-            <w:vAlign w:val="center"/>
-            <w:tcMar>
-              <w:top w:w="90" w:type="dxa"/>
-              <w:start w:w="100" w:type="dxa"/>
-              <w:bottom w:w="90" w:type="dxa"/>
-              <w:end w:w="100" w:type="dxa"/>
-            </w:tcMar>
-          </w:tcPr>
-          <w:p>
-            <w:pPr>
-              <w:spacing w:after="20" w:before="20"/>
-            </w:pPr>
-            <w:r>
-              <w:rPr>
-                <w:rFonts w:ascii="Arial" w:hAnsi="Arial"/>
-                <w:sz w:val="14"/>
-              </w:rPr>
-              <w:t>15</w:t>
-            </w:r>
-          </w:p>
-        </w:tc>
-        <w:tc>
-          <w:tcPr>
-            <w:tcW w:type="dxa" w:w="576"/>
-            <w:vAlign w:val="center"/>
-            <w:tcMar>
-              <w:top w:w="90" w:type="dxa"/>
-              <w:start w:w="100" w:type="dxa"/>
-              <w:bottom w:w="90" w:type="dxa"/>
-              <w:end w:w="100" w:type="dxa"/>
-            </w:tcMar>
-          </w:tcPr>
-          <w:p>
-            <w:pPr>
-              <w:spacing w:after="20" w:before="20"/>
-            </w:pPr>
-            <w:r>
-              <w:rPr>
-                <w:rFonts w:ascii="Arial" w:hAnsi="Arial"/>
-                <w:sz w:val="14"/>
-              </w:rPr>
-              <w:t>0</w:t>
-            </w:r>
-          </w:p>
-        </w:tc>
-        <w:tc>
-          <w:tcPr>
-            <w:tcW w:type="dxa" w:w="576"/>
-            <w:vAlign w:val="center"/>
-            <w:tcMar>
-              <w:top w:w="90" w:type="dxa"/>
-              <w:start w:w="100" w:type="dxa"/>
-              <w:bottom w:w="90" w:type="dxa"/>
-              <w:end w:w="100" w:type="dxa"/>
-            </w:tcMar>
-          </w:tcPr>
-          <w:p>
-            <w:pPr>
-              <w:spacing w:after="20" w:before="20"/>
-            </w:pPr>
-            <w:r>
-              <w:rPr>
-                <w:rFonts w:ascii="Arial" w:hAnsi="Arial"/>
-                <w:sz w:val="14"/>
-              </w:rPr>
-              <w:t>0</w:t>
-            </w:r>
-          </w:p>
-        </w:tc>
-        <w:tc>
-          <w:tcPr>
-            <w:tcW w:type="dxa" w:w="1224"/>
-            <w:vAlign w:val="center"/>
-            <w:tcMar>
-              <w:top w:w="90" w:type="dxa"/>
-              <w:start w:w="100" w:type="dxa"/>
-              <w:bottom w:w="90" w:type="dxa"/>
-              <w:end w:w="100" w:type="dxa"/>
-            </w:tcMar>
-          </w:tcPr>
-          <w:p>
-            <w:pPr>
-              <w:spacing w:after="20" w:before="20"/>
-            </w:pPr>
-            <w:r>
-              <w:rPr>
-                <w:rFonts w:ascii="Arial" w:hAnsi="Arial"/>
-                <w:sz w:val="14"/>
-              </w:rPr>
-              <w:t>100%</w:t>
-            </w:r>
-          </w:p>
-        </w:tc>
-        <w:tc>
-          <w:tcPr>
-            <w:tcW w:type="dxa" w:w="1008"/>
-            <w:vAlign w:val="center"/>
-            <w:tcMar>
-              <w:top w:w="90" w:type="dxa"/>
-              <w:start w:w="100" w:type="dxa"/>
-              <w:bottom w:w="90" w:type="dxa"/>
-              <w:end w:w="100" w:type="dxa"/>
-            </w:tcMar>
-          </w:tcPr>
-          <w:p>
-            <w:pPr>
-              <w:spacing w:after="20" w:before="20"/>
-            </w:pPr>
-            <w:r>
-              <w:rPr>
-                <w:rFonts w:ascii="Arial" w:hAnsi="Arial"/>
-                <w:sz w:val="14"/>
-              </w:rPr>
-              <w:t>100%</w:t>
-            </w:r>
-          </w:p>
-        </w:tc>
-        <w:tc>
-          <w:tcPr>
-            <w:tcW w:type="dxa" w:w="936"/>
-            <w:vAlign w:val="center"/>
-            <w:tcMar>
-              <w:top w:w="90" w:type="dxa"/>
-              <w:start w:w="100" w:type="dxa"/>
-              <w:bottom w:w="90" w:type="dxa"/>
-              <w:end w:w="100" w:type="dxa"/>
-            </w:tcMar>
-          </w:tcPr>
-          <w:p>
-            <w:pPr>
-              <w:spacing w:after="20" w:before="20"/>
-            </w:pPr>
-            <w:r>
-              <w:rPr>
-                <w:rFonts w:ascii="Arial" w:hAnsi="Arial"/>
-                <w:sz w:val="14"/>
-              </w:rPr>
-              <w:t>1,000</w:t>
-            </w:r>
-          </w:p>
-        </w:tc>
-        <w:tc>
-          <w:tcPr>
-            <w:tcW w:type="dxa" w:w="792"/>
-            <w:vAlign w:val="center"/>
-            <w:tcMar>
-              <w:top w:w="90" w:type="dxa"/>
-              <w:start w:w="100" w:type="dxa"/>
-              <w:bottom w:w="90" w:type="dxa"/>
-              <w:end w:w="100" w:type="dxa"/>
-            </w:tcMar>
-          </w:tcPr>
-          <w:p>
-            <w:pPr>
-              <w:spacing w:after="20" w:before="20"/>
-            </w:pPr>
-            <w:r>
-              <w:rPr>
-                <w:rFonts w:ascii="Arial" w:hAnsi="Arial"/>
-                <w:sz w:val="14"/>
+                <w:sz w:val="18"/>
               </w:rPr>
               <w:t>0%</w:t>
             </w:r>
@@ -3039,12 +1385,25 @@
     </w:tbl>
     <w:p>
       <w:pPr>
-        <w:spacing w:after="0"/>
+        <w:spacing w:after="40"/>
       </w:pPr>
     </w:p>
     <w:p>
       <w:r>
-        <w:t>Ở mức truy vấn, A token tĩnh có recall 30,2%; B Random Forest đạt 79,4%; B kết hợp token hit đạt 88,2%. FPR quan sát được là 0% trong 135 truy vấn bình thường ở lần capture này.</w:t>
+        <w:t>Kết quả này xác nhận luồng tra cứu/cảnh báo với ID token đã biết; không đo khả năng chống attacker tổng quát và không so sánh vị trí HMA với RF.</w:t>
+      </w:r>
+    </w:p>
+    <w:p>
+      <w:pPr>
+        <w:pStyle w:val="Heading2"/>
+      </w:pPr>
+      <w:r>
+        <w:t>3.2 Benchmark phân loại tổng hợp cũ</w:t>
+      </w:r>
+    </w:p>
+    <w:p>
+      <w:r>
+        <w:t>Artifacts: DemoB/results/ab_metrics.csv và ab_metrics.json. Đây là 5 lần đánh giá trên dữ liệu hành vi tổng hợp, không phải kết quả MySQL placement.</w:t>
       </w:r>
     </w:p>
     <w:tbl>
@@ -3052,121 +1411,142 @@
         <w:tblStyle w:val="TableGrid"/>
         <w:tblW w:type="auto" w:w="0"/>
         <w:jc w:val="center"/>
-        <w:tblLayout w:type="fixed"/>
         <w:tblLook w:firstColumn="1" w:firstRow="1" w:lastColumn="0" w:lastRow="0" w:noHBand="0" w:noVBand="1" w:val="04A0"/>
+        <w:tblBorders>
+          <w:top w:val="single" w:sz="4" w:color="D9D9D9"/>
+          <w:left w:val="single" w:sz="4" w:color="D9D9D9"/>
+          <w:bottom w:val="single" w:sz="4" w:color="D9D9D9"/>
+          <w:right w:val="single" w:sz="4" w:color="D9D9D9"/>
+          <w:insideH w:val="single" w:sz="4" w:color="D9D9D9"/>
+          <w:insideV w:val="single" w:sz="4" w:color="D9D9D9"/>
+        </w:tblBorders>
       </w:tblPr>
       <w:tblGrid>
-        <w:gridCol w:w="2541"/>
-        <w:gridCol w:w="2541"/>
-        <w:gridCol w:w="2541"/>
-        <w:gridCol w:w="2541"/>
+        <w:gridCol w:w="1694"/>
+        <w:gridCol w:w="1694"/>
+        <w:gridCol w:w="1694"/>
+        <w:gridCol w:w="1694"/>
+        <w:gridCol w:w="1694"/>
+        <w:gridCol w:w="1694"/>
       </w:tblGrid>
       <w:tr>
         <w:tc>
           <w:tcPr>
-            <w:tcW w:type="dxa" w:w="3240"/>
+            <w:tcW w:type="dxa" w:w="3384"/>
+            <w:shd w:fill="1F4E78"/>
             <w:vAlign w:val="center"/>
-            <w:tcMar>
-              <w:top w:w="90" w:type="dxa"/>
-              <w:start w:w="100" w:type="dxa"/>
-              <w:bottom w:w="90" w:type="dxa"/>
-              <w:end w:w="100" w:type="dxa"/>
-            </w:tcMar>
-            <w:shd w:fill="17365D"/>
           </w:tcPr>
           <w:p>
             <w:pPr>
-              <w:spacing w:after="20" w:before="20"/>
+              <w:spacing w:after="20"/>
             </w:pPr>
             <w:r>
               <w:rPr>
-                <w:rFonts w:ascii="Arial" w:hAnsi="Arial"/>
                 <w:b/>
                 <w:color w:val="FFFFFF"/>
-                <w:sz w:val="15"/>
+                <w:sz w:val="18"/>
               </w:rPr>
-              <w:t>Kịch bản</w:t>
+              <w:t>Phương pháp</w:t>
             </w:r>
           </w:p>
         </w:tc>
         <w:tc>
           <w:tcPr>
-            <w:tcW w:type="dxa" w:w="2376"/>
+            <w:tcW w:type="dxa" w:w="1224"/>
+            <w:shd w:fill="1F4E78"/>
             <w:vAlign w:val="center"/>
-            <w:tcMar>
-              <w:top w:w="90" w:type="dxa"/>
-              <w:start w:w="100" w:type="dxa"/>
-              <w:bottom w:w="90" w:type="dxa"/>
-              <w:end w:w="100" w:type="dxa"/>
-            </w:tcMar>
-            <w:shd w:fill="17365D"/>
           </w:tcPr>
           <w:p>
             <w:pPr>
-              <w:spacing w:after="20" w:before="20"/>
+              <w:spacing w:after="20"/>
             </w:pPr>
             <w:r>
               <w:rPr>
-                <w:rFonts w:ascii="Arial" w:hAnsi="Arial"/>
                 <w:b/>
                 <w:color w:val="FFFFFF"/>
-                <w:sz w:val="15"/>
+                <w:sz w:val="18"/>
               </w:rPr>
-              <w:t>Nhãn</w:t>
+              <w:t>Accuracy</w:t>
             </w:r>
           </w:p>
         </w:tc>
         <w:tc>
           <w:tcPr>
-            <w:tcW w:type="dxa" w:w="1872"/>
+            <w:tcW w:type="dxa" w:w="1224"/>
+            <w:shd w:fill="1F4E78"/>
             <w:vAlign w:val="center"/>
-            <w:tcMar>
-              <w:top w:w="90" w:type="dxa"/>
-              <w:start w:w="100" w:type="dxa"/>
-              <w:bottom w:w="90" w:type="dxa"/>
-              <w:end w:w="100" w:type="dxa"/>
-            </w:tcMar>
-            <w:shd w:fill="17365D"/>
           </w:tcPr>
           <w:p>
             <w:pPr>
-              <w:spacing w:after="20" w:before="20"/>
+              <w:spacing w:after="20"/>
             </w:pPr>
             <w:r>
               <w:rPr>
-                <w:rFonts w:ascii="Arial" w:hAnsi="Arial"/>
                 <w:b/>
                 <w:color w:val="FFFFFF"/>
-                <w:sz w:val="15"/>
+                <w:sz w:val="18"/>
               </w:rPr>
-              <w:t>A token</w:t>
+              <w:t>Precision</w:t>
             </w:r>
           </w:p>
         </w:tc>
         <w:tc>
           <w:tcPr>
-            <w:tcW w:type="dxa" w:w="1872"/>
+            <w:tcW w:type="dxa" w:w="1152"/>
+            <w:shd w:fill="1F4E78"/>
             <w:vAlign w:val="center"/>
-            <w:tcMar>
-              <w:top w:w="90" w:type="dxa"/>
-              <w:start w:w="100" w:type="dxa"/>
-              <w:bottom w:w="90" w:type="dxa"/>
-              <w:end w:w="100" w:type="dxa"/>
-            </w:tcMar>
-            <w:shd w:fill="17365D"/>
           </w:tcPr>
           <w:p>
             <w:pPr>
-              <w:spacing w:after="20" w:before="20"/>
+              <w:spacing w:after="20"/>
             </w:pPr>
             <w:r>
               <w:rPr>
-                <w:rFonts w:ascii="Arial" w:hAnsi="Arial"/>
                 <w:b/>
                 <w:color w:val="FFFFFF"/>
-                <w:sz w:val="15"/>
+                <w:sz w:val="18"/>
               </w:rPr>
-              <w:t>B ML</w:t>
+              <w:t>Recall</w:t>
+            </w:r>
+          </w:p>
+        </w:tc>
+        <w:tc>
+          <w:tcPr>
+            <w:tcW w:type="dxa" w:w="1008"/>
+            <w:shd w:fill="1F4E78"/>
+            <w:vAlign w:val="center"/>
+          </w:tcPr>
+          <w:p>
+            <w:pPr>
+              <w:spacing w:after="20"/>
+            </w:pPr>
+            <w:r>
+              <w:rPr>
+                <w:b/>
+                <w:color w:val="FFFFFF"/>
+                <w:sz w:val="18"/>
+              </w:rPr>
+              <w:t>F1</w:t>
+            </w:r>
+          </w:p>
+        </w:tc>
+        <w:tc>
+          <w:tcPr>
+            <w:tcW w:type="dxa" w:w="936"/>
+            <w:shd w:fill="1F4E78"/>
+            <w:vAlign w:val="center"/>
+          </w:tcPr>
+          <w:p>
+            <w:pPr>
+              <w:spacing w:after="20"/>
+            </w:pPr>
+            <w:r>
+              <w:rPr>
+                <w:b/>
+                <w:color w:val="FFFFFF"/>
+                <w:sz w:val="18"/>
+              </w:rPr>
+              <w:t>FPR</w:t>
             </w:r>
           </w:p>
         </w:tc>
@@ -3174,97 +1554,103 @@
       <w:tr>
         <w:tc>
           <w:tcPr>
-            <w:tcW w:type="dxa" w:w="3240"/>
+            <w:tcW w:type="dxa" w:w="3384"/>
             <w:vAlign w:val="center"/>
-            <w:tcMar>
-              <w:top w:w="90" w:type="dxa"/>
-              <w:start w:w="100" w:type="dxa"/>
-              <w:bottom w:w="90" w:type="dxa"/>
-              <w:end w:w="100" w:type="dxa"/>
-            </w:tcMar>
           </w:tcPr>
           <w:p>
             <w:pPr>
-              <w:spacing w:after="20" w:before="20"/>
+              <w:spacing w:after="20"/>
             </w:pPr>
             <w:r>
               <w:rPr>
-                <w:rFonts w:ascii="Arial" w:hAnsi="Arial"/>
-                <w:sz w:val="15"/>
+                <w:sz w:val="18"/>
               </w:rPr>
-              <w:t>Tra cứu ID thông thường</w:t>
+              <w:t>A — token hit tĩnh</w:t>
             </w:r>
           </w:p>
         </w:tc>
         <w:tc>
           <w:tcPr>
-            <w:tcW w:type="dxa" w:w="2376"/>
+            <w:tcW w:type="dxa" w:w="1224"/>
             <w:vAlign w:val="center"/>
-            <w:tcMar>
-              <w:top w:w="90" w:type="dxa"/>
-              <w:start w:w="100" w:type="dxa"/>
-              <w:bottom w:w="90" w:type="dxa"/>
-              <w:end w:w="100" w:type="dxa"/>
-            </w:tcMar>
           </w:tcPr>
           <w:p>
             <w:pPr>
-              <w:spacing w:after="20" w:before="20"/>
+              <w:spacing w:after="20"/>
             </w:pPr>
             <w:r>
               <w:rPr>
-                <w:rFonts w:ascii="Arial" w:hAnsi="Arial"/>
-                <w:sz w:val="15"/>
+                <w:sz w:val="18"/>
               </w:rPr>
-              <w:t>Bình thường</w:t>
+              <w:t>58,3%</w:t>
             </w:r>
           </w:p>
         </w:tc>
         <w:tc>
           <w:tcPr>
-            <w:tcW w:type="dxa" w:w="1872"/>
+            <w:tcW w:type="dxa" w:w="1224"/>
             <w:vAlign w:val="center"/>
-            <w:tcMar>
-              <w:top w:w="90" w:type="dxa"/>
-              <w:start w:w="100" w:type="dxa"/>
-              <w:bottom w:w="90" w:type="dxa"/>
-              <w:end w:w="100" w:type="dxa"/>
-            </w:tcMar>
           </w:tcPr>
           <w:p>
             <w:pPr>
-              <w:spacing w:after="20" w:before="20"/>
+              <w:spacing w:after="20"/>
             </w:pPr>
             <w:r>
               <w:rPr>
-                <w:rFonts w:ascii="Arial" w:hAnsi="Arial"/>
-                <w:sz w:val="15"/>
+                <w:sz w:val="18"/>
               </w:rPr>
-              <w:t>0/5</w:t>
+              <w:t>90,3%</w:t>
             </w:r>
           </w:p>
         </w:tc>
         <w:tc>
           <w:tcPr>
-            <w:tcW w:type="dxa" w:w="1872"/>
+            <w:tcW w:type="dxa" w:w="1152"/>
             <w:vAlign w:val="center"/>
-            <w:tcMar>
-              <w:top w:w="90" w:type="dxa"/>
-              <w:start w:w="100" w:type="dxa"/>
-              <w:bottom w:w="90" w:type="dxa"/>
-              <w:end w:w="100" w:type="dxa"/>
-            </w:tcMar>
           </w:tcPr>
           <w:p>
             <w:pPr>
-              <w:spacing w:after="20" w:before="20"/>
+              <w:spacing w:after="20"/>
             </w:pPr>
             <w:r>
               <w:rPr>
-                <w:rFonts w:ascii="Arial" w:hAnsi="Arial"/>
-                <w:sz w:val="15"/>
+                <w:sz w:val="18"/>
               </w:rPr>
-              <w:t>0/5</w:t>
+              <w:t>18,5%</w:t>
+            </w:r>
+          </w:p>
+        </w:tc>
+        <w:tc>
+          <w:tcPr>
+            <w:tcW w:type="dxa" w:w="1008"/>
+            <w:vAlign w:val="center"/>
+          </w:tcPr>
+          <w:p>
+            <w:pPr>
+              <w:spacing w:after="20"/>
+            </w:pPr>
+            <w:r>
+              <w:rPr>
+                <w:sz w:val="18"/>
+              </w:rPr>
+              <w:t>0,307</w:t>
+            </w:r>
+          </w:p>
+        </w:tc>
+        <w:tc>
+          <w:tcPr>
+            <w:tcW w:type="dxa" w:w="936"/>
+            <w:vAlign w:val="center"/>
+          </w:tcPr>
+          <w:p>
+            <w:pPr>
+              <w:spacing w:after="20"/>
+            </w:pPr>
+            <w:r>
+              <w:rPr>
+                <w:sz w:val="18"/>
+              </w:rPr>
+              <w:t>2,0%</w:t>
             </w:r>
           </w:p>
         </w:tc>
@@ -3272,101 +1658,103 @@
       <w:tr>
         <w:tc>
           <w:tcPr>
-            <w:tcW w:type="dxa" w:w="3240"/>
+            <w:tcW w:type="dxa" w:w="3384"/>
             <w:vAlign w:val="center"/>
-            <w:tcMar>
-              <w:top w:w="90" w:type="dxa"/>
-              <w:start w:w="100" w:type="dxa"/>
-              <w:bottom w:w="90" w:type="dxa"/>
-              <w:end w:w="100" w:type="dxa"/>
-            </w:tcMar>
-            <w:shd w:fill="F3F7FA"/>
           </w:tcPr>
           <w:p>
             <w:pPr>
-              <w:spacing w:after="20" w:before="20"/>
+              <w:spacing w:after="20"/>
             </w:pPr>
             <w:r>
               <w:rPr>
-                <w:rFonts w:ascii="Arial" w:hAnsi="Arial"/>
-                <w:sz w:val="15"/>
+                <w:sz w:val="18"/>
               </w:rPr>
-              <w:t>Báo cáo hàng loạt hợp lệ</w:t>
+              <w:t>B — Random Forest</w:t>
             </w:r>
           </w:p>
         </w:tc>
         <w:tc>
           <w:tcPr>
-            <w:tcW w:type="dxa" w:w="2376"/>
+            <w:tcW w:type="dxa" w:w="1224"/>
             <w:vAlign w:val="center"/>
-            <w:tcMar>
-              <w:top w:w="90" w:type="dxa"/>
-              <w:start w:w="100" w:type="dxa"/>
-              <w:bottom w:w="90" w:type="dxa"/>
-              <w:end w:w="100" w:type="dxa"/>
-            </w:tcMar>
-            <w:shd w:fill="F3F7FA"/>
           </w:tcPr>
           <w:p>
             <w:pPr>
-              <w:spacing w:after="20" w:before="20"/>
+              <w:spacing w:after="20"/>
             </w:pPr>
             <w:r>
               <w:rPr>
-                <w:rFonts w:ascii="Arial" w:hAnsi="Arial"/>
-                <w:sz w:val="15"/>
+                <w:sz w:val="18"/>
               </w:rPr>
-              <w:t>Bình thường</w:t>
+              <w:t>89,7%</w:t>
             </w:r>
           </w:p>
         </w:tc>
         <w:tc>
           <w:tcPr>
-            <w:tcW w:type="dxa" w:w="1872"/>
+            <w:tcW w:type="dxa" w:w="1224"/>
             <w:vAlign w:val="center"/>
-            <w:tcMar>
-              <w:top w:w="90" w:type="dxa"/>
-              <w:start w:w="100" w:type="dxa"/>
-              <w:bottom w:w="90" w:type="dxa"/>
-              <w:end w:w="100" w:type="dxa"/>
-            </w:tcMar>
-            <w:shd w:fill="F3F7FA"/>
           </w:tcPr>
           <w:p>
             <w:pPr>
-              <w:spacing w:after="20" w:before="20"/>
+              <w:spacing w:after="20"/>
             </w:pPr>
             <w:r>
               <w:rPr>
-                <w:rFonts w:ascii="Arial" w:hAnsi="Arial"/>
-                <w:sz w:val="15"/>
+                <w:sz w:val="18"/>
               </w:rPr>
-              <w:t>0/5</w:t>
+              <w:t>99,3%</w:t>
             </w:r>
           </w:p>
         </w:tc>
         <w:tc>
           <w:tcPr>
-            <w:tcW w:type="dxa" w:w="1872"/>
+            <w:tcW w:type="dxa" w:w="1152"/>
             <w:vAlign w:val="center"/>
-            <w:tcMar>
-              <w:top w:w="90" w:type="dxa"/>
-              <w:start w:w="100" w:type="dxa"/>
-              <w:bottom w:w="90" w:type="dxa"/>
-              <w:end w:w="100" w:type="dxa"/>
-            </w:tcMar>
-            <w:shd w:fill="F3F7FA"/>
           </w:tcPr>
           <w:p>
             <w:pPr>
-              <w:spacing w:after="20" w:before="20"/>
+              <w:spacing w:after="20"/>
             </w:pPr>
             <w:r>
               <w:rPr>
-                <w:rFonts w:ascii="Arial" w:hAnsi="Arial"/>
-                <w:sz w:val="15"/>
+                <w:sz w:val="18"/>
               </w:rPr>
-              <w:t>0/5</w:t>
+              <w:t>80,0%</w:t>
+            </w:r>
+          </w:p>
+        </w:tc>
+        <w:tc>
+          <w:tcPr>
+            <w:tcW w:type="dxa" w:w="1008"/>
+            <w:vAlign w:val="center"/>
+          </w:tcPr>
+          <w:p>
+            <w:pPr>
+              <w:spacing w:after="20"/>
+            </w:pPr>
+            <w:r>
+              <w:rPr>
+                <w:sz w:val="18"/>
+              </w:rPr>
+              <w:t>0,886</w:t>
+            </w:r>
+          </w:p>
+        </w:tc>
+        <w:tc>
+          <w:tcPr>
+            <w:tcW w:type="dxa" w:w="936"/>
+            <w:vAlign w:val="center"/>
+          </w:tcPr>
+          <w:p>
+            <w:pPr>
+              <w:spacing w:after="20"/>
+            </w:pPr>
+            <w:r>
+              <w:rPr>
+                <w:sz w:val="18"/>
+              </w:rPr>
+              <w:t>0,6%</w:t>
             </w:r>
           </w:p>
         </w:tc>
@@ -3374,97 +1762,263 @@
       <w:tr>
         <w:tc>
           <w:tcPr>
-            <w:tcW w:type="dxa" w:w="3240"/>
+            <w:tcW w:type="dxa" w:w="3384"/>
             <w:vAlign w:val="center"/>
-            <w:tcMar>
-              <w:top w:w="90" w:type="dxa"/>
-              <w:start w:w="100" w:type="dxa"/>
-              <w:bottom w:w="90" w:type="dxa"/>
-              <w:end w:w="100" w:type="dxa"/>
-            </w:tcMar>
           </w:tcPr>
           <w:p>
             <w:pPr>
-              <w:spacing w:after="20" w:before="20"/>
+              <w:spacing w:after="20"/>
             </w:pPr>
             <w:r>
               <w:rPr>
-                <w:rFonts w:ascii="Arial" w:hAnsi="Arial"/>
-                <w:sz w:val="15"/>
+                <w:sz w:val="18"/>
               </w:rPr>
-              <w:t>Truy vấn bảo trì</w:t>
+              <w:t>B — RF kết hợp token hit</w:t>
             </w:r>
           </w:p>
         </w:tc>
         <w:tc>
           <w:tcPr>
-            <w:tcW w:type="dxa" w:w="2376"/>
+            <w:tcW w:type="dxa" w:w="1224"/>
             <w:vAlign w:val="center"/>
-            <w:tcMar>
-              <w:top w:w="90" w:type="dxa"/>
-              <w:start w:w="100" w:type="dxa"/>
-              <w:bottom w:w="90" w:type="dxa"/>
-              <w:end w:w="100" w:type="dxa"/>
-            </w:tcMar>
           </w:tcPr>
           <w:p>
             <w:pPr>
-              <w:spacing w:after="20" w:before="20"/>
+              <w:spacing w:after="20"/>
             </w:pPr>
             <w:r>
               <w:rPr>
-                <w:rFonts w:ascii="Arial" w:hAnsi="Arial"/>
-                <w:sz w:val="15"/>
+                <w:sz w:val="18"/>
               </w:rPr>
-              <w:t>Bình thường</w:t>
+              <w:t>88,8%</w:t>
             </w:r>
           </w:p>
         </w:tc>
         <w:tc>
           <w:tcPr>
-            <w:tcW w:type="dxa" w:w="1872"/>
+            <w:tcW w:type="dxa" w:w="1224"/>
             <w:vAlign w:val="center"/>
-            <w:tcMar>
-              <w:top w:w="90" w:type="dxa"/>
-              <w:start w:w="100" w:type="dxa"/>
-              <w:bottom w:w="90" w:type="dxa"/>
-              <w:end w:w="100" w:type="dxa"/>
-            </w:tcMar>
           </w:tcPr>
           <w:p>
             <w:pPr>
-              <w:spacing w:after="20" w:before="20"/>
+              <w:spacing w:after="20"/>
             </w:pPr>
             <w:r>
               <w:rPr>
-                <w:rFonts w:ascii="Arial" w:hAnsi="Arial"/>
-                <w:sz w:val="15"/>
+                <w:sz w:val="18"/>
               </w:rPr>
-              <w:t>0/5</w:t>
+              <w:t>96,9%</w:t>
             </w:r>
           </w:p>
         </w:tc>
         <w:tc>
           <w:tcPr>
-            <w:tcW w:type="dxa" w:w="1872"/>
+            <w:tcW w:type="dxa" w:w="1152"/>
             <w:vAlign w:val="center"/>
-            <w:tcMar>
-              <w:top w:w="90" w:type="dxa"/>
-              <w:start w:w="100" w:type="dxa"/>
-              <w:bottom w:w="90" w:type="dxa"/>
-              <w:end w:w="100" w:type="dxa"/>
-            </w:tcMar>
           </w:tcPr>
           <w:p>
             <w:pPr>
-              <w:spacing w:after="20" w:before="20"/>
+              <w:spacing w:after="20"/>
             </w:pPr>
             <w:r>
               <w:rPr>
-                <w:rFonts w:ascii="Arial" w:hAnsi="Arial"/>
-                <w:sz w:val="15"/>
+                <w:sz w:val="18"/>
               </w:rPr>
-              <w:t>0/5</w:t>
+              <w:t>80,1%</w:t>
+            </w:r>
+          </w:p>
+        </w:tc>
+        <w:tc>
+          <w:tcPr>
+            <w:tcW w:type="dxa" w:w="1008"/>
+            <w:vAlign w:val="center"/>
+          </w:tcPr>
+          <w:p>
+            <w:pPr>
+              <w:spacing w:after="20"/>
+            </w:pPr>
+            <w:r>
+              <w:rPr>
+                <w:sz w:val="18"/>
+              </w:rPr>
+              <w:t>0,877</w:t>
+            </w:r>
+          </w:p>
+        </w:tc>
+        <w:tc>
+          <w:tcPr>
+            <w:tcW w:type="dxa" w:w="936"/>
+            <w:vAlign w:val="center"/>
+          </w:tcPr>
+          <w:p>
+            <w:pPr>
+              <w:spacing w:after="20"/>
+            </w:pPr>
+            <w:r>
+              <w:rPr>
+                <w:sz w:val="18"/>
+              </w:rPr>
+              <w:t>2,6%</w:t>
+            </w:r>
+          </w:p>
+        </w:tc>
+      </w:tr>
+    </w:tbl>
+    <w:p>
+      <w:pPr>
+        <w:spacing w:after="40"/>
+      </w:pPr>
+    </w:p>
+    <w:p>
+      <w:r>
+        <w:t>Các con số này là lịch sử benchmark classifier. Không sử dụng chúng để tuyên bố vị trí B dễ bị chạm hơn hoặc hiệu quả bảo mật hơn.</w:t>
+      </w:r>
+    </w:p>
+    <w:p>
+      <w:pPr>
+        <w:pStyle w:val="Heading2"/>
+      </w:pPr>
+      <w:r>
+        <w:t>3.3 Kết quả cảnh báo trên capture MySQL lab hiện có</w:t>
+      </w:r>
+    </w:p>
+    <w:p>
+      <w:r>
+        <w:t>Capture mới có 20 lượt cho mỗi demo, tổng cộng 700 phiên và 4.460 truy vấn mỗi demo. Mỗi demo có 640 phiên bị script gán nhãn đáng ngờ và 60 phiên bình thường. Telemetry được đo từ SELECT trên MySQL cục bộ; nhãn là ground truth của kịch bản lab, không phải sự cố thực.</w:t>
+      </w:r>
+    </w:p>
+    <w:tbl>
+      <w:tblPr>
+        <w:tblStyle w:val="TableGrid"/>
+        <w:tblW w:type="auto" w:w="0"/>
+        <w:jc w:val="center"/>
+        <w:tblLook w:firstColumn="1" w:firstRow="1" w:lastColumn="0" w:lastRow="0" w:noHBand="0" w:noVBand="1" w:val="04A0"/>
+        <w:tblBorders>
+          <w:top w:val="single" w:sz="4" w:color="D9D9D9"/>
+          <w:left w:val="single" w:sz="4" w:color="D9D9D9"/>
+          <w:bottom w:val="single" w:sz="4" w:color="D9D9D9"/>
+          <w:right w:val="single" w:sz="4" w:color="D9D9D9"/>
+          <w:insideH w:val="single" w:sz="4" w:color="D9D9D9"/>
+          <w:insideV w:val="single" w:sz="4" w:color="D9D9D9"/>
+        </w:tblBorders>
+      </w:tblPr>
+      <w:tblGrid>
+        <w:gridCol w:w="1130"/>
+        <w:gridCol w:w="1130"/>
+        <w:gridCol w:w="1130"/>
+        <w:gridCol w:w="1130"/>
+        <w:gridCol w:w="1130"/>
+        <w:gridCol w:w="1130"/>
+        <w:gridCol w:w="1130"/>
+        <w:gridCol w:w="1130"/>
+        <w:gridCol w:w="1130"/>
+      </w:tblGrid>
+      <w:tr>
+        <w:tc>
+          <w:tcPr>
+            <w:tcW w:type="dxa" w:w="3024"/>
+            <w:shd w:fill="1F4E78"/>
+            <w:vAlign w:val="center"/>
+          </w:tcPr>
+          <w:p>
+            <w:r>
+              <w:t>Phương pháp</w:t>
+            </w:r>
+          </w:p>
+        </w:tc>
+        <w:tc>
+          <w:tcPr>
+            <w:tcW w:type="dxa" w:w="648"/>
+            <w:shd w:fill="1F4E78"/>
+            <w:vAlign w:val="center"/>
+          </w:tcPr>
+          <w:p>
+            <w:r>
+              <w:t>TP</w:t>
+            </w:r>
+          </w:p>
+        </w:tc>
+        <w:tc>
+          <w:tcPr>
+            <w:tcW w:type="dxa" w:w="648"/>
+            <w:shd w:fill="1F4E78"/>
+            <w:vAlign w:val="center"/>
+          </w:tcPr>
+          <w:p>
+            <w:r>
+              <w:t>TN</w:t>
+            </w:r>
+          </w:p>
+        </w:tc>
+        <w:tc>
+          <w:tcPr>
+            <w:tcW w:type="dxa" w:w="648"/>
+            <w:shd w:fill="1F4E78"/>
+            <w:vAlign w:val="center"/>
+          </w:tcPr>
+          <w:p>
+            <w:r>
+              <w:t>FP</w:t>
+            </w:r>
+          </w:p>
+        </w:tc>
+        <w:tc>
+          <w:tcPr>
+            <w:tcW w:type="dxa" w:w="648"/>
+            <w:shd w:fill="1F4E78"/>
+            <w:vAlign w:val="center"/>
+          </w:tcPr>
+          <w:p>
+            <w:r>
+              <w:t>FN</w:t>
+            </w:r>
+          </w:p>
+        </w:tc>
+        <w:tc>
+          <w:tcPr>
+            <w:tcW w:type="dxa" w:w="1224"/>
+            <w:shd w:fill="1F4E78"/>
+            <w:vAlign w:val="center"/>
+          </w:tcPr>
+          <w:p>
+            <w:r>
+              <w:t>Accuracy</w:t>
+            </w:r>
+          </w:p>
+        </w:tc>
+        <w:tc>
+          <w:tcPr>
+            <w:tcW w:type="dxa" w:w="1008"/>
+            <w:shd w:fill="1F4E78"/>
+            <w:vAlign w:val="center"/>
+          </w:tcPr>
+          <w:p>
+            <w:r>
+              <w:t>Recall</w:t>
+            </w:r>
+          </w:p>
+        </w:tc>
+        <w:tc>
+          <w:tcPr>
+            <w:tcW w:type="dxa" w:w="864"/>
+            <w:shd w:fill="1F4E78"/>
+            <w:vAlign w:val="center"/>
+          </w:tcPr>
+          <w:p>
+            <w:r>
+              <w:t>F1</w:t>
+            </w:r>
+          </w:p>
+        </w:tc>
+        <w:tc>
+          <w:tcPr>
+            <w:tcW w:type="dxa" w:w="792"/>
+            <w:shd w:fill="1F4E78"/>
+            <w:vAlign w:val="center"/>
+          </w:tcPr>
+          <w:p>
+            <w:r>
+              <w:t>FPR</w:t>
             </w:r>
           </w:p>
         </w:tc>
@@ -3472,101 +2026,100 @@
       <w:tr>
         <w:tc>
           <w:tcPr>
-            <w:tcW w:type="dxa" w:w="3240"/>
+            <w:tcW w:type="dxa" w:w="3024"/>
             <w:vAlign w:val="center"/>
-            <w:tcMar>
-              <w:top w:w="90" w:type="dxa"/>
-              <w:start w:w="100" w:type="dxa"/>
-              <w:bottom w:w="90" w:type="dxa"/>
-              <w:end w:w="100" w:type="dxa"/>
-            </w:tcMar>
-            <w:shd w:fill="F3F7FA"/>
           </w:tcPr>
           <w:p>
-            <w:pPr>
-              <w:spacing w:after="20" w:before="20"/>
-            </w:pPr>
             <w:r>
-              <w:rPr>
-                <w:rFonts w:ascii="Arial" w:hAnsi="Arial"/>
-                <w:sz w:val="15"/>
-              </w:rPr>
-              <w:t>Dò ID nhanh</w:t>
+              <w:t>A — SDV/HMA + cảnh báo token-hit</w:t>
             </w:r>
           </w:p>
         </w:tc>
         <w:tc>
           <w:tcPr>
-            <w:tcW w:type="dxa" w:w="2376"/>
+            <w:tcW w:type="dxa" w:w="648"/>
             <w:vAlign w:val="center"/>
-            <w:tcMar>
-              <w:top w:w="90" w:type="dxa"/>
-              <w:start w:w="100" w:type="dxa"/>
-              <w:bottom w:w="90" w:type="dxa"/>
-              <w:end w:w="100" w:type="dxa"/>
-            </w:tcMar>
-            <w:shd w:fill="F3F7FA"/>
           </w:tcPr>
           <w:p>
-            <w:pPr>
-              <w:spacing w:after="20" w:before="20"/>
-            </w:pPr>
             <w:r>
-              <w:rPr>
-                <w:rFonts w:ascii="Arial" w:hAnsi="Arial"/>
-                <w:sz w:val="15"/>
-              </w:rPr>
-              <w:t>Đáng ngờ mô phỏng</w:t>
+              <w:t>270</w:t>
             </w:r>
           </w:p>
         </w:tc>
         <w:tc>
           <w:tcPr>
-            <w:tcW w:type="dxa" w:w="1872"/>
+            <w:tcW w:type="dxa" w:w="648"/>
             <w:vAlign w:val="center"/>
-            <w:tcMar>
-              <w:top w:w="90" w:type="dxa"/>
-              <w:start w:w="100" w:type="dxa"/>
-              <w:bottom w:w="90" w:type="dxa"/>
-              <w:end w:w="100" w:type="dxa"/>
-            </w:tcMar>
-            <w:shd w:fill="F3F7FA"/>
           </w:tcPr>
           <w:p>
-            <w:pPr>
-              <w:spacing w:after="20" w:before="20"/>
-            </w:pPr>
             <w:r>
-              <w:rPr>
-                <w:rFonts w:ascii="Arial" w:hAnsi="Arial"/>
-                <w:sz w:val="15"/>
-              </w:rPr>
-              <w:t>5/5</w:t>
+              <w:t>60</w:t>
             </w:r>
           </w:p>
         </w:tc>
         <w:tc>
           <w:tcPr>
-            <w:tcW w:type="dxa" w:w="1872"/>
+            <w:tcW w:type="dxa" w:w="648"/>
             <w:vAlign w:val="center"/>
-            <w:tcMar>
-              <w:top w:w="90" w:type="dxa"/>
-              <w:start w:w="100" w:type="dxa"/>
-              <w:bottom w:w="90" w:type="dxa"/>
-              <w:end w:w="100" w:type="dxa"/>
-            </w:tcMar>
-            <w:shd w:fill="F3F7FA"/>
           </w:tcPr>
           <w:p>
-            <w:pPr>
-              <w:spacing w:after="20" w:before="20"/>
-            </w:pPr>
             <w:r>
-              <w:rPr>
-                <w:rFonts w:ascii="Arial" w:hAnsi="Arial"/>
-                <w:sz w:val="15"/>
-              </w:rPr>
-              <w:t>5/5</w:t>
+              <w:t>0</w:t>
+            </w:r>
+          </w:p>
+        </w:tc>
+        <w:tc>
+          <w:tcPr>
+            <w:tcW w:type="dxa" w:w="648"/>
+            <w:vAlign w:val="center"/>
+          </w:tcPr>
+          <w:p>
+            <w:r>
+              <w:t>370</w:t>
+            </w:r>
+          </w:p>
+        </w:tc>
+        <w:tc>
+          <w:tcPr>
+            <w:tcW w:type="dxa" w:w="1224"/>
+            <w:vAlign w:val="center"/>
+          </w:tcPr>
+          <w:p>
+            <w:r>
+              <w:t>47,1%</w:t>
+            </w:r>
+          </w:p>
+        </w:tc>
+        <w:tc>
+          <w:tcPr>
+            <w:tcW w:type="dxa" w:w="1008"/>
+            <w:vAlign w:val="center"/>
+          </w:tcPr>
+          <w:p>
+            <w:r>
+              <w:t>42,2%</w:t>
+            </w:r>
+          </w:p>
+        </w:tc>
+        <w:tc>
+          <w:tcPr>
+            <w:tcW w:type="dxa" w:w="864"/>
+            <w:vAlign w:val="center"/>
+          </w:tcPr>
+          <w:p>
+            <w:r>
+              <w:t>0,593</w:t>
+            </w:r>
+          </w:p>
+        </w:tc>
+        <w:tc>
+          <w:tcPr>
+            <w:tcW w:type="dxa" w:w="792"/>
+            <w:vAlign w:val="center"/>
+          </w:tcPr>
+          <w:p>
+            <w:r>
+              <w:t>0,0%</w:t>
             </w:r>
           </w:p>
         </w:tc>
@@ -3574,97 +2127,100 @@
       <w:tr>
         <w:tc>
           <w:tcPr>
-            <w:tcW w:type="dxa" w:w="3240"/>
+            <w:tcW w:type="dxa" w:w="3024"/>
             <w:vAlign w:val="center"/>
-            <w:tcMar>
-              <w:top w:w="90" w:type="dxa"/>
-              <w:start w:w="100" w:type="dxa"/>
-              <w:bottom w:w="90" w:type="dxa"/>
-              <w:end w:w="100" w:type="dxa"/>
-            </w:tcMar>
           </w:tcPr>
           <w:p>
-            <w:pPr>
-              <w:spacing w:after="20" w:before="20"/>
-            </w:pPr>
             <w:r>
-              <w:rPr>
-                <w:rFonts w:ascii="Arial" w:hAnsi="Arial"/>
-                <w:sz w:val="15"/>
-              </w:rPr>
-              <w:t>Quét phòng ban</w:t>
+              <w:t>B — Random Forest</w:t>
             </w:r>
           </w:p>
         </w:tc>
         <w:tc>
           <w:tcPr>
-            <w:tcW w:type="dxa" w:w="2376"/>
+            <w:tcW w:type="dxa" w:w="648"/>
             <w:vAlign w:val="center"/>
-            <w:tcMar>
-              <w:top w:w="90" w:type="dxa"/>
-              <w:start w:w="100" w:type="dxa"/>
-              <w:bottom w:w="90" w:type="dxa"/>
-              <w:end w:w="100" w:type="dxa"/>
-            </w:tcMar>
           </w:tcPr>
           <w:p>
-            <w:pPr>
-              <w:spacing w:after="20" w:before="20"/>
-            </w:pPr>
             <w:r>
-              <w:rPr>
-                <w:rFonts w:ascii="Arial" w:hAnsi="Arial"/>
-                <w:sz w:val="15"/>
-              </w:rPr>
-              <w:t>Đáng ngờ mô phỏng</w:t>
+              <w:t>639</w:t>
             </w:r>
           </w:p>
         </w:tc>
         <w:tc>
           <w:tcPr>
-            <w:tcW w:type="dxa" w:w="1872"/>
+            <w:tcW w:type="dxa" w:w="648"/>
             <w:vAlign w:val="center"/>
-            <w:tcMar>
-              <w:top w:w="90" w:type="dxa"/>
-              <w:start w:w="100" w:type="dxa"/>
-              <w:bottom w:w="90" w:type="dxa"/>
-              <w:end w:w="100" w:type="dxa"/>
-            </w:tcMar>
           </w:tcPr>
           <w:p>
-            <w:pPr>
-              <w:spacing w:after="20" w:before="20"/>
-            </w:pPr>
             <w:r>
-              <w:rPr>
-                <w:rFonts w:ascii="Arial" w:hAnsi="Arial"/>
-                <w:sz w:val="15"/>
-              </w:rPr>
-              <w:t>0/5</w:t>
+              <w:t>59</w:t>
             </w:r>
           </w:p>
         </w:tc>
         <w:tc>
           <w:tcPr>
-            <w:tcW w:type="dxa" w:w="1872"/>
+            <w:tcW w:type="dxa" w:w="648"/>
             <w:vAlign w:val="center"/>
-            <w:tcMar>
-              <w:top w:w="90" w:type="dxa"/>
-              <w:start w:w="100" w:type="dxa"/>
-              <w:bottom w:w="90" w:type="dxa"/>
-              <w:end w:w="100" w:type="dxa"/>
-            </w:tcMar>
           </w:tcPr>
           <w:p>
-            <w:pPr>
-              <w:spacing w:after="20" w:before="20"/>
-            </w:pPr>
             <w:r>
-              <w:rPr>
-                <w:rFonts w:ascii="Arial" w:hAnsi="Arial"/>
-                <w:sz w:val="15"/>
-              </w:rPr>
-              <w:t>5/5</w:t>
+              <w:t>1</w:t>
+            </w:r>
+          </w:p>
+        </w:tc>
+        <w:tc>
+          <w:tcPr>
+            <w:tcW w:type="dxa" w:w="648"/>
+            <w:vAlign w:val="center"/>
+          </w:tcPr>
+          <w:p>
+            <w:r>
+              <w:t>1</w:t>
+            </w:r>
+          </w:p>
+        </w:tc>
+        <w:tc>
+          <w:tcPr>
+            <w:tcW w:type="dxa" w:w="1224"/>
+            <w:vAlign w:val="center"/>
+          </w:tcPr>
+          <w:p>
+            <w:r>
+              <w:t>99,7%</w:t>
+            </w:r>
+          </w:p>
+        </w:tc>
+        <w:tc>
+          <w:tcPr>
+            <w:tcW w:type="dxa" w:w="1008"/>
+            <w:vAlign w:val="center"/>
+          </w:tcPr>
+          <w:p>
+            <w:r>
+              <w:t>99,8%</w:t>
+            </w:r>
+          </w:p>
+        </w:tc>
+        <w:tc>
+          <w:tcPr>
+            <w:tcW w:type="dxa" w:w="864"/>
+            <w:vAlign w:val="center"/>
+          </w:tcPr>
+          <w:p>
+            <w:r>
+              <w:t>0,998</w:t>
+            </w:r>
+          </w:p>
+        </w:tc>
+        <w:tc>
+          <w:tcPr>
+            <w:tcW w:type="dxa" w:w="792"/>
+            <w:vAlign w:val="center"/>
+          </w:tcPr>
+          <w:p>
+            <w:r>
+              <w:t>1,7%</w:t>
             </w:r>
           </w:p>
         </w:tc>
@@ -3672,101 +2228,216 @@
       <w:tr>
         <w:tc>
           <w:tcPr>
-            <w:tcW w:type="dxa" w:w="3240"/>
+            <w:tcW w:type="dxa" w:w="3024"/>
             <w:vAlign w:val="center"/>
-            <w:tcMar>
-              <w:top w:w="90" w:type="dxa"/>
-              <w:start w:w="100" w:type="dxa"/>
-              <w:bottom w:w="90" w:type="dxa"/>
-              <w:end w:w="100" w:type="dxa"/>
-            </w:tcMar>
-            <w:shd w:fill="F3F7FA"/>
           </w:tcPr>
           <w:p>
-            <w:pPr>
-              <w:spacing w:after="20" w:before="20"/>
-            </w:pPr>
             <w:r>
-              <w:rPr>
-                <w:rFonts w:ascii="Arial" w:hAnsi="Arial"/>
-                <w:sz w:val="15"/>
-              </w:rPr>
-              <w:t>Thu thập nhiều bản ghi</w:t>
+              <w:t>B — Random Forest OR token-hit</w:t>
             </w:r>
           </w:p>
         </w:tc>
         <w:tc>
           <w:tcPr>
-            <w:tcW w:type="dxa" w:w="2376"/>
+            <w:tcW w:type="dxa" w:w="648"/>
             <w:vAlign w:val="center"/>
-            <w:tcMar>
-              <w:top w:w="90" w:type="dxa"/>
-              <w:start w:w="100" w:type="dxa"/>
-              <w:bottom w:w="90" w:type="dxa"/>
-              <w:end w:w="100" w:type="dxa"/>
-            </w:tcMar>
-            <w:shd w:fill="F3F7FA"/>
           </w:tcPr>
           <w:p>
-            <w:pPr>
-              <w:spacing w:after="20" w:before="20"/>
-            </w:pPr>
             <w:r>
-              <w:rPr>
-                <w:rFonts w:ascii="Arial" w:hAnsi="Arial"/>
-                <w:sz w:val="15"/>
-              </w:rPr>
-              <w:t>Đáng ngờ mô phỏng</w:t>
+              <w:t>639</w:t>
             </w:r>
           </w:p>
         </w:tc>
         <w:tc>
           <w:tcPr>
-            <w:tcW w:type="dxa" w:w="1872"/>
+            <w:tcW w:type="dxa" w:w="648"/>
             <w:vAlign w:val="center"/>
-            <w:tcMar>
-              <w:top w:w="90" w:type="dxa"/>
-              <w:start w:w="100" w:type="dxa"/>
-              <w:bottom w:w="90" w:type="dxa"/>
-              <w:end w:w="100" w:type="dxa"/>
-            </w:tcMar>
-            <w:shd w:fill="F3F7FA"/>
           </w:tcPr>
           <w:p>
-            <w:pPr>
-              <w:spacing w:after="20" w:before="20"/>
-            </w:pPr>
             <w:r>
-              <w:rPr>
-                <w:rFonts w:ascii="Arial" w:hAnsi="Arial"/>
-                <w:sz w:val="15"/>
-              </w:rPr>
-              <w:t>0/5</w:t>
+              <w:t>59</w:t>
             </w:r>
           </w:p>
         </w:tc>
         <w:tc>
           <w:tcPr>
-            <w:tcW w:type="dxa" w:w="1872"/>
+            <w:tcW w:type="dxa" w:w="648"/>
             <w:vAlign w:val="center"/>
-            <w:tcMar>
-              <w:top w:w="90" w:type="dxa"/>
-              <w:start w:w="100" w:type="dxa"/>
-              <w:bottom w:w="90" w:type="dxa"/>
-              <w:end w:w="100" w:type="dxa"/>
-            </w:tcMar>
-            <w:shd w:fill="F3F7FA"/>
           </w:tcPr>
           <w:p>
-            <w:pPr>
-              <w:spacing w:after="20" w:before="20"/>
-            </w:pPr>
             <w:r>
-              <w:rPr>
-                <w:rFonts w:ascii="Arial" w:hAnsi="Arial"/>
-                <w:sz w:val="15"/>
-              </w:rPr>
-              <w:t>5/5</w:t>
+              <w:t>1</w:t>
+            </w:r>
+          </w:p>
+        </w:tc>
+        <w:tc>
+          <w:tcPr>
+            <w:tcW w:type="dxa" w:w="648"/>
+            <w:vAlign w:val="center"/>
+          </w:tcPr>
+          <w:p>
+            <w:r>
+              <w:t>1</w:t>
+            </w:r>
+          </w:p>
+        </w:tc>
+        <w:tc>
+          <w:tcPr>
+            <w:tcW w:type="dxa" w:w="1224"/>
+            <w:vAlign w:val="center"/>
+          </w:tcPr>
+          <w:p>
+            <w:r>
+              <w:t>99,7%</w:t>
+            </w:r>
+          </w:p>
+        </w:tc>
+        <w:tc>
+          <w:tcPr>
+            <w:tcW w:type="dxa" w:w="1008"/>
+            <w:vAlign w:val="center"/>
+          </w:tcPr>
+          <w:p>
+            <w:r>
+              <w:t>99,8%</w:t>
+            </w:r>
+          </w:p>
+        </w:tc>
+        <w:tc>
+          <w:tcPr>
+            <w:tcW w:type="dxa" w:w="864"/>
+            <w:vAlign w:val="center"/>
+          </w:tcPr>
+          <w:p>
+            <w:r>
+              <w:t>0,998</w:t>
+            </w:r>
+          </w:p>
+        </w:tc>
+        <w:tc>
+          <w:tcPr>
+            <w:tcW w:type="dxa" w:w="792"/>
+            <w:vAlign w:val="center"/>
+          </w:tcPr>
+          <w:p>
+            <w:r>
+              <w:t>1,7%</w:t>
+            </w:r>
+          </w:p>
+        </w:tc>
+      </w:tr>
+    </w:tbl>
+    <w:p>
+      <w:pPr>
+        <w:spacing w:after="40"/>
+      </w:pPr>
+    </w:p>
+    <w:p>
+      <w:r>
+        <w:t>Ở mức phiên, Demo B Random Forest đạt TP=639, TN=59, FP=1, FN=1; accuracy 99,7%, precision 99,8%, recall 99,8%, F1=0,998 và FPR=1,7% (1/60 phiên bình thường). Demo A token-hit đạt TP=270, TN=60, FP=0, FN=370; accuracy 47,1%, precision 100%, recall 42,2%, F1=0,593 và FPR=0%. Trong bộ script này B phát hiện nhiều phiên đáng ngờ hơn nhưng có một báo động giả. Đây là kết quả lab với các mẫu kịch bản đã biết, không đại diện hiệu năng production hoặc hành vi chưa thấy.</w:t>
+      </w:r>
+    </w:p>
+    <w:p>
+      <w:pPr>
+        <w:pStyle w:val="Heading2"/>
+      </w:pPr>
+      <w:r>
+        <w:t>3.4 Kết quả đánh giá vị trí SDV/HMA và Random Forest</w:t>
+      </w:r>
+    </w:p>
+    <w:tbl>
+      <w:tblPr>
+        <w:tblStyle w:val="TableGrid"/>
+        <w:tblW w:type="auto" w:w="0"/>
+        <w:jc w:val="center"/>
+        <w:tblLook w:firstColumn="1" w:firstRow="1" w:lastColumn="0" w:lastRow="0" w:noHBand="0" w:noVBand="1" w:val="04A0"/>
+        <w:tblBorders>
+          <w:top w:val="single" w:sz="4" w:color="D9D9D9"/>
+          <w:left w:val="single" w:sz="4" w:color="D9D9D9"/>
+          <w:bottom w:val="single" w:sz="4" w:color="D9D9D9"/>
+          <w:right w:val="single" w:sz="4" w:color="D9D9D9"/>
+          <w:insideH w:val="single" w:sz="4" w:color="D9D9D9"/>
+          <w:insideV w:val="single" w:sz="4" w:color="D9D9D9"/>
+        </w:tblBorders>
+      </w:tblPr>
+      <w:tblGrid>
+        <w:gridCol w:w="1694"/>
+        <w:gridCol w:w="1694"/>
+        <w:gridCol w:w="1694"/>
+        <w:gridCol w:w="1694"/>
+        <w:gridCol w:w="1694"/>
+        <w:gridCol w:w="1694"/>
+      </w:tblGrid>
+      <w:tr>
+        <w:tc>
+          <w:tcPr>
+            <w:tcW w:type="dxa" w:w="1656"/>
+            <w:shd w:fill="1F4E78"/>
+            <w:vAlign w:val="center"/>
+          </w:tcPr>
+          <w:p>
+            <w:r>
+              <w:t>Phòng ban</w:t>
+            </w:r>
+          </w:p>
+        </w:tc>
+        <w:tc>
+          <w:tcPr>
+            <w:tcW w:type="dxa" w:w="1728"/>
+            <w:shd w:fill="1F4E78"/>
+            <w:vAlign w:val="center"/>
+          </w:tcPr>
+          <w:p>
+            <w:r>
+              <w:t>Mẫu seeded A (hit/20)</w:t>
+            </w:r>
+          </w:p>
+        </w:tc>
+        <w:tc>
+          <w:tcPr>
+            <w:tcW w:type="dxa" w:w="1728"/>
+            <w:shd w:fill="1F4E78"/>
+            <w:vAlign w:val="center"/>
+          </w:tcPr>
+          <w:p>
+            <w:r>
+              <w:t>Mẫu seeded B (hit/20)</w:t>
+            </w:r>
+          </w:p>
+        </w:tc>
+        <w:tc>
+          <w:tcPr>
+            <w:tcW w:type="dxa" w:w="1800"/>
+            <w:shd w:fill="1F4E78"/>
+            <w:vAlign w:val="center"/>
+          </w:tcPr>
+          <w:p>
+            <w:r>
+              <w:t>Ngày tuyển dụng sớm A (hit/20)</w:t>
+            </w:r>
+          </w:p>
+        </w:tc>
+        <w:tc>
+          <w:tcPr>
+            <w:tcW w:type="dxa" w:w="1800"/>
+            <w:shd w:fill="1F4E78"/>
+            <w:vAlign w:val="center"/>
+          </w:tcPr>
+          <w:p>
+            <w:r>
+              <w:t>Ngày tuyển dụng sớm B (hit/20)</w:t>
+            </w:r>
+          </w:p>
+        </w:tc>
+        <w:tc>
+          <w:tcPr>
+            <w:tcW w:type="dxa" w:w="1440"/>
+            <w:shd w:fill="1F4E78"/>
+            <w:vAlign w:val="center"/>
+          </w:tcPr>
+          <w:p>
+            <w:r>
+              <w:t>250 ID cao nhất A/B (hit/20)</w:t>
             </w:r>
           </w:p>
         </w:tc>
@@ -3774,97 +2445,67 @@
       <w:tr>
         <w:tc>
           <w:tcPr>
-            <w:tcW w:type="dxa" w:w="3240"/>
+            <w:tcW w:type="dxa" w:w="1656"/>
             <w:vAlign w:val="center"/>
-            <w:tcMar>
-              <w:top w:w="90" w:type="dxa"/>
-              <w:start w:w="100" w:type="dxa"/>
-              <w:bottom w:w="90" w:type="dxa"/>
-              <w:end w:w="100" w:type="dxa"/>
-            </w:tcMar>
           </w:tcPr>
           <w:p>
-            <w:pPr>
-              <w:spacing w:after="20" w:before="20"/>
-            </w:pPr>
             <w:r>
-              <w:rPr>
-                <w:rFonts w:ascii="Arial" w:hAnsi="Arial"/>
-                <w:sz w:val="15"/>
-              </w:rPr>
-              <w:t>Truy vấn chậm có chủ đích</w:t>
+              <w:t>d001</w:t>
             </w:r>
           </w:p>
         </w:tc>
         <w:tc>
           <w:tcPr>
-            <w:tcW w:type="dxa" w:w="2376"/>
+            <w:tcW w:type="dxa" w:w="1728"/>
             <w:vAlign w:val="center"/>
-            <w:tcMar>
-              <w:top w:w="90" w:type="dxa"/>
-              <w:start w:w="100" w:type="dxa"/>
-              <w:bottom w:w="90" w:type="dxa"/>
-              <w:end w:w="100" w:type="dxa"/>
-            </w:tcMar>
           </w:tcPr>
           <w:p>
-            <w:pPr>
-              <w:spacing w:after="20" w:before="20"/>
-            </w:pPr>
             <w:r>
-              <w:rPr>
-                <w:rFonts w:ascii="Arial" w:hAnsi="Arial"/>
-                <w:sz w:val="15"/>
-              </w:rPr>
-              <w:t>Đáng ngờ mô phỏng</w:t>
+              <w:t>0/20</w:t>
             </w:r>
           </w:p>
         </w:tc>
         <w:tc>
           <w:tcPr>
-            <w:tcW w:type="dxa" w:w="1872"/>
+            <w:tcW w:type="dxa" w:w="1728"/>
             <w:vAlign w:val="center"/>
-            <w:tcMar>
-              <w:top w:w="90" w:type="dxa"/>
-              <w:start w:w="100" w:type="dxa"/>
-              <w:bottom w:w="90" w:type="dxa"/>
-              <w:end w:w="100" w:type="dxa"/>
-            </w:tcMar>
           </w:tcPr>
           <w:p>
-            <w:pPr>
-              <w:spacing w:after="20" w:before="20"/>
-            </w:pPr>
             <w:r>
-              <w:rPr>
-                <w:rFonts w:ascii="Arial" w:hAnsi="Arial"/>
-                <w:sz w:val="15"/>
-              </w:rPr>
-              <w:t>0/5</w:t>
+              <w:t>7/20</w:t>
             </w:r>
           </w:p>
         </w:tc>
         <w:tc>
           <w:tcPr>
-            <w:tcW w:type="dxa" w:w="1872"/>
+            <w:tcW w:type="dxa" w:w="1800"/>
             <w:vAlign w:val="center"/>
-            <w:tcMar>
-              <w:top w:w="90" w:type="dxa"/>
-              <w:start w:w="100" w:type="dxa"/>
-              <w:bottom w:w="90" w:type="dxa"/>
-              <w:end w:w="100" w:type="dxa"/>
-            </w:tcMar>
           </w:tcPr>
           <w:p>
-            <w:pPr>
-              <w:spacing w:after="20" w:before="20"/>
-            </w:pPr>
             <w:r>
-              <w:rPr>
-                <w:rFonts w:ascii="Arial" w:hAnsi="Arial"/>
-                <w:sz w:val="15"/>
-              </w:rPr>
-              <w:t>5/5</w:t>
+              <w:t>0/20</w:t>
+            </w:r>
+          </w:p>
+        </w:tc>
+        <w:tc>
+          <w:tcPr>
+            <w:tcW w:type="dxa" w:w="1800"/>
+            <w:vAlign w:val="center"/>
+          </w:tcPr>
+          <w:p>
+            <w:r>
+              <w:t>0/20</w:t>
+            </w:r>
+          </w:p>
+        </w:tc>
+        <w:tc>
+          <w:tcPr>
+            <w:tcW w:type="dxa" w:w="1440"/>
+            <w:vAlign w:val="center"/>
+          </w:tcPr>
+          <w:p>
+            <w:r>
+              <w:t>20/20; 20/20</w:t>
             </w:r>
           </w:p>
         </w:tc>
@@ -3872,101 +2513,563 @@
       <w:tr>
         <w:tc>
           <w:tcPr>
-            <w:tcW w:type="dxa" w:w="3240"/>
+            <w:tcW w:type="dxa" w:w="1656"/>
             <w:vAlign w:val="center"/>
-            <w:tcMar>
-              <w:top w:w="90" w:type="dxa"/>
-              <w:start w:w="100" w:type="dxa"/>
-              <w:bottom w:w="90" w:type="dxa"/>
-              <w:end w:w="100" w:type="dxa"/>
-            </w:tcMar>
-            <w:shd w:fill="F3F7FA"/>
           </w:tcPr>
           <w:p>
-            <w:pPr>
-              <w:spacing w:after="20" w:before="20"/>
-            </w:pPr>
             <w:r>
-              <w:rPr>
-                <w:rFonts w:ascii="Arial" w:hAnsi="Arial"/>
-                <w:sz w:val="15"/>
-              </w:rPr>
-              <w:t>Kiểm tra token canary</w:t>
+              <w:t>d002</w:t>
             </w:r>
           </w:p>
         </w:tc>
         <w:tc>
           <w:tcPr>
-            <w:tcW w:type="dxa" w:w="2376"/>
+            <w:tcW w:type="dxa" w:w="1728"/>
             <w:vAlign w:val="center"/>
-            <w:tcMar>
-              <w:top w:w="90" w:type="dxa"/>
-              <w:start w:w="100" w:type="dxa"/>
-              <w:bottom w:w="90" w:type="dxa"/>
-              <w:end w:w="100" w:type="dxa"/>
-            </w:tcMar>
-            <w:shd w:fill="F3F7FA"/>
           </w:tcPr>
           <w:p>
-            <w:pPr>
-              <w:spacing w:after="20" w:before="20"/>
-            </w:pPr>
             <w:r>
-              <w:rPr>
-                <w:rFonts w:ascii="Arial" w:hAnsi="Arial"/>
-                <w:sz w:val="15"/>
-              </w:rPr>
-              <w:t>Kiểm thử detector</w:t>
+              <w:t>13/20</w:t>
             </w:r>
           </w:p>
         </w:tc>
         <w:tc>
           <w:tcPr>
-            <w:tcW w:type="dxa" w:w="1872"/>
+            <w:tcW w:type="dxa" w:w="1728"/>
             <w:vAlign w:val="center"/>
-            <w:tcMar>
-              <w:top w:w="90" w:type="dxa"/>
-              <w:start w:w="100" w:type="dxa"/>
-              <w:bottom w:w="90" w:type="dxa"/>
-              <w:end w:w="100" w:type="dxa"/>
-            </w:tcMar>
-            <w:shd w:fill="F3F7FA"/>
           </w:tcPr>
           <w:p>
-            <w:pPr>
-              <w:spacing w:after="20" w:before="20"/>
-            </w:pPr>
             <w:r>
-              <w:rPr>
-                <w:rFonts w:ascii="Arial" w:hAnsi="Arial"/>
-                <w:sz w:val="15"/>
-              </w:rPr>
-              <w:t>5/5</w:t>
+              <w:t>0/20</w:t>
             </w:r>
           </w:p>
         </w:tc>
         <w:tc>
           <w:tcPr>
-            <w:tcW w:type="dxa" w:w="1872"/>
+            <w:tcW w:type="dxa" w:w="1800"/>
             <w:vAlign w:val="center"/>
-            <w:tcMar>
-              <w:top w:w="90" w:type="dxa"/>
-              <w:start w:w="100" w:type="dxa"/>
-              <w:bottom w:w="90" w:type="dxa"/>
-              <w:end w:w="100" w:type="dxa"/>
-            </w:tcMar>
-            <w:shd w:fill="F3F7FA"/>
           </w:tcPr>
           <w:p>
-            <w:pPr>
-              <w:spacing w:after="20" w:before="20"/>
-            </w:pPr>
             <w:r>
-              <w:rPr>
-                <w:rFonts w:ascii="Arial" w:hAnsi="Arial"/>
-                <w:sz w:val="15"/>
-              </w:rPr>
-              <w:t>5/5</w:t>
+              <w:t>0/20</w:t>
+            </w:r>
+          </w:p>
+        </w:tc>
+        <w:tc>
+          <w:tcPr>
+            <w:tcW w:type="dxa" w:w="1800"/>
+            <w:vAlign w:val="center"/>
+          </w:tcPr>
+          <w:p>
+            <w:r>
+              <w:t>0/20</w:t>
+            </w:r>
+          </w:p>
+        </w:tc>
+        <w:tc>
+          <w:tcPr>
+            <w:tcW w:type="dxa" w:w="1440"/>
+            <w:vAlign w:val="center"/>
+          </w:tcPr>
+          <w:p>
+            <w:r>
+              <w:t>20/20; 20/20</w:t>
+            </w:r>
+          </w:p>
+        </w:tc>
+      </w:tr>
+      <w:tr>
+        <w:tc>
+          <w:tcPr>
+            <w:tcW w:type="dxa" w:w="1694"/>
+          </w:tcPr>
+          <w:p>
+            <w:r>
+              <w:t>d003</w:t>
+            </w:r>
+          </w:p>
+        </w:tc>
+        <w:tc>
+          <w:tcPr>
+            <w:tcW w:type="dxa" w:w="1694"/>
+          </w:tcPr>
+          <w:p>
+            <w:r>
+              <w:t>1/20</w:t>
+            </w:r>
+          </w:p>
+        </w:tc>
+        <w:tc>
+          <w:tcPr>
+            <w:tcW w:type="dxa" w:w="1694"/>
+          </w:tcPr>
+          <w:p>
+            <w:r>
+              <w:t>6/20</w:t>
+            </w:r>
+          </w:p>
+        </w:tc>
+        <w:tc>
+          <w:tcPr>
+            <w:tcW w:type="dxa" w:w="1694"/>
+          </w:tcPr>
+          <w:p>
+            <w:r>
+              <w:t>0/20</w:t>
+            </w:r>
+          </w:p>
+        </w:tc>
+        <w:tc>
+          <w:tcPr>
+            <w:tcW w:type="dxa" w:w="1694"/>
+          </w:tcPr>
+          <w:p>
+            <w:r>
+              <w:t>0/20</w:t>
+            </w:r>
+          </w:p>
+        </w:tc>
+        <w:tc>
+          <w:tcPr>
+            <w:tcW w:type="dxa" w:w="1694"/>
+          </w:tcPr>
+          <w:p>
+            <w:r>
+              <w:t>20/20; 20/20</w:t>
+            </w:r>
+          </w:p>
+        </w:tc>
+      </w:tr>
+      <w:tr>
+        <w:tc>
+          <w:tcPr>
+            <w:tcW w:type="dxa" w:w="1694"/>
+          </w:tcPr>
+          <w:p>
+            <w:r>
+              <w:t>d004</w:t>
+            </w:r>
+          </w:p>
+        </w:tc>
+        <w:tc>
+          <w:tcPr>
+            <w:tcW w:type="dxa" w:w="1694"/>
+          </w:tcPr>
+          <w:p>
+            <w:r>
+              <w:t>7/20</w:t>
+            </w:r>
+          </w:p>
+        </w:tc>
+        <w:tc>
+          <w:tcPr>
+            <w:tcW w:type="dxa" w:w="1694"/>
+          </w:tcPr>
+          <w:p>
+            <w:r>
+              <w:t>3/20</w:t>
+            </w:r>
+          </w:p>
+        </w:tc>
+        <w:tc>
+          <w:tcPr>
+            <w:tcW w:type="dxa" w:w="1694"/>
+          </w:tcPr>
+          <w:p>
+            <w:r>
+              <w:t>0/20</w:t>
+            </w:r>
+          </w:p>
+        </w:tc>
+        <w:tc>
+          <w:tcPr>
+            <w:tcW w:type="dxa" w:w="1694"/>
+          </w:tcPr>
+          <w:p>
+            <w:r>
+              <w:t>20/20</w:t>
+            </w:r>
+          </w:p>
+        </w:tc>
+        <w:tc>
+          <w:tcPr>
+            <w:tcW w:type="dxa" w:w="1694"/>
+          </w:tcPr>
+          <w:p>
+            <w:r>
+              <w:t>20/20; 20/20</w:t>
+            </w:r>
+          </w:p>
+        </w:tc>
+      </w:tr>
+      <w:tr>
+        <w:tc>
+          <w:tcPr>
+            <w:tcW w:type="dxa" w:w="1694"/>
+          </w:tcPr>
+          <w:p>
+            <w:r>
+              <w:t>d005</w:t>
+            </w:r>
+          </w:p>
+        </w:tc>
+        <w:tc>
+          <w:tcPr>
+            <w:tcW w:type="dxa" w:w="1694"/>
+          </w:tcPr>
+          <w:p>
+            <w:r>
+              <w:t>2/20</w:t>
+            </w:r>
+          </w:p>
+        </w:tc>
+        <w:tc>
+          <w:tcPr>
+            <w:tcW w:type="dxa" w:w="1694"/>
+          </w:tcPr>
+          <w:p>
+            <w:r>
+              <w:t>3/20</w:t>
+            </w:r>
+          </w:p>
+        </w:tc>
+        <w:tc>
+          <w:tcPr>
+            <w:tcW w:type="dxa" w:w="1694"/>
+          </w:tcPr>
+          <w:p>
+            <w:r>
+              <w:t>0/20</w:t>
+            </w:r>
+          </w:p>
+        </w:tc>
+        <w:tc>
+          <w:tcPr>
+            <w:tcW w:type="dxa" w:w="1694"/>
+          </w:tcPr>
+          <w:p>
+            <w:r>
+              <w:t>0/20</w:t>
+            </w:r>
+          </w:p>
+        </w:tc>
+        <w:tc>
+          <w:tcPr>
+            <w:tcW w:type="dxa" w:w="1694"/>
+          </w:tcPr>
+          <w:p>
+            <w:r>
+              <w:t>20/20; 20/20</w:t>
+            </w:r>
+          </w:p>
+        </w:tc>
+      </w:tr>
+      <w:tr>
+        <w:tc>
+          <w:tcPr>
+            <w:tcW w:type="dxa" w:w="1694"/>
+          </w:tcPr>
+          <w:p>
+            <w:r>
+              <w:t>d006</w:t>
+            </w:r>
+          </w:p>
+        </w:tc>
+        <w:tc>
+          <w:tcPr>
+            <w:tcW w:type="dxa" w:w="1694"/>
+          </w:tcPr>
+          <w:p>
+            <w:r>
+              <w:t>0/20</w:t>
+            </w:r>
+          </w:p>
+        </w:tc>
+        <w:tc>
+          <w:tcPr>
+            <w:tcW w:type="dxa" w:w="1694"/>
+          </w:tcPr>
+          <w:p>
+            <w:r>
+              <w:t>7/20</w:t>
+            </w:r>
+          </w:p>
+        </w:tc>
+        <w:tc>
+          <w:tcPr>
+            <w:tcW w:type="dxa" w:w="1694"/>
+          </w:tcPr>
+          <w:p>
+            <w:r>
+              <w:t>20/20</w:t>
+            </w:r>
+          </w:p>
+        </w:tc>
+        <w:tc>
+          <w:tcPr>
+            <w:tcW w:type="dxa" w:w="1694"/>
+          </w:tcPr>
+          <w:p>
+            <w:r>
+              <w:t>0/20</w:t>
+            </w:r>
+          </w:p>
+        </w:tc>
+        <w:tc>
+          <w:tcPr>
+            <w:tcW w:type="dxa" w:w="1694"/>
+          </w:tcPr>
+          <w:p>
+            <w:r>
+              <w:t>20/20; 20/20</w:t>
+            </w:r>
+          </w:p>
+        </w:tc>
+      </w:tr>
+      <w:tr>
+        <w:tc>
+          <w:tcPr>
+            <w:tcW w:type="dxa" w:w="1694"/>
+          </w:tcPr>
+          <w:p>
+            <w:r>
+              <w:t>d007</w:t>
+            </w:r>
+          </w:p>
+        </w:tc>
+        <w:tc>
+          <w:tcPr>
+            <w:tcW w:type="dxa" w:w="1694"/>
+          </w:tcPr>
+          <w:p>
+            <w:r>
+              <w:t>0/20</w:t>
+            </w:r>
+          </w:p>
+        </w:tc>
+        <w:tc>
+          <w:tcPr>
+            <w:tcW w:type="dxa" w:w="1694"/>
+          </w:tcPr>
+          <w:p>
+            <w:r>
+              <w:t>4/20</w:t>
+            </w:r>
+          </w:p>
+        </w:tc>
+        <w:tc>
+          <w:tcPr>
+            <w:tcW w:type="dxa" w:w="1694"/>
+          </w:tcPr>
+          <w:p>
+            <w:r>
+              <w:t>0/20</w:t>
+            </w:r>
+          </w:p>
+        </w:tc>
+        <w:tc>
+          <w:tcPr>
+            <w:tcW w:type="dxa" w:w="1694"/>
+          </w:tcPr>
+          <w:p>
+            <w:r>
+              <w:t>0/20</w:t>
+            </w:r>
+          </w:p>
+        </w:tc>
+        <w:tc>
+          <w:tcPr>
+            <w:tcW w:type="dxa" w:w="1694"/>
+          </w:tcPr>
+          <w:p>
+            <w:r>
+              <w:t>20/20; 20/20</w:t>
+            </w:r>
+          </w:p>
+        </w:tc>
+      </w:tr>
+      <w:tr>
+        <w:tc>
+          <w:tcPr>
+            <w:tcW w:type="dxa" w:w="1694"/>
+          </w:tcPr>
+          <w:p>
+            <w:r>
+              <w:t>d008</w:t>
+            </w:r>
+          </w:p>
+        </w:tc>
+        <w:tc>
+          <w:tcPr>
+            <w:tcW w:type="dxa" w:w="1694"/>
+          </w:tcPr>
+          <w:p>
+            <w:r>
+              <w:t>7/20</w:t>
+            </w:r>
+          </w:p>
+        </w:tc>
+        <w:tc>
+          <w:tcPr>
+            <w:tcW w:type="dxa" w:w="1694"/>
+          </w:tcPr>
+          <w:p>
+            <w:r>
+              <w:t>10/20</w:t>
+            </w:r>
+          </w:p>
+        </w:tc>
+        <w:tc>
+          <w:tcPr>
+            <w:tcW w:type="dxa" w:w="1694"/>
+          </w:tcPr>
+          <w:p>
+            <w:r>
+              <w:t>0/20</w:t>
+            </w:r>
+          </w:p>
+        </w:tc>
+        <w:tc>
+          <w:tcPr>
+            <w:tcW w:type="dxa" w:w="1694"/>
+          </w:tcPr>
+          <w:p>
+            <w:r>
+              <w:t>0/20</w:t>
+            </w:r>
+          </w:p>
+        </w:tc>
+        <w:tc>
+          <w:tcPr>
+            <w:tcW w:type="dxa" w:w="1694"/>
+          </w:tcPr>
+          <w:p>
+            <w:r>
+              <w:t>20/20; 20/20</w:t>
+            </w:r>
+          </w:p>
+        </w:tc>
+      </w:tr>
+      <w:tr>
+        <w:tc>
+          <w:tcPr>
+            <w:tcW w:type="dxa" w:w="1694"/>
+          </w:tcPr>
+          <w:p>
+            <w:r>
+              <w:t>d009</w:t>
+            </w:r>
+          </w:p>
+        </w:tc>
+        <w:tc>
+          <w:tcPr>
+            <w:tcW w:type="dxa" w:w="1694"/>
+          </w:tcPr>
+          <w:p>
+            <w:r>
+              <w:t>0/20</w:t>
+            </w:r>
+          </w:p>
+        </w:tc>
+        <w:tc>
+          <w:tcPr>
+            <w:tcW w:type="dxa" w:w="1694"/>
+          </w:tcPr>
+          <w:p>
+            <w:r>
+              <w:t>10/20</w:t>
+            </w:r>
+          </w:p>
+        </w:tc>
+        <w:tc>
+          <w:tcPr>
+            <w:tcW w:type="dxa" w:w="1694"/>
+          </w:tcPr>
+          <w:p>
+            <w:r>
+              <w:t>0/20</w:t>
+            </w:r>
+          </w:p>
+        </w:tc>
+        <w:tc>
+          <w:tcPr>
+            <w:tcW w:type="dxa" w:w="1694"/>
+          </w:tcPr>
+          <w:p>
+            <w:r>
+              <w:t>0/20</w:t>
+            </w:r>
+          </w:p>
+        </w:tc>
+        <w:tc>
+          <w:tcPr>
+            <w:tcW w:type="dxa" w:w="1694"/>
+          </w:tcPr>
+          <w:p>
+            <w:r>
+              <w:t>20/20; 20/20</w:t>
+            </w:r>
+          </w:p>
+        </w:tc>
+      </w:tr>
+      <w:tr>
+        <w:tc>
+          <w:tcPr>
+            <w:tcW w:type="dxa" w:w="1694"/>
+          </w:tcPr>
+          <w:p>
+            <w:r>
+              <w:t>Tổng (360 phiên chính)</w:t>
+            </w:r>
+          </w:p>
+        </w:tc>
+        <w:tc>
+          <w:tcPr>
+            <w:tcW w:type="dxa" w:w="1694"/>
+          </w:tcPr>
+          <w:p>
+            <w:r>
+              <w:t>30/180</w:t>
+            </w:r>
+          </w:p>
+        </w:tc>
+        <w:tc>
+          <w:tcPr>
+            <w:tcW w:type="dxa" w:w="1694"/>
+          </w:tcPr>
+          <w:p>
+            <w:r>
+              <w:t>50/180</w:t>
+            </w:r>
+          </w:p>
+        </w:tc>
+        <w:tc>
+          <w:tcPr>
+            <w:tcW w:type="dxa" w:w="1694"/>
+          </w:tcPr>
+          <w:p>
+            <w:r>
+              <w:t>20/180</w:t>
+            </w:r>
+          </w:p>
+        </w:tc>
+        <w:tc>
+          <w:tcPr>
+            <w:tcW w:type="dxa" w:w="1694"/>
+          </w:tcPr>
+          <w:p>
+            <w:r>
+              <w:t>20/180</w:t>
+            </w:r>
+          </w:p>
+        </w:tc>
+        <w:tc>
+          <w:tcPr>
+            <w:tcW w:type="dxa" w:w="1694"/>
+          </w:tcPr>
+          <w:p>
+            <w:r>
+              <w:t>180/180; 180/180</w:t>
             </w:r>
           </w:p>
         </w:tc>
@@ -3974,12 +3077,12 @@
     </w:tbl>
     <w:p>
       <w:pPr>
-        <w:spacing w:after="0"/>
+        <w:spacing w:after="40"/>
       </w:pPr>
     </w:p>
     <w:p>
       <w:r>
-        <w:t>Kết quả 0 báo động giả là 0/15 session lành tính trong tập nhỏ, không phải bằng chứng FPR thực tế bằng 0%. Năm lần lặp vẫn dùng cùng tám mẫu kịch bản đã biết; cần bổ sung hành vi hợp lệ mới, người dùng mới và cách tấn công chưa thấy.</w:t>
+        <w:t>Trong 360 phiên placement chính mỗi demo, Demo A có token hit ở 50 phiên (13,9%) và trả về 53 lượt dòng token; Demo B có hit ở 70 phiên (19,4%) và trả về 71 lượt dòng token. B hơn A 20 phiên hit, tương đương chênh lệch 5,6 điểm phần trăm trong bộ kiểm thử này. Tách theo cách truy vấn: mẫu seeded có hit ở A 30/180 (16,7%) và B 50/180 (27,8%); truy vấn ngày tuyển dụng sớm có hit ở cả A và B 20/180 (11,1%). Truy vấn 250 ID cao nhất hit ở 180/180 phiên cho cả hai, nên chỉ được xem là kiểm tra bão hòa. Kết quả cho thấy lợi thế quan sát được của B tập trung ở truy vấn mẫu seeded; chưa đủ để khẳng định khả năng khái quát ngoài dữ liệu/kịch bản lab.</w:t>
       </w:r>
     </w:p>
     <w:p>
@@ -3987,130 +3090,532 @@
         <w:pStyle w:val="Heading1"/>
       </w:pPr>
       <w:r>
-        <w:t>5. Nguồn và tài liệu tham khảo</w:t>
+        <w:t>4. Hướng dẫn chạy lại từ đầu</w:t>
+      </w:r>
+    </w:p>
+    <w:p>
+      <w:r>
+        <w:t>Trước khi bắt đầu: hai file .env phải cùng trỏ tới DB_HOST=localhost, DB_PORT=3306, DB_NAME=employee; schema security và các tài khoản reader/monitor đã tồn tại. Dùng PowerShell. Không chạy reset trên database ngoài lab.</w:t>
       </w:r>
     </w:p>
     <w:p>
       <w:pPr>
-        <w:spacing w:after="80"/>
+        <w:pStyle w:val="Heading2"/>
       </w:pPr>
       <w:r>
-        <w:t xml:space="preserve">1. Bopche và cộng sự (2024), Generation and deployment of honeytokens in relational databases for cyber deception, Computers &amp; Security 146, 104032. </w:t>
+        <w:t>Bước 1 — xem trước và xóa token cũ</w:t>
       </w:r>
-      <w:hyperlink r:id="rId11">
-        <w:r>
-          <w:rPr>
-            <w:color w:val="0563C1"/>
-            <w:u w:val="single"/>
-          </w:rPr>
-          <w:t>https://doi.org/10.1016/j.cose.2024.104032</w:t>
-        </w:r>
-      </w:hyperlink>
     </w:p>
     <w:p>
       <w:pPr>
-        <w:spacing w:after="80"/>
+        <w:spacing w:after="20"/>
+        <w:ind w:left="259"/>
       </w:pPr>
       <w:r>
-        <w:t xml:space="preserve">2. Bytebase Employee Sample Database, tài liệu MySQL và dataset_large. </w:t>
+        <w:rPr>
+          <w:rFonts w:ascii="Cascadia Mono" w:hAnsi="Cascadia Mono" w:eastAsia="Cascadia Mono"/>
+          <w:sz w:val="17"/>
+        </w:rPr>
+        <w:t>Set-Location D:\FPTU\Course\DBS401_Project\DemoB</w:t>
       </w:r>
-      <w:hyperlink r:id="rId12">
-        <w:r>
-          <w:rPr>
-            <w:color w:val="0563C1"/>
-            <w:u w:val="single"/>
-          </w:rPr>
-          <w:t>https://github.com/bytebase/employee-sample-database/blob/main/mysql/README.md</w:t>
-        </w:r>
-      </w:hyperlink>
     </w:p>
     <w:p>
       <w:pPr>
-        <w:spacing w:after="80"/>
+        <w:spacing w:after="20"/>
+        <w:ind w:left="259"/>
       </w:pPr>
       <w:r>
-        <w:t xml:space="preserve">3. Synthetic Data Vault, tài liệu chính thức. </w:t>
+        <w:rPr>
+          <w:rFonts w:ascii="Cascadia Mono" w:hAnsi="Cascadia Mono" w:eastAsia="Cascadia Mono"/>
+          <w:sz w:val="17"/>
+        </w:rPr>
+        <w:t>.\.venv\Scripts\Activate.ps1</w:t>
       </w:r>
-      <w:hyperlink r:id="rId13">
-        <w:r>
-          <w:rPr>
-            <w:color w:val="0563C1"/>
-            <w:u w:val="single"/>
-          </w:rPr>
-          <w:t>https://docs.sdv.dev/sdv</w:t>
-        </w:r>
-      </w:hyperlink>
     </w:p>
     <w:p>
       <w:pPr>
-        <w:spacing w:after="80"/>
+        <w:spacing w:after="20"/>
+        <w:ind w:left="259"/>
       </w:pPr>
       <w:r>
-        <w:t xml:space="preserve">4. PhoneLab SQL trace paper, University at Buffalo; trace SQLite một tháng. </w:t>
+        <w:rPr>
+          <w:rFonts w:ascii="Cascadia Mono" w:hAnsi="Cascadia Mono" w:eastAsia="Cascadia Mono"/>
+          <w:sz w:val="17"/>
+        </w:rPr>
+        <w:t>python database\reset_lab_honeytokens.py</w:t>
       </w:r>
-      <w:hyperlink r:id="rId14">
-        <w:r>
-          <w:rPr>
-            <w:color w:val="0563C1"/>
-            <w:u w:val="single"/>
-          </w:rPr>
-          <w:t>https://odin.cse.buffalo.edu/papers/2015/TPCTC-sqlite-final.pdf</w:t>
-        </w:r>
-      </w:hyperlink>
+    </w:p>
+    <w:p>
+      <w:r>
+        <w:t>Lệnh đầu chỉ dry-run và in số hàng trong các dải 900001–900050, 910001–910050, 910051–910100. Xác nhận phạm vi trước. Lệnh sau mới xóa:</w:t>
+      </w:r>
     </w:p>
     <w:p>
       <w:pPr>
-        <w:spacing w:after="80"/>
+        <w:spacing w:after="20"/>
+        <w:ind w:left="259"/>
       </w:pPr>
       <w:r>
-        <w:t xml:space="preserve">5. LANL Comprehensive Cyber-Security Events, trang dữ liệu chính thức. </w:t>
+        <w:rPr>
+          <w:rFonts w:ascii="Cascadia Mono" w:hAnsi="Cascadia Mono" w:eastAsia="Cascadia Mono"/>
+          <w:sz w:val="17"/>
+        </w:rPr>
+        <w:t>python database\reset_lab_honeytokens.py --apply</w:t>
       </w:r>
-      <w:hyperlink r:id="rId15">
-        <w:r>
-          <w:rPr>
-            <w:color w:val="0563C1"/>
-            <w:u w:val="single"/>
-          </w:rPr>
-          <w:t>https://csr.lanl.gov/data/cyber1/</w:t>
-        </w:r>
-      </w:hyperlink>
+    </w:p>
+    <w:p>
+      <w:r>
+        <w:t>Reset --apply xóa token rows và dòng con trong các dải đã liệt kê, registry, toàn bộ access_events/security_alerts của A và B; đồng thời xóa kết quả CSV/JSON, SQLite telemetry, placement history và model artifacts mà dashboard đọc. Schema và employee thường được giữ. File live_attack_query_results.before-reset.csv là bản sao lưu riêng, không được dashboard đọc nên giữ lại. Sau reset, các tab chỉ hiện kết quả sau khi người dùng tự chạy capture/train hoặc benchmark lại.</w:t>
+      </w:r>
     </w:p>
     <w:p>
       <w:pPr>
-        <w:spacing w:after="80"/>
+        <w:pStyle w:val="Heading2"/>
       </w:pPr>
       <w:r>
-        <w:t xml:space="preserve">6. LANL ARCS datasets, trang tổng hợp chính thức. </w:t>
+        <w:t>Bước 2 — sinh và nạp Demo A</w:t>
       </w:r>
-      <w:hyperlink r:id="rId16">
-        <w:r>
-          <w:rPr>
-            <w:color w:val="0563C1"/>
-            <w:u w:val="single"/>
-          </w:rPr>
-          <w:t>https://csr.lanl.gov/data/</w:t>
-        </w:r>
-      </w:hyperlink>
     </w:p>
     <w:p>
       <w:pPr>
-        <w:spacing w:before="160"/>
+        <w:spacing w:after="20"/>
+        <w:ind w:left="259"/>
       </w:pPr>
       <w:r>
         <w:rPr>
-          <w:b/>
+          <w:rFonts w:ascii="Cascadia Mono" w:hAnsi="Cascadia Mono" w:eastAsia="Cascadia Mono"/>
+          <w:sz w:val="17"/>
         </w:rPr>
-        <w:t xml:space="preserve">Phạm vi ghi nhận: </w:t>
+        <w:t>Set-Location D:\FPTU\Course\DBS401_Project\DemoA</w:t>
       </w:r>
+    </w:p>
+    <w:p>
+      <w:pPr>
+        <w:spacing w:after="20"/>
+        <w:ind w:left="259"/>
+      </w:pPr>
       <w:r>
-        <w:t>Số liệu trong tài liệu lấy từ artefact đã có trong workspace vào ngày 26/10/2026. Các kết quả live mô tả mô phỏng SELECT trên database mẫu cục bộ; không phải dữ liệu sự cố hay vận hành doanh nghiệp.</w:t>
+        <w:rPr>
+          <w:rFonts w:ascii="Cascadia Mono" w:hAnsi="Cascadia Mono" w:eastAsia="Cascadia Mono"/>
+          <w:sz w:val="17"/>
+        </w:rPr>
+        <w:t>python database\generate_hma_honeytokens.py --reuse-model</w:t>
+      </w:r>
+    </w:p>
+    <w:p>
+      <w:pPr>
+        <w:spacing w:after="20"/>
+        <w:ind w:left="259"/>
+      </w:pPr>
+      <w:r>
+        <w:rPr>
+          <w:rFonts w:ascii="Cascadia Mono" w:hAnsi="Cascadia Mono" w:eastAsia="Cascadia Mono"/>
+          <w:sz w:val="17"/>
+        </w:rPr>
+        <w:t>python database\apply_hma_honeytokens.py</w:t>
+      </w:r>
+    </w:p>
+    <w:p>
+      <w:pPr>
+        <w:spacing w:after="20"/>
+        <w:ind w:left="259"/>
+      </w:pPr>
+      <w:r>
+        <w:rPr>
+          <w:rFonts w:ascii="Cascadia Mono" w:hAnsi="Cascadia Mono" w:eastAsia="Cascadia Mono"/>
+          <w:sz w:val="17"/>
+        </w:rPr>
+        <w:t>python database\apply_hma_honeytokens.py --apply --admin</w:t>
+      </w:r>
+    </w:p>
+    <w:p>
+      <w:r>
+        <w:t>Lệnh apply đầu là dry-run. Nếu chưa có database/hma_artifacts/employee_hma.pkl, bỏ --reuse-model; HMA sẽ fit model và có thể mất nhiều thời gian. Apply ghi candidate HMA vào MySQL.</w:t>
+      </w:r>
+    </w:p>
+    <w:p>
+      <w:pPr>
+        <w:pStyle w:val="Heading2"/>
+      </w:pPr>
+      <w:r>
+        <w:t>Bước 3 — huấn luyện RF khởi tạo cho B</w:t>
+      </w:r>
+    </w:p>
+    <w:p>
+      <w:pPr>
+        <w:spacing w:after="20"/>
+        <w:ind w:left="259"/>
+      </w:pPr>
+      <w:r>
+        <w:rPr>
+          <w:rFonts w:ascii="Cascadia Mono" w:hAnsi="Cascadia Mono" w:eastAsia="Cascadia Mono"/>
+          <w:sz w:val="17"/>
+        </w:rPr>
+        <w:t>Set-Location D:\FPTU\Course\DBS401_Project\DemoB</w:t>
+      </w:r>
+    </w:p>
+    <w:p>
+      <w:pPr>
+        <w:spacing w:after="20"/>
+        <w:ind w:left="259"/>
+      </w:pPr>
+      <w:r>
+        <w:rPr>
+          <w:rFonts w:ascii="Cascadia Mono" w:hAnsi="Cascadia Mono" w:eastAsia="Cascadia Mono"/>
+          <w:sz w:val="17"/>
+        </w:rPr>
+        <w:t>python evaluation\run_live_attack_simulation.py --capture-only --bootstrap-rf</w:t>
+      </w:r>
+    </w:p>
+    <w:p>
+      <w:pPr>
+        <w:spacing w:after="20"/>
+        <w:ind w:left="259"/>
+      </w:pPr>
+      <w:r>
+        <w:rPr>
+          <w:rFonts w:ascii="Cascadia Mono" w:hAnsi="Cascadia Mono" w:eastAsia="Cascadia Mono"/>
+          <w:sz w:val="17"/>
+        </w:rPr>
+        <w:t>python evaluation\train_live_model.py</w:t>
+      </w:r>
+    </w:p>
+    <w:p>
+      <w:r>
+        <w:t>Bootstrap cho phép B chưa có token để tạo telemetry huấn luyện. Capture sẽ ghi đè results/live_attack_query_results.csv và train cập nhật artifacts kết quả; sao lưu CSV của bạn trước nếu muốn giữ bản hiện có. Kết quả bootstrap không phải phép đo placement.</w:t>
+      </w:r>
+    </w:p>
+    <w:p>
+      <w:pPr>
+        <w:pStyle w:val="Heading2"/>
+      </w:pPr>
+      <w:r>
+        <w:t>Bước 4 — ghi điểm rủi ro theo department</w:t>
+      </w:r>
+    </w:p>
+    <w:p>
+      <w:pPr>
+        <w:spacing w:after="20"/>
+        <w:ind w:left="259"/>
+      </w:pPr>
+      <w:r>
+        <w:rPr>
+          <w:rFonts w:ascii="Cascadia Mono" w:hAnsi="Cascadia Mono" w:eastAsia="Cascadia Mono"/>
+          <w:sz w:val="17"/>
+        </w:rPr>
+        <w:t>python monitoring\query_gateway.py --department d001 --limit 100</w:t>
+      </w:r>
+    </w:p>
+    <w:p>
+      <w:pPr>
+        <w:spacing w:after="20"/>
+        <w:ind w:left="259"/>
+      </w:pPr>
+      <w:r>
+        <w:rPr>
+          <w:rFonts w:ascii="Cascadia Mono" w:hAnsi="Cascadia Mono" w:eastAsia="Cascadia Mono"/>
+          <w:sz w:val="17"/>
+        </w:rPr>
+        <w:t>python monitoring\query_gateway.py --department d002 --limit 100</w:t>
+      </w:r>
+    </w:p>
+    <w:p>
+      <w:pPr>
+        <w:spacing w:after="20"/>
+        <w:ind w:left="259"/>
+      </w:pPr>
+      <w:r>
+        <w:rPr>
+          <w:rFonts w:ascii="Cascadia Mono" w:hAnsi="Cascadia Mono" w:eastAsia="Cascadia Mono"/>
+          <w:sz w:val="17"/>
+        </w:rPr>
+        <w:t>python monitoring\query_gateway.py --department d003 --limit 100</w:t>
+      </w:r>
+    </w:p>
+    <w:p>
+      <w:pPr>
+        <w:spacing w:after="20"/>
+        <w:ind w:left="259"/>
+      </w:pPr>
+      <w:r>
+        <w:rPr>
+          <w:rFonts w:ascii="Cascadia Mono" w:hAnsi="Cascadia Mono" w:eastAsia="Cascadia Mono"/>
+          <w:sz w:val="17"/>
+        </w:rPr>
+        <w:t>python monitoring\query_gateway.py --department d004 --limit 100</w:t>
+      </w:r>
+    </w:p>
+    <w:p>
+      <w:pPr>
+        <w:spacing w:after="20"/>
+        <w:ind w:left="259"/>
+      </w:pPr>
+      <w:r>
+        <w:rPr>
+          <w:rFonts w:ascii="Cascadia Mono" w:hAnsi="Cascadia Mono" w:eastAsia="Cascadia Mono"/>
+          <w:sz w:val="17"/>
+        </w:rPr>
+        <w:t>python monitoring\query_gateway.py --department d005 --limit 100</w:t>
+      </w:r>
+    </w:p>
+    <w:p>
+      <w:pPr>
+        <w:spacing w:after="20"/>
+        <w:ind w:left="259"/>
+      </w:pPr>
+      <w:r>
+        <w:rPr>
+          <w:rFonts w:ascii="Cascadia Mono" w:hAnsi="Cascadia Mono" w:eastAsia="Cascadia Mono"/>
+          <w:sz w:val="17"/>
+        </w:rPr>
+        <w:t>python monitoring\query_gateway.py --department d006 --limit 100</w:t>
+      </w:r>
+    </w:p>
+    <w:p>
+      <w:pPr>
+        <w:spacing w:after="20"/>
+        <w:ind w:left="259"/>
+      </w:pPr>
+      <w:r>
+        <w:rPr>
+          <w:rFonts w:ascii="Cascadia Mono" w:hAnsi="Cascadia Mono" w:eastAsia="Cascadia Mono"/>
+          <w:sz w:val="17"/>
+        </w:rPr>
+        <w:t>python monitoring\query_gateway.py --department d007 --limit 100</w:t>
+      </w:r>
+    </w:p>
+    <w:p>
+      <w:pPr>
+        <w:spacing w:after="20"/>
+        <w:ind w:left="259"/>
+      </w:pPr>
+      <w:r>
+        <w:rPr>
+          <w:rFonts w:ascii="Cascadia Mono" w:hAnsi="Cascadia Mono" w:eastAsia="Cascadia Mono"/>
+          <w:sz w:val="17"/>
+        </w:rPr>
+        <w:t>python monitoring\query_gateway.py --department d008 --limit 100</w:t>
+      </w:r>
+    </w:p>
+    <w:p>
+      <w:pPr>
+        <w:spacing w:after="20"/>
+        <w:ind w:left="259"/>
+      </w:pPr>
+      <w:r>
+        <w:rPr>
+          <w:rFonts w:ascii="Cascadia Mono" w:hAnsi="Cascadia Mono" w:eastAsia="Cascadia Mono"/>
+          <w:sz w:val="17"/>
+        </w:rPr>
+        <w:t>python monitoring\query_gateway.py --department d009 --limit 100</w:t>
+      </w:r>
+    </w:p>
+    <w:p>
+      <w:r>
+        <w:t>Các lệnh trên đi qua gateway, dùng model RF vừa train và lưu điểm theo phòng ban vào results/behavior_events.sqlite3.</w:t>
+      </w:r>
+    </w:p>
+    <w:p>
+      <w:pPr>
+        <w:pStyle w:val="Heading2"/>
+      </w:pPr>
+      <w:r>
+        <w:t>Bước 5 — sinh và nạp Demo B</w:t>
+      </w:r>
+    </w:p>
+    <w:p>
+      <w:pPr>
+        <w:spacing w:after="20"/>
+        <w:ind w:left="259"/>
+      </w:pPr>
+      <w:r>
+        <w:rPr>
+          <w:rFonts w:ascii="Cascadia Mono" w:hAnsi="Cascadia Mono" w:eastAsia="Cascadia Mono"/>
+          <w:sz w:val="17"/>
+        </w:rPr>
+        <w:t>python database\generate_rf_honeytokens.py</w:t>
+      </w:r>
+    </w:p>
+    <w:p>
+      <w:pPr>
+        <w:spacing w:after="20"/>
+        <w:ind w:left="259"/>
+      </w:pPr>
+      <w:r>
+        <w:rPr>
+          <w:rFonts w:ascii="Cascadia Mono" w:hAnsi="Cascadia Mono" w:eastAsia="Cascadia Mono"/>
+          <w:sz w:val="17"/>
+        </w:rPr>
+        <w:t>python database\apply_rf_honeytokens.py</w:t>
+      </w:r>
+    </w:p>
+    <w:p>
+      <w:pPr>
+        <w:spacing w:after="20"/>
+        <w:ind w:left="259"/>
+      </w:pPr>
+      <w:r>
+        <w:rPr>
+          <w:rFonts w:ascii="Cascadia Mono" w:hAnsi="Cascadia Mono" w:eastAsia="Cascadia Mono"/>
+          <w:sz w:val="17"/>
+        </w:rPr>
+        <w:t>python database\apply_rf_honeytokens.py --apply --admin</w:t>
+      </w:r>
+    </w:p>
+    <w:p>
+      <w:r>
+        <w:t>Generator B chỉ ghi candidates vào database/rf_artifacts. Apply đầu là dry-run; apply cuối mới nạp MySQL. B tái sử dụng nội dung HMA, còn phân bố department được tính từ risk score RF.</w:t>
+      </w:r>
+    </w:p>
+    <w:p>
+      <w:pPr>
+        <w:pStyle w:val="Heading2"/>
+      </w:pPr>
+      <w:r>
+        <w:t>Bước 6 — chạy cùng mục tiêu attacker và mở dashboard</w:t>
+      </w:r>
+    </w:p>
+    <w:p>
+      <w:pPr>
+        <w:spacing w:after="20"/>
+        <w:ind w:left="259"/>
+      </w:pPr>
+      <w:r>
+        <w:t>python evaluation\\run_live_attack_simulation.py --capture-only --repeats 20</w:t>
+      </w:r>
+    </w:p>
+    <w:p>
+      <w:pPr>
+        <w:spacing w:after="20"/>
+        <w:ind w:left="259"/>
+      </w:pPr>
+      <w:r>
+        <w:rPr>
+          <w:rFonts w:ascii="Cascadia Mono" w:hAnsi="Cascadia Mono" w:eastAsia="Cascadia Mono"/>
+          <w:sz w:val="17"/>
+        </w:rPr>
+        <w:t>python evaluation\train_live_model.py</w:t>
+      </w:r>
+    </w:p>
+    <w:p>
+      <w:pPr>
+        <w:spacing w:after="20"/>
+        <w:ind w:left="259"/>
+      </w:pPr>
+      <w:r>
+        <w:t>python evaluation\\run_common_scenarios.py</w:t>
+      </w:r>
+    </w:p>
+    <w:p>
+      <w:r>
+        <w:t>python -m streamlit run dashboard\\app.py</w:t>
+      </w:r>
+    </w:p>
+    <w:p>
+      <w:r>
+        <w:t>Dashboard có ba tab: hiệu quả vị trí, cảnh báo/phát hiện hành vi ML trên MySQL lab và benchmark hành vi tổng hợp. Benchmark dùng dữ liệu NumPy riêng, không trộn với kết quả live. Reset xóa kết quả cũ; dashboard chỉ hiện dữ liệu sau khi capture/train/benchmark được chạy lại.</w:t>
+      </w:r>
+    </w:p>
+    <w:p>
+      <w:pPr>
+        <w:pStyle w:val="Heading1"/>
+      </w:pPr>
+      <w:r>
+        <w:t>5. Diễn giải và giới hạn</w:t>
+      </w:r>
+    </w:p>
+    <w:p>
+      <w:pPr>
+        <w:pStyle w:val="ListBullet"/>
+      </w:pPr>
+      <w:r>
+        <w:t>Employee Sample Database là dữ liệu mẫu; không chứa hành vi nhân viên thực tế.</w:t>
+      </w:r>
+    </w:p>
+    <w:p>
+      <w:pPr>
+        <w:pStyle w:val="ListBullet"/>
+      </w:pPr>
+      <w:r>
+        <w:t>Demo B Random Forest được huấn luyện trên telemetry truy vấn MySQL lab; nhãn đáng ngờ/bình thường do kịch bản thử nghiệm gán, không phải dữ liệu tấn công thực. Mô hình được dùng cho cả chấm rủi ro phòng ban và phân loại hành vi trong phạm vi demo.</w:t>
+      </w:r>
+    </w:p>
+    <w:p>
+      <w:pPr>
+        <w:pStyle w:val="ListBullet"/>
+      </w:pPr>
+      <w:r>
+        <w:t>Risk allocation của B phụ thuộc vào các truy vấn department đã ghi trong behavior_events.sqlite3; ghi telemetry trước khi sinh candidates B.</w:t>
+      </w:r>
+    </w:p>
+    <w:p>
+      <w:pPr>
+        <w:pStyle w:val="ListBullet"/>
+      </w:pPr>
+      <w:r>
+        <w:t>Kết quả placement mới: 50/360 phiên hit ở A và 70/360 ở B trên lấy mẫu seeded/ngày tuyển dụng sớm. Với truy vấn 250 ID cao nhất, cả hai đều 180/180; phép này bão hòa và không phân biệt được hai cách chọn vị trí. Các con số chỉ mô tả dataset, seed và script hiện tại.</w:t>
+      </w:r>
+    </w:p>
+    <w:p>
+      <w:pPr>
+        <w:pStyle w:val="ListBullet"/>
+      </w:pPr>
+      <w:r>
+        <w:t>Kết quả cảnh báo ML và placement đo hai mục tiêu khác nhau. Demo B tốt hơn theo tỷ lệ hit placement trong bộ truy vấn mẫu seeded, còn truy vấn ngày tuyển dụng sớm ngang nhau; cần thêm lượt/kiểu truy vấn độc lập để đánh giá độ ổn định. Chưa có đánh giá người dùng về độ tin cậy honeytoken như trong bài báo gốc.</w:t>
+      </w:r>
+    </w:p>
+    <w:p>
+      <w:pPr>
+        <w:pStyle w:val="Heading1"/>
+      </w:pPr>
+      <w:r>
+        <w:t>6. Nguồn tham khảo</w:t>
+      </w:r>
+    </w:p>
+    <w:p>
+      <w:pPr>
+        <w:pStyle w:val="ListBullet"/>
+      </w:pPr>
+      <w:r>
+        <w:t>Bopche và cộng sự (2024), Generation and deployment of honeytokens in relational databases for cyber deception, Computers &amp; Security 146, 104032. https://doi.org/10.1016/j.cose.2024.104032</w:t>
+      </w:r>
+    </w:p>
+    <w:p>
+      <w:pPr>
+        <w:pStyle w:val="ListBullet"/>
+      </w:pPr>
+      <w:r>
+        <w:t>Bytebase Employee Sample Database, dataset_large. https://github.com/bytebase/employee-sample-database/tree/main/mysql</w:t>
+      </w:r>
+    </w:p>
+    <w:p>
+      <w:pPr>
+        <w:pStyle w:val="ListBullet"/>
+      </w:pPr>
+      <w:r>
+        <w:t>Synthetic Data Vault documentation. https://docs.sdv.dev/sdv</w:t>
+      </w:r>
+    </w:p>
+    <w:p>
+      <w:pPr>
+        <w:pStyle w:val="ListBullet"/>
+      </w:pPr>
+      <w:r>
+        <w:t>PhoneLab SQL trace paper. https://odin.cse.buffalo.edu/papers/2015/TPCTC-sqlite-final.pdf</w:t>
+      </w:r>
+    </w:p>
+    <w:p>
+      <w:pPr>
+        <w:pStyle w:val="ListBullet"/>
+      </w:pPr>
+      <w:r>
+        <w:t>LANL Cyber Security Research data. https://csr.lanl.gov/data/</w:t>
       </w:r>
     </w:p>
     <w:sectPr>
-      <w:headerReference w:type="default" r:id="rId9"/>
-      <w:footerReference w:type="default" r:id="rId10"/>
+      <w:footerReference w:type="default" r:id="rId9"/>
       <w:pgSz w:w="12240" w:h="15840"/>
-      <w:pgMar w:top="936" w:right="1037" w:bottom="936" w:left="1037" w:header="720" w:footer="720" w:gutter="0"/>
+      <w:pgMar w:top="979" w:right="1037" w:bottom="979" w:left="1037" w:header="720" w:footer="720" w:gutter="0"/>
       <w:cols w:space="720"/>
       <w:docGrid w:linePitch="360"/>
     </w:sectPr>
@@ -4127,33 +3632,14 @@
     </w:pPr>
     <w:r>
       <w:rPr>
-        <w:color w:val="5B6573"/>
+        <w:color w:val="646464"/>
         <w:sz w:val="16"/>
       </w:rPr>
-      <w:t xml:space="preserve">Tổng hợp dữ liệu demo  •  26/10/2026  •  </w:t>
+      <w:t xml:space="preserve">DBS401 Honeytoken  |  Phương pháp và kết quả  |  Trang </w:t>
     </w:r>
     <w:fldSimple w:instr="PAGE"/>
   </w:p>
 </w:ftr>
-</file>
-
-<file path=word/header1.xml><?xml version="1.0" encoding="utf-8"?>
-<w:hdr xmlns:m="http://schemas.openxmlformats.org/officeDocument/2006/math" xmlns:mc="http://schemas.openxmlformats.org/markup-compatibility/2006" xmlns:mo="http://schemas.microsoft.com/office/mac/office/2008/main" xmlns:mv="urn:schemas-microsoft-com:mac:vml" xmlns:o="urn:schemas-microsoft-com:office:office" xmlns:r="http://schemas.openxmlformats.org/officeDocument/2006/relationships" xmlns:v="urn:schemas-microsoft-com:vml" xmlns:w10="urn:schemas-microsoft-com:office:word" xmlns:w14="http://schemas.microsoft.com/office/word/2010/wordml" xmlns:w="http://schemas.openxmlformats.org/wordprocessingml/2006/main" xmlns:wne="http://schemas.microsoft.com/office/word/2006/wordml" xmlns:wp14="http://schemas.microsoft.com/office/word/2010/wordprocessingDrawing" xmlns:wp="http://schemas.openxmlformats.org/drawingml/2006/wordprocessingDrawing" xmlns:wpc="http://schemas.microsoft.com/office/word/2010/wordprocessingCanvas" xmlns:wpg="http://schemas.microsoft.com/office/word/2010/wordprocessingGroup" xmlns:wpi="http://schemas.microsoft.com/office/word/2010/wordprocessingInk" xmlns:wps="http://schemas.microsoft.com/office/word/2010/wordprocessingShape" mc:Ignorable="w14 wp14">
-  <w:p>
-    <w:pPr>
-      <w:pStyle w:val="Header"/>
-      <w:jc w:val="right"/>
-    </w:pPr>
-    <w:r>
-      <w:rPr>
-        <w:rFonts w:ascii="Arial" w:hAnsi="Arial"/>
-        <w:color w:val="5B6573"/>
-        <w:sz w:val="16"/>
-      </w:rPr>
-      <w:t>DBS401  |  HONEYTOKEN A/B</w:t>
-    </w:r>
-  </w:p>
-</w:hdr>
 </file>
 
 <file path=word/numbering.xml><?xml version="1.0" encoding="utf-8"?>
@@ -4520,12 +4006,11 @@
     <w:qFormat/>
     <w:rsid w:val="00FC693F"/>
     <w:pPr>
-      <w:spacing w:after="100" w:line="259" w:lineRule="auto"/>
+      <w:spacing w:after="120"/>
     </w:pPr>
     <w:rPr>
-      <w:rFonts w:ascii="Arial" w:hAnsi="Arial"/>
-      <w:color w:val="202A35"/>
-      <w:sz w:val="19"/>
+      <w:rFonts w:ascii="Aptos" w:hAnsi="Aptos" w:eastAsia="Aptos"/>
+      <w:sz w:val="21"/>
     </w:rPr>
   </w:style>
   <w:style w:type="paragraph" w:styleId="Header">
@@ -4583,14 +4068,14 @@
     <w:pPr>
       <w:keepNext/>
       <w:keepLines/>
-      <w:spacing w:before="200" w:after="100"/>
+      <w:spacing w:before="240" w:after="100"/>
       <w:outlineLvl w:val="0"/>
     </w:pPr>
     <w:rPr>
-      <w:rFonts w:asciiTheme="majorHAnsi" w:eastAsiaTheme="majorEastAsia" w:hAnsiTheme="majorHAnsi" w:cstheme="majorBidi" w:ascii="Arial" w:hAnsi="Arial"/>
+      <w:rFonts w:asciiTheme="majorHAnsi" w:eastAsiaTheme="majorEastAsia" w:hAnsiTheme="majorHAnsi" w:cstheme="majorBidi" w:ascii="Aptos" w:hAnsi="Aptos" w:eastAsia="Aptos"/>
       <w:b/>
       <w:bCs/>
-      <w:color w:val="17365D"/>
+      <w:color w:val="000000"/>
       <w:sz w:val="32"/>
       <w:szCs w:val="28"/>
     </w:rPr>
@@ -4607,14 +4092,14 @@
     <w:pPr>
       <w:keepNext/>
       <w:keepLines/>
-      <w:spacing w:before="200" w:after="100"/>
+      <w:spacing w:before="240" w:after="100"/>
       <w:outlineLvl w:val="1"/>
     </w:pPr>
     <w:rPr>
-      <w:rFonts w:asciiTheme="majorHAnsi" w:eastAsiaTheme="majorEastAsia" w:hAnsiTheme="majorHAnsi" w:cstheme="majorBidi" w:ascii="Arial" w:hAnsi="Arial"/>
+      <w:rFonts w:asciiTheme="majorHAnsi" w:eastAsiaTheme="majorEastAsia" w:hAnsiTheme="majorHAnsi" w:cstheme="majorBidi" w:ascii="Aptos" w:hAnsi="Aptos" w:eastAsia="Aptos"/>
       <w:b/>
       <w:bCs/>
-      <w:color w:val="087E8B"/>
+      <w:color w:val="000000"/>
       <w:sz w:val="24"/>
       <w:szCs w:val="26"/>
     </w:rPr>
@@ -4872,16 +4357,16 @@
       <w:pBdr>
         <w:bottom w:val="single" w:sz="8" w:space="4" w:color="4F81BD" w:themeColor="accent1"/>
       </w:pBdr>
-      <w:spacing w:after="100" w:line="240" w:lineRule="auto" w:before="0"/>
+      <w:spacing w:after="100" w:line="240" w:lineRule="auto" w:before="240"/>
       <w:contextualSpacing/>
     </w:pPr>
     <w:rPr>
-      <w:rFonts w:asciiTheme="majorHAnsi" w:eastAsiaTheme="majorEastAsia" w:hAnsiTheme="majorHAnsi" w:cstheme="majorBidi" w:ascii="Arial" w:hAnsi="Arial"/>
+      <w:rFonts w:asciiTheme="majorHAnsi" w:eastAsiaTheme="majorEastAsia" w:hAnsiTheme="majorHAnsi" w:cstheme="majorBidi" w:ascii="Aptos Display" w:hAnsi="Aptos Display" w:eastAsia="Aptos Display"/>
       <w:b/>
-      <w:color w:val="17365D"/>
+      <w:color w:val="000000"/>
       <w:spacing w:val="5"/>
       <w:kern w:val="28"/>
-      <w:sz w:val="52"/>
+      <w:sz w:val="48"/>
       <w:szCs w:val="52"/>
     </w:rPr>
   </w:style>
